--- a/插件详细手册/26.图块/关于侧边阶梯区域.docx
+++ b/插件详细手册/26.图块/关于侧边阶梯区域.docx
@@ -5,6 +5,9 @@
     <w:p>
       <w:pPr>
         <w:pStyle w:val="2"/>
+        <w:rPr>
+          <w:rFonts w:hint="eastAsia"/>
+        </w:rPr>
       </w:pPr>
       <w:r>
         <w:rPr>
@@ -16,6 +19,9 @@
     <w:p>
       <w:pPr>
         <w:pStyle w:val="3"/>
+        <w:rPr>
+          <w:rFonts w:hint="eastAsia"/>
+        </w:rPr>
       </w:pPr>
       <w:r>
         <w:rPr>
@@ -49,11 +55,9 @@
         </w:rPr>
         <w:t>◆</w:t>
       </w:r>
-      <w:proofErr w:type="spellStart"/>
       <w:r>
         <w:t>Drill_LayerStairArea</w:t>
       </w:r>
-      <w:proofErr w:type="spellEnd"/>
       <w:r>
         <w:tab/>
       </w:r>
@@ -66,14 +70,12 @@
       <w:r>
         <w:tab/>
       </w:r>
-      <w:proofErr w:type="gramStart"/>
       <w:r>
         <w:rPr>
           <w:rFonts w:hint="eastAsia"/>
         </w:rPr>
         <w:t>图块</w:t>
       </w:r>
-      <w:proofErr w:type="gramEnd"/>
       <w:r>
         <w:rPr>
           <w:rFonts w:hint="eastAsia"/>
@@ -260,21 +262,12 @@
         </w:rPr>
         <w:t>R</w:t>
       </w:r>
-      <w:proofErr w:type="gramStart"/>
       <w:r>
         <w:rPr>
           <w:rFonts w:hint="eastAsia"/>
           <w:iCs/>
         </w:rPr>
-        <w:t>图块占用</w:t>
-      </w:r>
-      <w:proofErr w:type="gramEnd"/>
-      <w:r>
-        <w:rPr>
-          <w:rFonts w:hint="eastAsia"/>
-          <w:iCs/>
-        </w:rPr>
-        <w:t>可以</w:t>
+        <w:t>图块占用可以</w:t>
       </w:r>
       <w:r>
         <w:rPr>
@@ -481,6 +474,9 @@
     <w:p>
       <w:pPr>
         <w:pStyle w:val="3"/>
+        <w:rPr>
+          <w:rFonts w:hint="eastAsia"/>
+        </w:rPr>
       </w:pPr>
       <w:r>
         <w:rPr>
@@ -586,17 +582,8 @@
                   <w:rStyle w:val="a4"/>
                   <w:rFonts w:hint="eastAsia"/>
                 </w:rPr>
-                <w:t>阶梯</w:t>
+                <w:t>阶梯的阶数</w:t>
               </w:r>
-              <w:proofErr w:type="gramStart"/>
-              <w:r>
-                <w:rPr>
-                  <w:rStyle w:val="a4"/>
-                  <w:rFonts w:hint="eastAsia"/>
-                </w:rPr>
-                <w:t>的阶数</w:t>
-              </w:r>
-              <w:proofErr w:type="gramEnd"/>
             </w:hyperlink>
             <w:r>
               <w:t xml:space="preserve"> </w:t>
@@ -638,14 +625,12 @@
             <w:pPr>
               <w:jc w:val="center"/>
             </w:pPr>
-            <w:proofErr w:type="gramStart"/>
             <w:r>
               <w:rPr>
                 <w:rFonts w:hint="eastAsia"/>
               </w:rPr>
               <w:t>图块细节</w:t>
             </w:r>
-            <w:proofErr w:type="gramEnd"/>
           </w:p>
         </w:tc>
         <w:tc>
@@ -723,42 +708,24 @@
               <w:t xml:space="preserve"> </w:t>
             </w:r>
             <w:hyperlink w:anchor="_图块填涂方法" w:history="1">
-              <w:proofErr w:type="gramStart"/>
               <w:r>
                 <w:rPr>
                   <w:rStyle w:val="a4"/>
                   <w:rFonts w:hint="eastAsia"/>
                 </w:rPr>
-                <w:t>图块填涂</w:t>
-              </w:r>
-              <w:proofErr w:type="gramEnd"/>
-              <w:r>
-                <w:rPr>
-                  <w:rStyle w:val="a4"/>
-                  <w:rFonts w:hint="eastAsia"/>
-                </w:rPr>
-                <w:t>方法</w:t>
+                <w:t>图块填涂方法</w:t>
               </w:r>
             </w:hyperlink>
             <w:r>
               <w:t xml:space="preserve"> </w:t>
             </w:r>
             <w:hyperlink w:anchor="_图块素材画法" w:history="1">
-              <w:proofErr w:type="gramStart"/>
               <w:r>
                 <w:rPr>
                   <w:rStyle w:val="a4"/>
                   <w:rFonts w:hint="eastAsia"/>
                 </w:rPr>
-                <w:t>图块素材</w:t>
-              </w:r>
-              <w:proofErr w:type="gramEnd"/>
-              <w:r>
-                <w:rPr>
-                  <w:rStyle w:val="a4"/>
-                  <w:rFonts w:hint="eastAsia"/>
-                </w:rPr>
-                <w:t>画法</w:t>
+                <w:t>图块素材画法</w:t>
               </w:r>
             </w:hyperlink>
             <w:r>
@@ -790,6 +757,9 @@
     <w:p>
       <w:pPr>
         <w:pStyle w:val="2"/>
+        <w:rPr>
+          <w:rFonts w:hint="eastAsia"/>
+        </w:rPr>
       </w:pPr>
       <w:r>
         <w:rPr>
@@ -808,6 +778,9 @@
     <w:p>
       <w:pPr>
         <w:pStyle w:val="3"/>
+        <w:rPr>
+          <w:rFonts w:hint="eastAsia"/>
+        </w:rPr>
       </w:pPr>
       <w:r>
         <w:rPr>
@@ -971,7 +944,7 @@
         <w:spacing w:after="0"/>
         <w:jc w:val="center"/>
         <w:rPr>
-          <w:rFonts w:ascii="宋体" w:eastAsia="宋体" w:hAnsi="宋体" w:cs="宋体"/>
+          <w:rFonts w:ascii="宋体" w:eastAsia="宋体" w:hAnsi="宋体" w:cs="宋体" w:hint="eastAsia"/>
           <w:sz w:val="24"/>
           <w:szCs w:val="24"/>
         </w:rPr>
@@ -1305,7 +1278,7 @@
         <w:spacing w:after="0"/>
         <w:jc w:val="center"/>
         <w:rPr>
-          <w:rFonts w:ascii="宋体" w:eastAsia="宋体" w:hAnsi="宋体" w:cs="宋体"/>
+          <w:rFonts w:ascii="宋体" w:eastAsia="宋体" w:hAnsi="宋体" w:cs="宋体" w:hint="eastAsia"/>
           <w:sz w:val="24"/>
           <w:szCs w:val="24"/>
         </w:rPr>
@@ -1604,6 +1577,9 @@
     <w:p>
       <w:pPr>
         <w:pStyle w:val="3"/>
+        <w:rPr>
+          <w:rFonts w:hint="eastAsia"/>
+        </w:rPr>
       </w:pPr>
       <w:r>
         <w:rPr>
@@ -1622,6 +1598,9 @@
     <w:p>
       <w:pPr>
         <w:pStyle w:val="4"/>
+        <w:rPr>
+          <w:rFonts w:hint="eastAsia"/>
+        </w:rPr>
       </w:pPr>
       <w:bookmarkStart w:id="3" w:name="_1）阶梯的阶数"/>
       <w:bookmarkEnd w:id="3"/>
@@ -1678,19 +1657,11 @@
         </w:rPr>
         <w:t>R</w:t>
       </w:r>
-      <w:proofErr w:type="gramStart"/>
-      <w:r>
-        <w:rPr>
-          <w:rFonts w:hint="eastAsia"/>
-        </w:rPr>
-        <w:t>图块绘制</w:t>
-      </w:r>
-      <w:proofErr w:type="gramEnd"/>
-      <w:r>
-        <w:rPr>
-          <w:rFonts w:hint="eastAsia"/>
-        </w:rPr>
-        <w:t>有关，会影响</w:t>
+      <w:r>
+        <w:rPr>
+          <w:rFonts w:hint="eastAsia"/>
+        </w:rPr>
+        <w:t>图块绘制有关，会影响</w:t>
       </w:r>
       <w:r>
         <w:rPr>
@@ -1722,21 +1693,7 @@
         <w:rPr>
           <w:rFonts w:hint="eastAsia"/>
         </w:rPr>
-        <w:t>玩家、事件移动时，都能</w:t>
-      </w:r>
-      <w:proofErr w:type="gramStart"/>
-      <w:r>
-        <w:rPr>
-          <w:rFonts w:hint="eastAsia"/>
-        </w:rPr>
-        <w:t>受到阶数而</w:t>
-      </w:r>
-      <w:proofErr w:type="gramEnd"/>
-      <w:r>
-        <w:rPr>
-          <w:rFonts w:hint="eastAsia"/>
-        </w:rPr>
-        <w:t>影响所在高度，如</w:t>
+        <w:t>玩家、事件移动时，都能受到阶数而影响所在高度，如</w:t>
       </w:r>
       <w:r>
         <w:rPr>
@@ -2075,7 +2032,7 @@
         <w:snapToGrid/>
         <w:jc w:val="center"/>
         <w:rPr>
-          <w:rFonts w:ascii="宋体" w:eastAsia="宋体" w:hAnsi="宋体" w:cs="宋体"/>
+          <w:rFonts w:ascii="宋体" w:eastAsia="宋体" w:hAnsi="宋体" w:cs="宋体" w:hint="eastAsia"/>
           <w:sz w:val="24"/>
           <w:szCs w:val="24"/>
         </w:rPr>
@@ -2343,19 +2300,11 @@
               </w:rPr>
               <w:t>Y</w:t>
             </w:r>
-            <w:proofErr w:type="gramStart"/>
             <w:r>
               <w:rPr>
                 <w:rFonts w:hint="eastAsia"/>
               </w:rPr>
-              <w:t>轴实际</w:t>
-            </w:r>
-            <w:proofErr w:type="gramEnd"/>
-            <w:r>
-              <w:rPr>
-                <w:rFonts w:hint="eastAsia"/>
-              </w:rPr>
-              <w:t>坐标都不变，终点时才</w:t>
+              <w:t>轴实际坐标都不变，终点时才</w:t>
             </w:r>
             <w:r>
               <w:rPr>
@@ -2398,70 +2347,36 @@
         </w:rPr>
         <w:t>图块规则见：</w:t>
       </w:r>
-      <w:r>
-        <w:fldChar w:fldCharType="begin"/>
-      </w:r>
-      <w:r>
-        <w:instrText>HYPERLINK \l "_1</w:instrText>
-      </w:r>
-      <w:r>
-        <w:instrText>）规则</w:instrText>
-      </w:r>
-      <w:r>
-        <w:instrText>_-_</w:instrText>
-      </w:r>
-      <w:r>
-        <w:instrText>阶梯的阶数</w:instrText>
-      </w:r>
-      <w:r>
-        <w:instrText>"</w:instrText>
-      </w:r>
-      <w:r>
-        <w:fldChar w:fldCharType="separate"/>
-      </w:r>
-      <w:r>
-        <w:rPr>
-          <w:rStyle w:val="a4"/>
-          <w:rFonts w:hint="eastAsia"/>
-        </w:rPr>
-        <w:t>1</w:t>
-      </w:r>
-      <w:r>
-        <w:rPr>
-          <w:rStyle w:val="a4"/>
-          <w:rFonts w:hint="eastAsia"/>
-        </w:rPr>
-        <w:t>）规则</w:t>
-      </w:r>
-      <w:r>
-        <w:rPr>
-          <w:rStyle w:val="a4"/>
-          <w:rFonts w:hint="eastAsia"/>
-        </w:rPr>
-        <w:t xml:space="preserve"> - </w:t>
-      </w:r>
-      <w:r>
-        <w:rPr>
-          <w:rStyle w:val="a4"/>
-          <w:rFonts w:hint="eastAsia"/>
-        </w:rPr>
-        <w:t>阶梯</w:t>
-      </w:r>
-      <w:proofErr w:type="gramStart"/>
-      <w:r>
-        <w:rPr>
-          <w:rStyle w:val="a4"/>
-          <w:rFonts w:hint="eastAsia"/>
-        </w:rPr>
-        <w:t>的阶数</w:t>
-      </w:r>
-      <w:proofErr w:type="gramEnd"/>
-      <w:r>
-        <w:rPr>
-          <w:rStyle w:val="a4"/>
-        </w:rPr>
-        <w:fldChar w:fldCharType="end"/>
-      </w:r>
+      <w:hyperlink w:anchor="_1）规则_-_阶梯的阶数" w:history="1">
+        <w:r>
+          <w:rPr>
+            <w:rStyle w:val="a4"/>
+            <w:rFonts w:hint="eastAsia"/>
+          </w:rPr>
+          <w:t>1</w:t>
+        </w:r>
+        <w:r>
+          <w:rPr>
+            <w:rStyle w:val="a4"/>
+            <w:rFonts w:hint="eastAsia"/>
+          </w:rPr>
+          <w:t>）规则</w:t>
+        </w:r>
+        <w:r>
+          <w:rPr>
+            <w:rStyle w:val="a4"/>
+            <w:rFonts w:hint="eastAsia"/>
+          </w:rPr>
+          <w:t xml:space="preserve"> - </w:t>
+        </w:r>
+        <w:r>
+          <w:rPr>
+            <w:rStyle w:val="a4"/>
+            <w:rFonts w:hint="eastAsia"/>
+          </w:rPr>
+          <w:t>阶梯的阶数</w:t>
+        </w:r>
+      </w:hyperlink>
       <w:r>
         <w:t xml:space="preserve"> </w:t>
       </w:r>
@@ -2485,6 +2400,9 @@
     <w:p>
       <w:pPr>
         <w:pStyle w:val="4"/>
+        <w:rPr>
+          <w:rFonts w:hint="eastAsia"/>
+        </w:rPr>
       </w:pPr>
       <w:r>
         <w:lastRenderedPageBreak/>
@@ -2527,7 +2445,6 @@
         </w:rPr>
         <w:t>指并列绘制的</w:t>
       </w:r>
-      <w:proofErr w:type="gramStart"/>
       <w:r>
         <w:rPr>
           <w:rFonts w:hint="eastAsia"/>
@@ -2544,9 +2461,48 @@
         <w:rPr>
           <w:rFonts w:hint="eastAsia"/>
         </w:rPr>
-        <w:t>的</w:t>
-      </w:r>
-      <w:proofErr w:type="gramEnd"/>
+        <w:t>的阶梯</w:t>
+      </w:r>
+      <w:r>
+        <w:rPr>
+          <w:rFonts w:hint="eastAsia"/>
+        </w:rPr>
+        <w:t>，</w:t>
+      </w:r>
+      <w:r>
+        <w:rPr>
+          <w:rFonts w:hint="eastAsia"/>
+        </w:rPr>
+        <w:t>玩家、事件在</w:t>
+      </w:r>
+      <w:r>
+        <w:rPr>
+          <w:rFonts w:hint="eastAsia"/>
+        </w:rPr>
+        <w:t>并列阶梯</w:t>
+      </w:r>
+      <w:r>
+        <w:rPr>
+          <w:rFonts w:hint="eastAsia"/>
+        </w:rPr>
+        <w:t>间</w:t>
+      </w:r>
+      <w:r>
+        <w:rPr>
+          <w:rFonts w:hint="eastAsia"/>
+        </w:rPr>
+        <w:t>可以上下移动。</w:t>
+      </w:r>
+    </w:p>
+    <w:p>
+      <w:r>
+        <w:rPr>
+          <w:rFonts w:hint="eastAsia"/>
+        </w:rPr>
+        <w:t>并列的阶梯可以纵向画任意宽度。</w:t>
+      </w:r>
+    </w:p>
+    <w:p>
       <w:r>
         <w:rPr>
           <w:rFonts w:hint="eastAsia"/>
@@ -2557,52 +2513,6 @@
         <w:rPr>
           <w:rFonts w:hint="eastAsia"/>
         </w:rPr>
-        <w:t>，</w:t>
-      </w:r>
-      <w:r>
-        <w:rPr>
-          <w:rFonts w:hint="eastAsia"/>
-        </w:rPr>
-        <w:t>玩家、事件在</w:t>
-      </w:r>
-      <w:r>
-        <w:rPr>
-          <w:rFonts w:hint="eastAsia"/>
-        </w:rPr>
-        <w:t>并列阶梯</w:t>
-      </w:r>
-      <w:r>
-        <w:rPr>
-          <w:rFonts w:hint="eastAsia"/>
-        </w:rPr>
-        <w:t>间</w:t>
-      </w:r>
-      <w:r>
-        <w:rPr>
-          <w:rFonts w:hint="eastAsia"/>
-        </w:rPr>
-        <w:t>可以上下移动。</w:t>
-      </w:r>
-    </w:p>
-    <w:p>
-      <w:r>
-        <w:rPr>
-          <w:rFonts w:hint="eastAsia"/>
-        </w:rPr>
-        <w:t>并列的阶梯可以纵向画任意宽度。</w:t>
-      </w:r>
-    </w:p>
-    <w:p>
-      <w:r>
-        <w:rPr>
-          <w:rFonts w:hint="eastAsia"/>
-        </w:rPr>
-        <w:t>阶梯</w:t>
-      </w:r>
-      <w:r>
-        <w:rPr>
-          <w:rFonts w:hint="eastAsia"/>
-        </w:rPr>
         <w:t>R</w:t>
       </w:r>
       <w:r>
@@ -2611,61 +2521,36 @@
         </w:rPr>
         <w:t>图块规则见：</w:t>
       </w:r>
-      <w:r>
-        <w:fldChar w:fldCharType="begin"/>
-      </w:r>
-      <w:r>
-        <w:instrText>HYPERLINK \l "_2</w:instrText>
-      </w:r>
-      <w:r>
-        <w:instrText>）规则</w:instrText>
-      </w:r>
-      <w:r>
-        <w:instrText>_-_</w:instrText>
-      </w:r>
-      <w:r>
-        <w:instrText>并列的阶梯</w:instrText>
-      </w:r>
-      <w:r>
-        <w:instrText>"</w:instrText>
-      </w:r>
-      <w:r>
-        <w:fldChar w:fldCharType="separate"/>
-      </w:r>
-      <w:r>
-        <w:rPr>
-          <w:rStyle w:val="a4"/>
-          <w:rFonts w:hint="eastAsia"/>
-        </w:rPr>
-        <w:t>2</w:t>
-      </w:r>
-      <w:r>
-        <w:rPr>
-          <w:rStyle w:val="a4"/>
-          <w:rFonts w:hint="eastAsia"/>
-        </w:rPr>
-        <w:t>）规则</w:t>
-      </w:r>
-      <w:r>
-        <w:rPr>
-          <w:rStyle w:val="a4"/>
-          <w:rFonts w:hint="eastAsia"/>
-        </w:rPr>
-        <w:t xml:space="preserve"> - </w:t>
-      </w:r>
-      <w:r>
-        <w:rPr>
-          <w:rStyle w:val="a4"/>
-          <w:rFonts w:hint="eastAsia"/>
-        </w:rPr>
-        <w:t>并列的阶梯</w:t>
-      </w:r>
-      <w:r>
-        <w:rPr>
-          <w:rStyle w:val="a4"/>
-        </w:rPr>
-        <w:fldChar w:fldCharType="end"/>
-      </w:r>
+      <w:hyperlink w:anchor="_2）规则_-_并列的阶梯" w:history="1">
+        <w:r>
+          <w:rPr>
+            <w:rStyle w:val="a4"/>
+            <w:rFonts w:hint="eastAsia"/>
+          </w:rPr>
+          <w:t>2</w:t>
+        </w:r>
+        <w:r>
+          <w:rPr>
+            <w:rStyle w:val="a4"/>
+            <w:rFonts w:hint="eastAsia"/>
+          </w:rPr>
+          <w:t>）规则</w:t>
+        </w:r>
+        <w:r>
+          <w:rPr>
+            <w:rStyle w:val="a4"/>
+            <w:rFonts w:hint="eastAsia"/>
+          </w:rPr>
+          <w:t xml:space="preserve"> - </w:t>
+        </w:r>
+        <w:r>
+          <w:rPr>
+            <w:rStyle w:val="a4"/>
+            <w:rFonts w:hint="eastAsia"/>
+          </w:rPr>
+          <w:t>并列的阶梯</w:t>
+        </w:r>
+      </w:hyperlink>
       <w:r>
         <w:t xml:space="preserve"> </w:t>
       </w:r>
@@ -2801,6 +2686,9 @@
     <w:p>
       <w:pPr>
         <w:pStyle w:val="4"/>
+        <w:rPr>
+          <w:rFonts w:hint="eastAsia"/>
+        </w:rPr>
       </w:pPr>
       <w:r>
         <w:t>3</w:t>
@@ -2834,7 +2722,6 @@
         </w:rPr>
         <w:t>：</w:t>
       </w:r>
-      <w:proofErr w:type="gramStart"/>
       <w:r>
         <w:rPr>
           <w:rFonts w:hint="eastAsia"/>
@@ -2851,14 +2738,7 @@
         <w:rPr>
           <w:rFonts w:hint="eastAsia"/>
         </w:rPr>
-        <w:t>数</w:t>
-      </w:r>
-      <w:proofErr w:type="gramEnd"/>
-      <w:r>
-        <w:rPr>
-          <w:rFonts w:hint="eastAsia"/>
-        </w:rPr>
-        <w:t>的阶梯</w:t>
+        <w:t>数的阶梯</w:t>
       </w:r>
       <w:r>
         <w:rPr>
@@ -2918,61 +2798,36 @@
         </w:rPr>
         <w:t>图块规则见：</w:t>
       </w:r>
-      <w:r>
-        <w:fldChar w:fldCharType="begin"/>
-      </w:r>
-      <w:r>
-        <w:instrText>HYPERLINK \l "_3</w:instrText>
-      </w:r>
-      <w:r>
-        <w:instrText>）规则</w:instrText>
-      </w:r>
-      <w:r>
-        <w:instrText>_-_</w:instrText>
-      </w:r>
-      <w:r>
-        <w:instrText>相连的阶梯</w:instrText>
-      </w:r>
-      <w:r>
-        <w:instrText>"</w:instrText>
-      </w:r>
-      <w:r>
-        <w:fldChar w:fldCharType="separate"/>
-      </w:r>
-      <w:r>
-        <w:rPr>
-          <w:rStyle w:val="a4"/>
-          <w:rFonts w:hint="eastAsia"/>
-        </w:rPr>
-        <w:t>3</w:t>
-      </w:r>
-      <w:r>
-        <w:rPr>
-          <w:rStyle w:val="a4"/>
-          <w:rFonts w:hint="eastAsia"/>
-        </w:rPr>
-        <w:t>）规则</w:t>
-      </w:r>
-      <w:r>
-        <w:rPr>
-          <w:rStyle w:val="a4"/>
-          <w:rFonts w:hint="eastAsia"/>
-        </w:rPr>
-        <w:t xml:space="preserve"> - </w:t>
-      </w:r>
-      <w:r>
-        <w:rPr>
-          <w:rStyle w:val="a4"/>
-          <w:rFonts w:hint="eastAsia"/>
-        </w:rPr>
-        <w:t>相连的阶梯</w:t>
-      </w:r>
-      <w:r>
-        <w:rPr>
-          <w:rStyle w:val="a4"/>
-        </w:rPr>
-        <w:fldChar w:fldCharType="end"/>
-      </w:r>
+      <w:hyperlink w:anchor="_3）规则_-_相连的阶梯" w:history="1">
+        <w:r>
+          <w:rPr>
+            <w:rStyle w:val="a4"/>
+            <w:rFonts w:hint="eastAsia"/>
+          </w:rPr>
+          <w:t>3</w:t>
+        </w:r>
+        <w:r>
+          <w:rPr>
+            <w:rStyle w:val="a4"/>
+            <w:rFonts w:hint="eastAsia"/>
+          </w:rPr>
+          <w:t>）规则</w:t>
+        </w:r>
+        <w:r>
+          <w:rPr>
+            <w:rStyle w:val="a4"/>
+            <w:rFonts w:hint="eastAsia"/>
+          </w:rPr>
+          <w:t xml:space="preserve"> - </w:t>
+        </w:r>
+        <w:r>
+          <w:rPr>
+            <w:rStyle w:val="a4"/>
+            <w:rFonts w:hint="eastAsia"/>
+          </w:rPr>
+          <w:t>相连的阶梯</w:t>
+        </w:r>
+      </w:hyperlink>
       <w:r>
         <w:t xml:space="preserve"> </w:t>
       </w:r>
@@ -2990,7 +2845,7 @@
         <w:spacing w:after="0"/>
         <w:jc w:val="center"/>
         <w:rPr>
-          <w:rFonts w:ascii="宋体" w:eastAsia="宋体" w:hAnsi="宋体" w:cs="宋体"/>
+          <w:rFonts w:ascii="宋体" w:eastAsia="宋体" w:hAnsi="宋体" w:cs="宋体" w:hint="eastAsia"/>
           <w:sz w:val="24"/>
           <w:szCs w:val="24"/>
         </w:rPr>
@@ -3156,6 +3011,9 @@
     <w:p>
       <w:pPr>
         <w:pStyle w:val="3"/>
+        <w:rPr>
+          <w:rFonts w:hint="eastAsia"/>
+        </w:rPr>
       </w:pPr>
       <w:bookmarkStart w:id="7" w:name="_区域判定"/>
       <w:bookmarkEnd w:id="7"/>
@@ -3170,6 +3028,9 @@
     <w:p>
       <w:pPr>
         <w:pStyle w:val="4"/>
+        <w:rPr>
+          <w:rFonts w:hint="eastAsia"/>
+        </w:rPr>
       </w:pPr>
       <w:r>
         <w:rPr>
@@ -3190,28 +3051,14 @@
         <w:spacing w:after="0"/>
         <w:jc w:val="both"/>
         <w:rPr>
-          <w:rFonts w:ascii="微软雅黑" w:hAnsi="微软雅黑"/>
-        </w:rPr>
-      </w:pPr>
-      <w:r>
-        <w:rPr>
           <w:rFonts w:ascii="微软雅黑" w:hAnsi="微软雅黑" w:hint="eastAsia"/>
         </w:rPr>
-        <w:t>阶梯区域与禁止跳跃区域 是等价的，既不能跳入，也不能在</w:t>
-      </w:r>
-      <w:proofErr w:type="gramStart"/>
+      </w:pPr>
       <w:r>
         <w:rPr>
           <w:rFonts w:ascii="微软雅黑" w:hAnsi="微软雅黑" w:hint="eastAsia"/>
         </w:rPr>
-        <w:t>禁跳区域</w:t>
-      </w:r>
-      <w:proofErr w:type="gramEnd"/>
-      <w:r>
-        <w:rPr>
-          <w:rFonts w:ascii="微软雅黑" w:hAnsi="微软雅黑" w:hint="eastAsia"/>
-        </w:rPr>
-        <w:t>上跳跃。</w:t>
+        <w:t>阶梯区域与禁止跳跃区域 是等价的，既不能跳入，也不能在禁跳区域上跳跃。</w:t>
       </w:r>
     </w:p>
     <w:p>
@@ -3219,22 +3066,13 @@
         <w:widowControl w:val="0"/>
         <w:spacing w:after="0"/>
         <w:jc w:val="both"/>
-        <w:rPr>
-          <w:rFonts w:ascii="微软雅黑" w:hAnsi="微软雅黑"/>
-          <w:bCs/>
-          <w:noProof/>
-          <w:color w:val="A6A6A6" w:themeColor="background1" w:themeShade="A6"/>
-        </w:rPr>
-      </w:pPr>
-      <w:r>
         <w:rPr>
           <w:rFonts w:ascii="微软雅黑" w:hAnsi="微软雅黑" w:hint="eastAsia"/>
           <w:bCs/>
           <w:noProof/>
           <w:color w:val="A6A6A6" w:themeColor="background1" w:themeShade="A6"/>
         </w:rPr>
-        <w:t>（从真实角度来说：</w:t>
-      </w:r>
+      </w:pPr>
       <w:r>
         <w:rPr>
           <w:rFonts w:ascii="微软雅黑" w:hAnsi="微软雅黑" w:hint="eastAsia"/>
@@ -3242,7 +3080,7 @@
           <w:noProof/>
           <w:color w:val="A6A6A6" w:themeColor="background1" w:themeShade="A6"/>
         </w:rPr>
-        <w:t>阶梯</w:t>
+        <w:t>（从真实角度来说：</w:t>
       </w:r>
       <w:r>
         <w:rPr>
@@ -3251,7 +3089,7 @@
           <w:noProof/>
           <w:color w:val="A6A6A6" w:themeColor="background1" w:themeShade="A6"/>
         </w:rPr>
-        <w:t>上乱跳会摔断腿。</w:t>
+        <w:t>阶梯</w:t>
       </w:r>
       <w:r>
         <w:rPr>
@@ -3260,21 +3098,8 @@
           <w:noProof/>
           <w:color w:val="A6A6A6" w:themeColor="background1" w:themeShade="A6"/>
         </w:rPr>
-        <w:t>）</w:t>
-      </w:r>
-    </w:p>
-    <w:p>
-      <w:pPr>
-        <w:widowControl w:val="0"/>
-        <w:spacing w:after="0"/>
-        <w:jc w:val="both"/>
-        <w:rPr>
-          <w:rFonts w:ascii="微软雅黑" w:hAnsi="微软雅黑"/>
-          <w:bCs/>
-          <w:noProof/>
-          <w:color w:val="A6A6A6" w:themeColor="background1" w:themeShade="A6"/>
-        </w:rPr>
-      </w:pPr>
+        <w:t>上乱跳会摔断腿。</w:t>
+      </w:r>
       <w:r>
         <w:rPr>
           <w:rFonts w:ascii="微软雅黑" w:hAnsi="微软雅黑" w:hint="eastAsia"/>
@@ -3282,17 +3107,21 @@
           <w:noProof/>
           <w:color w:val="A6A6A6" w:themeColor="background1" w:themeShade="A6"/>
         </w:rPr>
-        <w:t>（</w:t>
-      </w:r>
-      <w:r>
+        <w:t>）</w:t>
+      </w:r>
+    </w:p>
+    <w:p>
+      <w:pPr>
+        <w:widowControl w:val="0"/>
+        <w:spacing w:after="0"/>
+        <w:jc w:val="both"/>
         <w:rPr>
           <w:rFonts w:ascii="微软雅黑" w:hAnsi="微软雅黑" w:hint="eastAsia"/>
           <w:bCs/>
           <w:noProof/>
           <w:color w:val="A6A6A6" w:themeColor="background1" w:themeShade="A6"/>
         </w:rPr>
-        <w:t>从脚本角度来说：脚本底层处理跳跃极为麻烦，跳跃时高度有难以解决的错位问题，无奈只好禁跳。</w:t>
-      </w:r>
+      </w:pPr>
       <w:r>
         <w:rPr>
           <w:rFonts w:ascii="微软雅黑" w:hAnsi="微软雅黑" w:hint="eastAsia"/>
@@ -3300,6 +3129,24 @@
           <w:noProof/>
           <w:color w:val="A6A6A6" w:themeColor="background1" w:themeShade="A6"/>
         </w:rPr>
+        <w:t>（</w:t>
+      </w:r>
+      <w:r>
+        <w:rPr>
+          <w:rFonts w:ascii="微软雅黑" w:hAnsi="微软雅黑" w:hint="eastAsia"/>
+          <w:bCs/>
+          <w:noProof/>
+          <w:color w:val="A6A6A6" w:themeColor="background1" w:themeShade="A6"/>
+        </w:rPr>
+        <w:t>从脚本角度来说：脚本底层处理跳跃极为麻烦，跳跃时高度有难以解决的错位问题，无奈只好禁跳。</w:t>
+      </w:r>
+      <w:r>
+        <w:rPr>
+          <w:rFonts w:ascii="微软雅黑" w:hAnsi="微软雅黑" w:hint="eastAsia"/>
+          <w:bCs/>
+          <w:noProof/>
+          <w:color w:val="A6A6A6" w:themeColor="background1" w:themeShade="A6"/>
+        </w:rPr>
         <w:t>）</w:t>
       </w:r>
     </w:p>
@@ -3310,7 +3157,7 @@
         <w:spacing w:after="0"/>
         <w:jc w:val="center"/>
         <w:rPr>
-          <w:rFonts w:ascii="宋体" w:eastAsia="宋体" w:hAnsi="宋体" w:cs="宋体"/>
+          <w:rFonts w:ascii="宋体" w:eastAsia="宋体" w:hAnsi="宋体" w:cs="宋体" w:hint="eastAsia"/>
           <w:sz w:val="24"/>
           <w:szCs w:val="24"/>
         </w:rPr>
@@ -3375,6 +3222,9 @@
     <w:p>
       <w:pPr>
         <w:pStyle w:val="4"/>
+        <w:rPr>
+          <w:rFonts w:hint="eastAsia"/>
+        </w:rPr>
       </w:pPr>
       <w:r>
         <w:rPr>
@@ -3395,13 +3245,13 @@
         <w:spacing w:after="0"/>
         <w:jc w:val="both"/>
         <w:rPr>
-          <w:rFonts w:ascii="微软雅黑" w:hAnsi="微软雅黑"/>
-        </w:rPr>
-      </w:pPr>
-      <w:r>
-        <w:rPr>
           <w:rFonts w:ascii="微软雅黑" w:hAnsi="微软雅黑" w:hint="eastAsia"/>
         </w:rPr>
+      </w:pPr>
+      <w:r>
+        <w:rPr>
+          <w:rFonts w:ascii="微软雅黑" w:hAnsi="微软雅黑" w:hint="eastAsia"/>
+        </w:rPr>
         <w:t>阶梯区域和普通地面被分割成两部分，上下方向 进入/离开 的路口都是不可通行的。</w:t>
       </w:r>
     </w:p>
@@ -3411,7 +3261,7 @@
         <w:spacing w:after="0"/>
         <w:jc w:val="both"/>
         <w:rPr>
-          <w:rFonts w:ascii="微软雅黑" w:hAnsi="微软雅黑"/>
+          <w:rFonts w:ascii="微软雅黑" w:hAnsi="微软雅黑" w:hint="eastAsia"/>
         </w:rPr>
       </w:pPr>
       <w:r>
@@ -3428,7 +3278,7 @@
         <w:spacing w:after="0"/>
         <w:jc w:val="center"/>
         <w:rPr>
-          <w:rFonts w:ascii="宋体" w:eastAsia="宋体" w:hAnsi="宋体" w:cs="宋体"/>
+          <w:rFonts w:ascii="宋体" w:eastAsia="宋体" w:hAnsi="宋体" w:cs="宋体" w:hint="eastAsia"/>
           <w:sz w:val="24"/>
           <w:szCs w:val="24"/>
         </w:rPr>
@@ -3493,6 +3343,9 @@
     <w:p>
       <w:pPr>
         <w:pStyle w:val="4"/>
+        <w:rPr>
+          <w:rFonts w:hint="eastAsia"/>
+        </w:rPr>
       </w:pPr>
       <w:r>
         <w:rPr>
@@ -3519,13 +3372,13 @@
         <w:spacing w:after="0"/>
         <w:jc w:val="both"/>
         <w:rPr>
-          <w:rFonts w:ascii="微软雅黑" w:hAnsi="微软雅黑"/>
-        </w:rPr>
-      </w:pPr>
-      <w:r>
-        <w:rPr>
           <w:rFonts w:ascii="微软雅黑" w:hAnsi="微软雅黑" w:hint="eastAsia"/>
         </w:rPr>
+      </w:pPr>
+      <w:r>
+        <w:rPr>
+          <w:rFonts w:ascii="微软雅黑" w:hAnsi="微软雅黑" w:hint="eastAsia"/>
+        </w:rPr>
         <w:t>飞行的物体，不会因处于阶梯区域而改变高度</w:t>
       </w:r>
       <w:r>
@@ -3541,7 +3394,7 @@
         <w:spacing w:after="0"/>
         <w:jc w:val="center"/>
         <w:rPr>
-          <w:rFonts w:ascii="微软雅黑" w:hAnsi="微软雅黑"/>
+          <w:rFonts w:ascii="微软雅黑" w:hAnsi="微软雅黑" w:hint="eastAsia"/>
         </w:rPr>
       </w:pPr>
       <w:r>
@@ -3604,7 +3457,7 @@
         <w:widowControl w:val="0"/>
         <w:spacing w:after="0"/>
         <w:rPr>
-          <w:rFonts w:ascii="微软雅黑" w:hAnsi="微软雅黑"/>
+          <w:rFonts w:ascii="微软雅黑" w:hAnsi="微软雅黑" w:hint="eastAsia"/>
         </w:rPr>
       </w:pPr>
     </w:p>
@@ -3614,21 +3467,24 @@
         <w:snapToGrid/>
         <w:spacing w:line="220" w:lineRule="atLeast"/>
         <w:rPr>
+          <w:rFonts w:ascii="微软雅黑" w:hAnsi="微软雅黑" w:hint="eastAsia"/>
+          <w:b/>
+        </w:rPr>
+      </w:pPr>
+      <w:r>
+        <w:rPr>
           <w:rFonts w:ascii="微软雅黑" w:hAnsi="微软雅黑"/>
           <w:b/>
         </w:rPr>
-      </w:pPr>
-      <w:r>
-        <w:rPr>
-          <w:rFonts w:ascii="微软雅黑" w:hAnsi="微软雅黑"/>
-          <w:b/>
-        </w:rPr>
         <w:br w:type="page"/>
       </w:r>
     </w:p>
     <w:p>
       <w:pPr>
         <w:pStyle w:val="3"/>
+        <w:rPr>
+          <w:rFonts w:hint="eastAsia"/>
+        </w:rPr>
       </w:pPr>
       <w:r>
         <w:rPr>
@@ -3641,6 +3497,9 @@
     <w:p>
       <w:pPr>
         <w:pStyle w:val="4"/>
+        <w:rPr>
+          <w:rFonts w:hint="eastAsia"/>
+        </w:rPr>
       </w:pPr>
       <w:r>
         <w:rPr>
@@ -3695,15 +3554,15 @@
         <w:spacing w:after="0"/>
         <w:jc w:val="both"/>
         <w:rPr>
-          <w:rFonts w:ascii="微软雅黑" w:hAnsi="微软雅黑"/>
-          <w:bCs/>
-        </w:rPr>
-      </w:pPr>
-      <w:r>
-        <w:rPr>
           <w:rFonts w:ascii="微软雅黑" w:hAnsi="微软雅黑" w:hint="eastAsia"/>
           <w:bCs/>
         </w:rPr>
+      </w:pPr>
+      <w:r>
+        <w:rPr>
+          <w:rFonts w:ascii="微软雅黑" w:hAnsi="微软雅黑" w:hint="eastAsia"/>
+          <w:bCs/>
+        </w:rPr>
         <w:t>所以，箱子事件可以被推上阶梯。</w:t>
       </w:r>
     </w:p>
@@ -3712,28 +3571,14 @@
         <w:adjustRightInd/>
         <w:spacing w:after="0" w:line="220" w:lineRule="atLeast"/>
         <w:rPr>
-          <w:rFonts w:ascii="微软雅黑" w:hAnsi="微软雅黑"/>
-        </w:rPr>
-      </w:pPr>
-      <w:r>
-        <w:rPr>
           <w:rFonts w:ascii="微软雅黑" w:hAnsi="微软雅黑" w:hint="eastAsia"/>
         </w:rPr>
-        <w:t>但是注意，箱子处于对角位置时，如果用下面的</w:t>
-      </w:r>
-      <w:proofErr w:type="gramStart"/>
+      </w:pPr>
       <w:r>
         <w:rPr>
           <w:rFonts w:ascii="微软雅黑" w:hAnsi="微软雅黑" w:hint="eastAsia"/>
         </w:rPr>
-        <w:t>纯事件</w:t>
-      </w:r>
-      <w:proofErr w:type="gramEnd"/>
-      <w:r>
-        <w:rPr>
-          <w:rFonts w:ascii="微软雅黑" w:hAnsi="微软雅黑" w:hint="eastAsia"/>
-        </w:rPr>
-        <w:t>指令，推动会出现偏差。</w:t>
+        <w:t>但是注意，箱子处于对角位置时，如果用下面的纯事件指令，推动会出现偏差。</w:t>
       </w:r>
     </w:p>
     <w:p>
@@ -3742,7 +3587,7 @@
         <w:spacing w:after="0"/>
         <w:jc w:val="center"/>
         <w:rPr>
-          <w:rFonts w:ascii="宋体" w:eastAsia="宋体" w:hAnsi="宋体" w:cs="宋体"/>
+          <w:rFonts w:ascii="宋体" w:eastAsia="宋体" w:hAnsi="宋体" w:cs="宋体" w:hint="eastAsia"/>
           <w:sz w:val="24"/>
           <w:szCs w:val="24"/>
         </w:rPr>
@@ -3873,13 +3718,13 @@
         <w:adjustRightInd/>
         <w:spacing w:after="0"/>
         <w:rPr>
-          <w:rFonts w:ascii="微软雅黑" w:hAnsi="微软雅黑"/>
-        </w:rPr>
-      </w:pPr>
-      <w:r>
-        <w:rPr>
           <w:rFonts w:ascii="微软雅黑" w:hAnsi="微软雅黑" w:hint="eastAsia"/>
         </w:rPr>
+      </w:pPr>
+      <w:r>
+        <w:rPr>
+          <w:rFonts w:ascii="微软雅黑" w:hAnsi="微软雅黑" w:hint="eastAsia"/>
+        </w:rPr>
         <w:t>使用下面的改进写法，就可以避免。</w:t>
       </w:r>
     </w:p>
@@ -3889,7 +3734,7 @@
         <w:spacing w:after="0"/>
         <w:jc w:val="center"/>
         <w:rPr>
-          <w:rFonts w:ascii="微软雅黑" w:hAnsi="微软雅黑"/>
+          <w:rFonts w:ascii="微软雅黑" w:hAnsi="微软雅黑" w:hint="eastAsia"/>
         </w:rPr>
       </w:pPr>
       <w:r>
@@ -3952,13 +3797,16 @@
         <w:adjustRightInd/>
         <w:spacing w:after="0"/>
         <w:rPr>
-          <w:rFonts w:ascii="微软雅黑" w:hAnsi="微软雅黑"/>
+          <w:rFonts w:ascii="微软雅黑" w:hAnsi="微软雅黑" w:hint="eastAsia"/>
         </w:rPr>
       </w:pPr>
     </w:p>
     <w:p>
       <w:pPr>
         <w:pStyle w:val="4"/>
+        <w:rPr>
+          <w:rFonts w:hint="eastAsia"/>
+        </w:rPr>
       </w:pPr>
       <w:r>
         <w:rPr>
@@ -3996,7 +3844,7 @@
         <w:adjustRightInd/>
         <w:snapToGrid/>
         <w:rPr>
-          <w:rFonts w:ascii="宋体" w:eastAsia="宋体" w:hAnsi="宋体" w:cs="宋体"/>
+          <w:rFonts w:ascii="宋体" w:eastAsia="宋体" w:hAnsi="宋体" w:cs="宋体" w:hint="eastAsia"/>
           <w:sz w:val="24"/>
           <w:szCs w:val="24"/>
         </w:rPr>
@@ -4191,7 +4039,7 @@
         <w:adjustRightInd/>
         <w:snapToGrid/>
         <w:rPr>
-          <w:rFonts w:ascii="宋体" w:eastAsia="宋体" w:hAnsi="宋体" w:cs="宋体"/>
+          <w:rFonts w:ascii="宋体" w:eastAsia="宋体" w:hAnsi="宋体" w:cs="宋体" w:hint="eastAsia"/>
           <w:sz w:val="24"/>
           <w:szCs w:val="24"/>
         </w:rPr>
@@ -4200,6 +4048,9 @@
     <w:p>
       <w:pPr>
         <w:pStyle w:val="4"/>
+        <w:rPr>
+          <w:rFonts w:hint="eastAsia"/>
+        </w:rPr>
       </w:pPr>
       <w:r>
         <w:lastRenderedPageBreak/>
@@ -4251,7 +4102,7 @@
         <w:spacing w:after="0"/>
         <w:jc w:val="center"/>
         <w:rPr>
-          <w:rFonts w:ascii="宋体" w:eastAsia="宋体" w:hAnsi="宋体" w:cs="宋体"/>
+          <w:rFonts w:ascii="宋体" w:eastAsia="宋体" w:hAnsi="宋体" w:cs="宋体" w:hint="eastAsia"/>
           <w:sz w:val="24"/>
           <w:szCs w:val="24"/>
         </w:rPr>
@@ -4322,6 +4173,9 @@
     <w:p>
       <w:pPr>
         <w:pStyle w:val="4"/>
+        <w:rPr>
+          <w:rFonts w:hint="eastAsia"/>
+        </w:rPr>
       </w:pPr>
       <w:r>
         <w:t>4</w:t>
@@ -4336,16 +4190,8 @@
         <w:rPr>
           <w:rFonts w:hint="eastAsia"/>
         </w:rPr>
-        <w:t>阶梯与</w:t>
-      </w:r>
-      <w:proofErr w:type="gramStart"/>
-      <w:r>
-        <w:rPr>
-          <w:rFonts w:hint="eastAsia"/>
-        </w:rPr>
-        <w:t>光滑图块</w:t>
-      </w:r>
-      <w:proofErr w:type="gramEnd"/>
+        <w:t>阶梯与光滑图块</w:t>
+      </w:r>
     </w:p>
     <w:p>
       <w:pPr>
@@ -4420,7 +4266,7 @@
         <w:spacing w:after="0"/>
         <w:jc w:val="center"/>
         <w:rPr>
-          <w:rFonts w:ascii="宋体" w:eastAsia="宋体" w:hAnsi="宋体" w:cs="宋体"/>
+          <w:rFonts w:ascii="宋体" w:eastAsia="宋体" w:hAnsi="宋体" w:cs="宋体" w:hint="eastAsia"/>
           <w:sz w:val="24"/>
           <w:szCs w:val="24"/>
         </w:rPr>
@@ -4582,8 +4428,10 @@
     <w:p>
       <w:pPr>
         <w:pStyle w:val="2"/>
-      </w:pPr>
-      <w:proofErr w:type="gramStart"/>
+        <w:rPr>
+          <w:rFonts w:hint="eastAsia"/>
+        </w:rPr>
+      </w:pPr>
       <w:r>
         <w:rPr>
           <w:rFonts w:hint="eastAsia"/>
@@ -4591,11 +4439,13 @@
         <w:lastRenderedPageBreak/>
         <w:t>图块细节</w:t>
       </w:r>
-      <w:proofErr w:type="gramEnd"/>
     </w:p>
     <w:p>
       <w:pPr>
         <w:pStyle w:val="3"/>
+        <w:rPr>
+          <w:rFonts w:hint="eastAsia"/>
+        </w:rPr>
       </w:pPr>
       <w:bookmarkStart w:id="8" w:name="_区域判定_1"/>
       <w:bookmarkEnd w:id="8"/>
@@ -4631,7 +4481,7 @@
               <w:spacing w:after="0"/>
               <w:jc w:val="both"/>
               <w:rPr>
-                <w:rFonts w:ascii="微软雅黑" w:hAnsi="微软雅黑"/>
+                <w:rFonts w:ascii="微软雅黑" w:hAnsi="微软雅黑" w:hint="eastAsia"/>
               </w:rPr>
             </w:pPr>
             <w:r>
@@ -4647,42 +4497,14 @@
               <w:spacing w:after="0"/>
               <w:jc w:val="both"/>
               <w:rPr>
-                <w:rFonts w:ascii="微软雅黑" w:hAnsi="微软雅黑"/>
+                <w:rFonts w:ascii="微软雅黑" w:hAnsi="微软雅黑" w:hint="eastAsia"/>
               </w:rPr>
             </w:pPr>
             <w:r>
               <w:rPr>
                 <w:rFonts w:ascii="微软雅黑" w:hAnsi="微软雅黑" w:hint="eastAsia"/>
               </w:rPr>
-              <w:t>举个例子，小爱丽丝</w:t>
-            </w:r>
-            <w:proofErr w:type="gramStart"/>
-            <w:r>
-              <w:rPr>
-                <w:rFonts w:ascii="微软雅黑" w:hAnsi="微软雅黑" w:hint="eastAsia"/>
-              </w:rPr>
-              <w:t>从图块</w:t>
-            </w:r>
-            <w:proofErr w:type="gramEnd"/>
-            <w:r>
-              <w:rPr>
-                <w:rFonts w:ascii="微软雅黑" w:hAnsi="微软雅黑" w:hint="eastAsia"/>
-              </w:rPr>
-              <w:t>A移动</w:t>
-            </w:r>
-            <w:proofErr w:type="gramStart"/>
-            <w:r>
-              <w:rPr>
-                <w:rFonts w:ascii="微软雅黑" w:hAnsi="微软雅黑" w:hint="eastAsia"/>
-              </w:rPr>
-              <w:t>到图块</w:t>
-            </w:r>
-            <w:proofErr w:type="gramEnd"/>
-            <w:r>
-              <w:rPr>
-                <w:rFonts w:ascii="微软雅黑" w:hAnsi="微软雅黑" w:hint="eastAsia"/>
-              </w:rPr>
-              <w:t>B。</w:t>
+              <w:t>举个例子，小爱丽丝从图块A移动到图块B。</w:t>
             </w:r>
           </w:p>
           <w:p>
@@ -4691,7 +4513,7 @@
               <w:spacing w:after="0"/>
               <w:jc w:val="center"/>
               <w:rPr>
-                <w:rFonts w:ascii="微软雅黑" w:hAnsi="微软雅黑"/>
+                <w:rFonts w:ascii="微软雅黑" w:hAnsi="微软雅黑" w:hint="eastAsia"/>
               </w:rPr>
             </w:pPr>
             <w:r>
@@ -4763,35 +4585,7 @@
               <w:rPr>
                 <w:rFonts w:ascii="微软雅黑" w:hAnsi="微软雅黑" w:hint="eastAsia"/>
               </w:rPr>
-              <w:t>只要小爱丽</w:t>
-            </w:r>
-            <w:proofErr w:type="gramStart"/>
-            <w:r>
-              <w:rPr>
-                <w:rFonts w:ascii="微软雅黑" w:hAnsi="微软雅黑" w:hint="eastAsia"/>
-              </w:rPr>
-              <w:t>丝开始</w:t>
-            </w:r>
-            <w:proofErr w:type="gramEnd"/>
-            <w:r>
-              <w:rPr>
-                <w:rFonts w:ascii="微软雅黑" w:hAnsi="微软雅黑" w:hint="eastAsia"/>
-              </w:rPr>
-              <w:t>移动，那么小爱丽丝就已经处于B</w:t>
-            </w:r>
-            <w:proofErr w:type="gramStart"/>
-            <w:r>
-              <w:rPr>
-                <w:rFonts w:ascii="微软雅黑" w:hAnsi="微软雅黑" w:hint="eastAsia"/>
-              </w:rPr>
-              <w:t>图块位置</w:t>
-            </w:r>
-            <w:proofErr w:type="gramEnd"/>
-            <w:r>
-              <w:rPr>
-                <w:rFonts w:ascii="微软雅黑" w:hAnsi="微软雅黑" w:hint="eastAsia"/>
-              </w:rPr>
-              <w:t>。</w:t>
+              <w:t>只要小爱丽丝开始移动，那么小爱丽丝就已经处于B图块位置。</w:t>
             </w:r>
           </w:p>
         </w:tc>
@@ -4897,118 +4691,76 @@
         <w:spacing w:after="0"/>
         <w:jc w:val="both"/>
         <w:rPr>
+          <w:rFonts w:ascii="微软雅黑" w:hAnsi="微软雅黑" w:hint="eastAsia"/>
+        </w:rPr>
+      </w:pPr>
+      <w:r>
+        <w:rPr>
+          <w:rFonts w:ascii="微软雅黑" w:hAnsi="微软雅黑" w:hint="eastAsia"/>
+        </w:rPr>
+        <w:t>S点开始移动时，小爱丽丝已经处于1点的位置</w:t>
+      </w:r>
+      <w:r>
+        <w:rPr>
+          <w:rFonts w:ascii="微软雅黑" w:hAnsi="微软雅黑" w:hint="eastAsia"/>
+        </w:rPr>
+        <w:t>。</w:t>
+      </w:r>
+    </w:p>
+    <w:p>
+      <w:pPr>
+        <w:widowControl w:val="0"/>
+        <w:spacing w:after="0"/>
+        <w:jc w:val="both"/>
+        <w:rPr>
+          <w:rFonts w:ascii="微软雅黑" w:hAnsi="微软雅黑" w:hint="eastAsia"/>
+        </w:rPr>
+      </w:pPr>
+      <w:r>
+        <w:rPr>
           <w:rFonts w:ascii="微软雅黑" w:hAnsi="微软雅黑"/>
         </w:rPr>
-      </w:pPr>
+        <w:t>1</w:t>
+      </w:r>
       <w:r>
         <w:rPr>
           <w:rFonts w:ascii="微软雅黑" w:hAnsi="微软雅黑" w:hint="eastAsia"/>
         </w:rPr>
-        <w:t>S点开始移动时，小爱丽</w:t>
-      </w:r>
-      <w:proofErr w:type="gramStart"/>
+        <w:t>点开始移动时，小爱丽丝已经处于</w:t>
+      </w:r>
+      <w:r>
+        <w:rPr>
+          <w:rFonts w:ascii="微软雅黑" w:hAnsi="微软雅黑"/>
+        </w:rPr>
+        <w:t>2</w:t>
+      </w:r>
       <w:r>
         <w:rPr>
           <w:rFonts w:ascii="微软雅黑" w:hAnsi="微软雅黑" w:hint="eastAsia"/>
         </w:rPr>
-        <w:t>丝已经</w:t>
-      </w:r>
-      <w:proofErr w:type="gramEnd"/>
-      <w:r>
+        <w:t>点的位置。</w:t>
+      </w:r>
+    </w:p>
+    <w:p>
+      <w:pPr>
+        <w:widowControl w:val="0"/>
+        <w:spacing w:after="0"/>
+        <w:jc w:val="both"/>
         <w:rPr>
           <w:rFonts w:ascii="微软雅黑" w:hAnsi="微软雅黑" w:hint="eastAsia"/>
         </w:rPr>
-        <w:t>处于1点的位置</w:t>
+      </w:pPr>
+      <w:r>
+        <w:rPr>
+          <w:rFonts w:ascii="微软雅黑" w:hAnsi="微软雅黑"/>
+        </w:rPr>
+        <w:t>2</w:t>
       </w:r>
       <w:r>
         <w:rPr>
           <w:rFonts w:ascii="微软雅黑" w:hAnsi="微软雅黑" w:hint="eastAsia"/>
         </w:rPr>
-        <w:t>。</w:t>
-      </w:r>
-    </w:p>
-    <w:p>
-      <w:pPr>
-        <w:widowControl w:val="0"/>
-        <w:spacing w:after="0"/>
-        <w:jc w:val="both"/>
-        <w:rPr>
-          <w:rFonts w:ascii="微软雅黑" w:hAnsi="微软雅黑"/>
-        </w:rPr>
-      </w:pPr>
-      <w:r>
-        <w:rPr>
-          <w:rFonts w:ascii="微软雅黑" w:hAnsi="微软雅黑"/>
-        </w:rPr>
-        <w:t>1</w:t>
-      </w:r>
-      <w:r>
-        <w:rPr>
-          <w:rFonts w:ascii="微软雅黑" w:hAnsi="微软雅黑" w:hint="eastAsia"/>
-        </w:rPr>
-        <w:t>点开始移动时，小爱丽</w:t>
-      </w:r>
-      <w:proofErr w:type="gramStart"/>
-      <w:r>
-        <w:rPr>
-          <w:rFonts w:ascii="微软雅黑" w:hAnsi="微软雅黑" w:hint="eastAsia"/>
-        </w:rPr>
-        <w:t>丝已经</w:t>
-      </w:r>
-      <w:proofErr w:type="gramEnd"/>
-      <w:r>
-        <w:rPr>
-          <w:rFonts w:ascii="微软雅黑" w:hAnsi="微软雅黑" w:hint="eastAsia"/>
-        </w:rPr>
-        <w:t>处于</w:t>
-      </w:r>
-      <w:r>
-        <w:rPr>
-          <w:rFonts w:ascii="微软雅黑" w:hAnsi="微软雅黑"/>
-        </w:rPr>
-        <w:t>2</w:t>
-      </w:r>
-      <w:r>
-        <w:rPr>
-          <w:rFonts w:ascii="微软雅黑" w:hAnsi="微软雅黑" w:hint="eastAsia"/>
-        </w:rPr>
-        <w:t>点的位置。</w:t>
-      </w:r>
-    </w:p>
-    <w:p>
-      <w:pPr>
-        <w:widowControl w:val="0"/>
-        <w:spacing w:after="0"/>
-        <w:jc w:val="both"/>
-        <w:rPr>
-          <w:rFonts w:ascii="微软雅黑" w:hAnsi="微软雅黑"/>
-        </w:rPr>
-      </w:pPr>
-      <w:r>
-        <w:rPr>
-          <w:rFonts w:ascii="微软雅黑" w:hAnsi="微软雅黑"/>
-        </w:rPr>
-        <w:t>2</w:t>
-      </w:r>
-      <w:r>
-        <w:rPr>
-          <w:rFonts w:ascii="微软雅黑" w:hAnsi="微软雅黑" w:hint="eastAsia"/>
-        </w:rPr>
-        <w:t>点开始移动时，小爱丽</w:t>
-      </w:r>
-      <w:proofErr w:type="gramStart"/>
-      <w:r>
-        <w:rPr>
-          <w:rFonts w:ascii="微软雅黑" w:hAnsi="微软雅黑" w:hint="eastAsia"/>
-        </w:rPr>
-        <w:t>丝已经</w:t>
-      </w:r>
-      <w:proofErr w:type="gramEnd"/>
-      <w:r>
-        <w:rPr>
-          <w:rFonts w:ascii="微软雅黑" w:hAnsi="微软雅黑" w:hint="eastAsia"/>
-        </w:rPr>
-        <w:t>处于E点的位置。</w:t>
+        <w:t>点开始移动时，小爱丽丝已经处于E点的位置。</w:t>
       </w:r>
     </w:p>
     <w:p>
@@ -5031,6 +4783,9 @@
     <w:p>
       <w:pPr>
         <w:pStyle w:val="3"/>
+        <w:rPr>
+          <w:rFonts w:hint="eastAsia"/>
+        </w:rPr>
       </w:pPr>
       <w:bookmarkStart w:id="9" w:name="_阻塞关系"/>
       <w:bookmarkEnd w:id="9"/>
@@ -5045,6 +4800,9 @@
     <w:p>
       <w:pPr>
         <w:pStyle w:val="4"/>
+        <w:rPr>
+          <w:rFonts w:hint="eastAsia"/>
+        </w:rPr>
       </w:pPr>
       <w:r>
         <w:rPr>
@@ -5114,7 +4872,7 @@
         <w:spacing w:after="0"/>
         <w:jc w:val="center"/>
         <w:rPr>
-          <w:rFonts w:ascii="宋体" w:eastAsia="宋体" w:hAnsi="宋体" w:cs="宋体"/>
+          <w:rFonts w:ascii="宋体" w:eastAsia="宋体" w:hAnsi="宋体" w:cs="宋体" w:hint="eastAsia"/>
           <w:sz w:val="24"/>
           <w:szCs w:val="24"/>
         </w:rPr>
@@ -5213,7 +4971,7 @@
         <w:spacing w:after="0"/>
         <w:jc w:val="center"/>
         <w:rPr>
-          <w:rFonts w:ascii="宋体" w:eastAsia="宋体" w:hAnsi="宋体" w:cs="宋体"/>
+          <w:rFonts w:ascii="宋体" w:eastAsia="宋体" w:hAnsi="宋体" w:cs="宋体" w:hint="eastAsia"/>
           <w:sz w:val="24"/>
           <w:szCs w:val="24"/>
         </w:rPr>
@@ -5278,6 +5036,9 @@
     <w:p>
       <w:pPr>
         <w:pStyle w:val="4"/>
+        <w:rPr>
+          <w:rFonts w:hint="eastAsia"/>
+        </w:rPr>
       </w:pPr>
       <w:r>
         <w:t>2</w:t>
@@ -5363,7 +5124,7 @@
         <w:snapToGrid/>
         <w:jc w:val="center"/>
         <w:rPr>
-          <w:rFonts w:ascii="宋体" w:eastAsia="宋体" w:hAnsi="宋体" w:cs="宋体"/>
+          <w:rFonts w:ascii="宋体" w:eastAsia="宋体" w:hAnsi="宋体" w:cs="宋体" w:hint="eastAsia"/>
           <w:sz w:val="24"/>
           <w:szCs w:val="24"/>
         </w:rPr>
@@ -5450,7 +5211,7 @@
         <w:adjustRightInd/>
         <w:snapToGrid/>
         <w:rPr>
-          <w:rFonts w:ascii="宋体" w:eastAsia="宋体" w:hAnsi="宋体" w:cs="宋体"/>
+          <w:rFonts w:ascii="宋体" w:eastAsia="宋体" w:hAnsi="宋体" w:cs="宋体" w:hint="eastAsia"/>
           <w:sz w:val="24"/>
           <w:szCs w:val="24"/>
         </w:rPr>
@@ -5459,6 +5220,9 @@
     <w:p>
       <w:pPr>
         <w:pStyle w:val="4"/>
+        <w:rPr>
+          <w:rFonts w:hint="eastAsia"/>
+        </w:rPr>
       </w:pPr>
       <w:r>
         <w:lastRenderedPageBreak/>
@@ -5506,7 +5270,7 @@
         <w:spacing w:after="0"/>
         <w:jc w:val="center"/>
         <w:rPr>
-          <w:rFonts w:ascii="宋体" w:eastAsia="宋体" w:hAnsi="宋体" w:cs="宋体"/>
+          <w:rFonts w:ascii="宋体" w:eastAsia="宋体" w:hAnsi="宋体" w:cs="宋体" w:hint="eastAsia"/>
           <w:sz w:val="24"/>
           <w:szCs w:val="24"/>
         </w:rPr>
@@ -5583,6 +5347,9 @@
     <w:p>
       <w:pPr>
         <w:pStyle w:val="4"/>
+        <w:rPr>
+          <w:rFonts w:hint="eastAsia"/>
+        </w:rPr>
       </w:pPr>
       <w:r>
         <w:t>4</w:t>
@@ -5619,19 +5386,11 @@
         </w:rPr>
         <w:t>R</w:t>
       </w:r>
-      <w:proofErr w:type="gramStart"/>
-      <w:r>
-        <w:rPr>
-          <w:rFonts w:hint="eastAsia"/>
-        </w:rPr>
-        <w:t>图块后</w:t>
-      </w:r>
-      <w:proofErr w:type="gramEnd"/>
-      <w:r>
-        <w:rPr>
-          <w:rFonts w:hint="eastAsia"/>
-        </w:rPr>
-        <w:t>，完整</w:t>
+      <w:r>
+        <w:rPr>
+          <w:rFonts w:hint="eastAsia"/>
+        </w:rPr>
+        <w:t>图块后，完整</w:t>
       </w:r>
       <w:r>
         <w:rPr>
@@ -5736,33 +5495,11 @@
               </w:rPr>
               <w:t>R</w:t>
             </w:r>
-            <w:proofErr w:type="gramStart"/>
             <w:r>
               <w:rPr>
                 <w:rFonts w:hint="eastAsia"/>
               </w:rPr>
-              <w:t>图块在</w:t>
-            </w:r>
-            <w:proofErr w:type="gramEnd"/>
-            <w:r>
-              <w:rPr>
-                <w:rFonts w:hint="eastAsia"/>
-              </w:rPr>
-              <w:t>插件中自动形成，你不需要考虑</w:t>
-            </w:r>
-            <w:proofErr w:type="gramStart"/>
-            <w:r>
-              <w:rPr>
-                <w:rFonts w:hint="eastAsia"/>
-              </w:rPr>
-              <w:t>给图块额外</w:t>
-            </w:r>
-            <w:proofErr w:type="gramEnd"/>
-            <w:r>
-              <w:rPr>
-                <w:rFonts w:hint="eastAsia"/>
-              </w:rPr>
-              <w:t>加阻塞。</w:t>
+              <w:t>图块在插件中自动形成，你不需要考虑给图块额外加阻塞。</w:t>
             </w:r>
           </w:p>
         </w:tc>
@@ -5782,6 +5519,9 @@
     <w:p>
       <w:pPr>
         <w:pStyle w:val="3"/>
+        <w:rPr>
+          <w:rFonts w:hint="eastAsia"/>
+        </w:rPr>
       </w:pPr>
       <w:bookmarkStart w:id="10" w:name="_Hlk34060523"/>
       <w:r>
@@ -5795,6 +5535,9 @@
     <w:p>
       <w:pPr>
         <w:pStyle w:val="4"/>
+        <w:rPr>
+          <w:rFonts w:hint="eastAsia"/>
+        </w:rPr>
       </w:pPr>
       <w:r>
         <w:rPr>
@@ -5935,6 +5678,9 @@
     <w:p>
       <w:pPr>
         <w:pStyle w:val="4"/>
+        <w:rPr>
+          <w:rFonts w:hint="eastAsia"/>
+        </w:rPr>
       </w:pPr>
       <w:r>
         <w:t>2</w:t>
@@ -6009,16 +5755,8 @@
         <w:rPr>
           <w:rFonts w:hint="eastAsia"/>
         </w:rPr>
-        <w:t>下图的蓝色箭头就是真实</w:t>
-      </w:r>
-      <w:proofErr w:type="gramStart"/>
-      <w:r>
-        <w:rPr>
-          <w:rFonts w:hint="eastAsia"/>
-        </w:rPr>
-        <w:t>所在图块位置</w:t>
-      </w:r>
-      <w:proofErr w:type="gramEnd"/>
+        <w:t>下图的蓝色箭头就是真实所在图块位置</w:t>
+      </w:r>
       <w:r>
         <w:rPr>
           <w:rFonts w:hint="eastAsia"/>
@@ -6099,7 +5837,7 @@
         <w:spacing w:after="0"/>
         <w:jc w:val="center"/>
         <w:rPr>
-          <w:rFonts w:ascii="宋体" w:eastAsia="宋体" w:hAnsi="宋体" w:cs="宋体"/>
+          <w:rFonts w:ascii="宋体" w:eastAsia="宋体" w:hAnsi="宋体" w:cs="宋体" w:hint="eastAsia"/>
           <w:sz w:val="24"/>
           <w:szCs w:val="24"/>
         </w:rPr>
@@ -6280,6 +6018,9 @@
     <w:p>
       <w:pPr>
         <w:pStyle w:val="4"/>
+        <w:rPr>
+          <w:rFonts w:hint="eastAsia"/>
+        </w:rPr>
       </w:pPr>
       <w:r>
         <w:lastRenderedPageBreak/>
@@ -6350,7 +6091,7 @@
         <w:spacing w:after="0"/>
         <w:jc w:val="center"/>
         <w:rPr>
-          <w:rFonts w:ascii="宋体" w:eastAsia="宋体" w:hAnsi="宋体" w:cs="宋体"/>
+          <w:rFonts w:ascii="宋体" w:eastAsia="宋体" w:hAnsi="宋体" w:cs="宋体" w:hint="eastAsia"/>
           <w:sz w:val="24"/>
           <w:szCs w:val="24"/>
         </w:rPr>
@@ -6418,21 +6159,24 @@
         <w:snapToGrid/>
         <w:spacing w:line="220" w:lineRule="atLeast"/>
         <w:rPr>
+          <w:rFonts w:ascii="微软雅黑" w:hAnsi="微软雅黑" w:hint="eastAsia"/>
+          <w:b/>
+        </w:rPr>
+      </w:pPr>
+      <w:r>
+        <w:rPr>
           <w:rFonts w:ascii="微软雅黑" w:hAnsi="微软雅黑"/>
           <w:b/>
         </w:rPr>
-      </w:pPr>
-      <w:r>
-        <w:rPr>
-          <w:rFonts w:ascii="微软雅黑" w:hAnsi="微软雅黑"/>
-          <w:b/>
-        </w:rPr>
         <w:br w:type="page"/>
       </w:r>
     </w:p>
     <w:p>
       <w:pPr>
         <w:pStyle w:val="2"/>
+        <w:rPr>
+          <w:rFonts w:hint="eastAsia"/>
+        </w:rPr>
       </w:pPr>
       <w:r>
         <w:rPr>
@@ -6445,6 +6189,9 @@
     <w:p>
       <w:pPr>
         <w:pStyle w:val="3"/>
+        <w:rPr>
+          <w:rFonts w:hint="eastAsia"/>
+        </w:rPr>
       </w:pPr>
       <w:bookmarkStart w:id="11" w:name="_R图块规则"/>
       <w:bookmarkEnd w:id="10"/>
@@ -6459,6 +6206,9 @@
     <w:p>
       <w:pPr>
         <w:pStyle w:val="4"/>
+        <w:rPr>
+          <w:rFonts w:hint="eastAsia"/>
+        </w:rPr>
       </w:pPr>
       <w:bookmarkStart w:id="12" w:name="_1）规则_-_阶梯的阶数"/>
       <w:bookmarkEnd w:id="12"/>
@@ -6772,7 +6522,7 @@
         <w:spacing w:after="0"/>
         <w:jc w:val="center"/>
         <w:rPr>
-          <w:rFonts w:ascii="宋体" w:eastAsia="宋体" w:hAnsi="宋体" w:cs="宋体"/>
+          <w:rFonts w:ascii="宋体" w:eastAsia="宋体" w:hAnsi="宋体" w:cs="宋体" w:hint="eastAsia"/>
           <w:sz w:val="24"/>
           <w:szCs w:val="24"/>
         </w:rPr>
@@ -6847,19 +6597,11 @@
         </w:rPr>
         <w:t>，</w:t>
       </w:r>
-      <w:proofErr w:type="gramStart"/>
-      <w:r>
-        <w:rPr>
-          <w:rFonts w:hint="eastAsia"/>
-        </w:rPr>
-        <w:t>由于阶数越</w:t>
-      </w:r>
-      <w:proofErr w:type="gramEnd"/>
-      <w:r>
-        <w:rPr>
-          <w:rFonts w:hint="eastAsia"/>
-        </w:rPr>
-        <w:t>多，</w:t>
+      <w:r>
+        <w:rPr>
+          <w:rFonts w:hint="eastAsia"/>
+        </w:rPr>
+        <w:t>由于阶数越多，</w:t>
       </w:r>
       <w:r>
         <w:rPr>
@@ -6879,22 +6621,18 @@
         </w:rPr>
         <w:t>，这种情况下的</w:t>
       </w:r>
-      <w:proofErr w:type="gramStart"/>
       <w:r>
         <w:t>”</w:t>
       </w:r>
-      <w:proofErr w:type="gramEnd"/>
       <w:r>
         <w:rPr>
           <w:rFonts w:hint="eastAsia"/>
         </w:rPr>
         <w:t>阶梯</w:t>
       </w:r>
-      <w:proofErr w:type="gramStart"/>
       <w:r>
         <w:t>”</w:t>
       </w:r>
-      <w:proofErr w:type="gramEnd"/>
       <w:r>
         <w:rPr>
           <w:rFonts w:hint="eastAsia"/>
@@ -6918,6 +6656,9 @@
     <w:p>
       <w:pPr>
         <w:pStyle w:val="4"/>
+        <w:rPr>
+          <w:rFonts w:hint="eastAsia"/>
+        </w:rPr>
       </w:pPr>
       <w:bookmarkStart w:id="13" w:name="_2）规则_-_并列的阶梯"/>
       <w:bookmarkEnd w:id="13"/>
@@ -6951,21 +6692,7 @@
         <w:rPr>
           <w:rFonts w:hint="eastAsia"/>
         </w:rPr>
-        <w:t>并列的阶梯可以纵向</w:t>
-      </w:r>
-      <w:proofErr w:type="gramStart"/>
-      <w:r>
-        <w:rPr>
-          <w:rFonts w:hint="eastAsia"/>
-        </w:rPr>
-        <w:t>画很多</w:t>
-      </w:r>
-      <w:proofErr w:type="gramEnd"/>
-      <w:r>
-        <w:rPr>
-          <w:rFonts w:hint="eastAsia"/>
-        </w:rPr>
-        <w:t>相同阶的阶梯。</w:t>
+        <w:t>并列的阶梯可以纵向画很多相同阶的阶梯。</w:t>
       </w:r>
     </w:p>
     <w:p>
@@ -6975,7 +6702,7 @@
         <w:spacing w:after="0"/>
         <w:jc w:val="center"/>
         <w:rPr>
-          <w:rFonts w:ascii="宋体" w:eastAsia="宋体" w:hAnsi="宋体" w:cs="宋体"/>
+          <w:rFonts w:ascii="宋体" w:eastAsia="宋体" w:hAnsi="宋体" w:cs="宋体" w:hint="eastAsia"/>
           <w:sz w:val="24"/>
           <w:szCs w:val="24"/>
         </w:rPr>
@@ -7058,7 +6785,7 @@
         <w:spacing w:after="0"/>
         <w:jc w:val="center"/>
         <w:rPr>
-          <w:rFonts w:ascii="宋体" w:eastAsia="宋体" w:hAnsi="宋体" w:cs="宋体"/>
+          <w:rFonts w:ascii="宋体" w:eastAsia="宋体" w:hAnsi="宋体" w:cs="宋体" w:hint="eastAsia"/>
           <w:sz w:val="24"/>
           <w:szCs w:val="24"/>
         </w:rPr>
@@ -7174,7 +6901,7 @@
         <w:snapToGrid/>
         <w:jc w:val="center"/>
         <w:rPr>
-          <w:rFonts w:ascii="宋体" w:eastAsia="宋体" w:hAnsi="宋体" w:cs="宋体"/>
+          <w:rFonts w:ascii="宋体" w:eastAsia="宋体" w:hAnsi="宋体" w:cs="宋体" w:hint="eastAsia"/>
           <w:sz w:val="24"/>
           <w:szCs w:val="24"/>
         </w:rPr>
@@ -7325,21 +7052,7 @@
               <w:rPr>
                 <w:rFonts w:hint="eastAsia"/>
               </w:rPr>
-              <w:t>由于并行的阶梯的纵向宽度不一样，</w:t>
-            </w:r>
-            <w:proofErr w:type="gramStart"/>
-            <w:r>
-              <w:rPr>
-                <w:rFonts w:hint="eastAsia"/>
-              </w:rPr>
-              <w:t>阶梯图块填涂</w:t>
-            </w:r>
-            <w:proofErr w:type="gramEnd"/>
-            <w:r>
-              <w:rPr>
-                <w:rFonts w:hint="eastAsia"/>
-              </w:rPr>
-              <w:t>也需要使用一些特殊组合方法，可以看看后面章节</w:t>
+              <w:t>由于并行的阶梯的纵向宽度不一样，阶梯图块填涂也需要使用一些特殊组合方法，可以看看后面章节</w:t>
             </w:r>
             <w:r>
               <w:rPr>
@@ -7351,16 +7064,8 @@
               <w:rPr>
                 <w:rFonts w:hint="eastAsia"/>
               </w:rPr>
-              <w:t>二</w:t>
+              <w:t>二阶</w:t>
             </w:r>
-            <w:proofErr w:type="gramStart"/>
-            <w:r>
-              <w:rPr>
-                <w:rFonts w:hint="eastAsia"/>
-              </w:rPr>
-              <w:t>阶</w:t>
-            </w:r>
-            <w:proofErr w:type="gramEnd"/>
             <w:r>
               <w:rPr>
                 <w:rFonts w:hint="eastAsia"/>
@@ -7379,43 +7084,15 @@
               </w:rPr>
               <w:t>方法：</w:t>
             </w:r>
-            <w:r>
-              <w:fldChar w:fldCharType="begin"/>
-            </w:r>
-            <w:r>
-              <w:instrText>HYPERLINK \l "_</w:instrText>
-            </w:r>
-            <w:r>
-              <w:instrText>图块填涂方法</w:instrText>
-            </w:r>
-            <w:r>
-              <w:instrText>"</w:instrText>
-            </w:r>
-            <w:r>
-              <w:fldChar w:fldCharType="separate"/>
-            </w:r>
-            <w:proofErr w:type="gramStart"/>
-            <w:r>
-              <w:rPr>
-                <w:rStyle w:val="a4"/>
-                <w:rFonts w:hint="eastAsia"/>
-              </w:rPr>
-              <w:t>图块填涂</w:t>
-            </w:r>
-            <w:proofErr w:type="gramEnd"/>
-            <w:r>
-              <w:rPr>
-                <w:rStyle w:val="a4"/>
-                <w:rFonts w:hint="eastAsia"/>
-              </w:rPr>
-              <w:t>方法</w:t>
-            </w:r>
-            <w:r>
-              <w:rPr>
-                <w:rStyle w:val="a4"/>
-              </w:rPr>
-              <w:fldChar w:fldCharType="end"/>
-            </w:r>
+            <w:hyperlink w:anchor="_图块填涂方法" w:history="1">
+              <w:r>
+                <w:rPr>
+                  <w:rStyle w:val="a4"/>
+                  <w:rFonts w:hint="eastAsia"/>
+                </w:rPr>
+                <w:t>图块填涂方法</w:t>
+              </w:r>
+            </w:hyperlink>
             <w:r>
               <w:t xml:space="preserve"> </w:t>
             </w:r>
@@ -7433,6 +7110,9 @@
     <w:p>
       <w:pPr>
         <w:pStyle w:val="4"/>
+        <w:rPr>
+          <w:rFonts w:hint="eastAsia"/>
+        </w:rPr>
       </w:pPr>
       <w:bookmarkStart w:id="14" w:name="_3）规则_-_相连的阶梯"/>
       <w:bookmarkEnd w:id="14"/>
@@ -7569,7 +7249,7 @@
         <w:spacing w:after="0"/>
         <w:jc w:val="center"/>
         <w:rPr>
-          <w:rFonts w:ascii="宋体" w:eastAsia="宋体" w:hAnsi="宋体" w:cs="宋体"/>
+          <w:rFonts w:ascii="宋体" w:eastAsia="宋体" w:hAnsi="宋体" w:cs="宋体" w:hint="eastAsia"/>
           <w:sz w:val="24"/>
           <w:szCs w:val="24"/>
         </w:rPr>
@@ -7683,7 +7363,7 @@
         <w:snapToGrid/>
         <w:spacing w:after="0"/>
         <w:rPr>
-          <w:rFonts w:ascii="宋体" w:eastAsia="宋体" w:hAnsi="宋体" w:cs="宋体"/>
+          <w:rFonts w:ascii="宋体" w:eastAsia="宋体" w:hAnsi="宋体" w:cs="宋体" w:hint="eastAsia"/>
           <w:sz w:val="24"/>
           <w:szCs w:val="24"/>
         </w:rPr>
@@ -7805,6 +7485,9 @@
     <w:p>
       <w:pPr>
         <w:pStyle w:val="4"/>
+        <w:rPr>
+          <w:rFonts w:hint="eastAsia"/>
+        </w:rPr>
       </w:pPr>
       <w:r>
         <w:t>4</w:t>
@@ -7899,14 +7582,12 @@
         </w:rPr>
         <w:t xml:space="preserve"> </w:t>
       </w:r>
-      <w:proofErr w:type="gramStart"/>
       <w:r>
         <w:rPr>
           <w:rFonts w:hint="eastAsia"/>
         </w:rPr>
         <w:t>阶数规律</w:t>
       </w:r>
-      <w:proofErr w:type="gramEnd"/>
       <w:r>
         <w:rPr>
           <w:rFonts w:hint="eastAsia"/>
@@ -8047,6 +7728,9 @@
     <w:p>
       <w:pPr>
         <w:pStyle w:val="4"/>
+        <w:rPr>
+          <w:rFonts w:hint="eastAsia"/>
+        </w:rPr>
       </w:pPr>
       <w:r>
         <w:t>5</w:t>
@@ -8129,7 +7813,7 @@
         <w:snapToGrid/>
         <w:jc w:val="center"/>
         <w:rPr>
-          <w:rFonts w:ascii="宋体" w:eastAsia="宋体" w:hAnsi="宋体" w:cs="宋体"/>
+          <w:rFonts w:ascii="宋体" w:eastAsia="宋体" w:hAnsi="宋体" w:cs="宋体" w:hint="eastAsia"/>
           <w:sz w:val="24"/>
           <w:szCs w:val="24"/>
         </w:rPr>
@@ -8258,6 +7942,9 @@
     <w:p>
       <w:pPr>
         <w:pStyle w:val="4"/>
+        <w:rPr>
+          <w:rFonts w:hint="eastAsia"/>
+        </w:rPr>
       </w:pPr>
       <w:r>
         <w:t>6</w:t>
@@ -8300,21 +7987,7 @@
         <w:rPr>
           <w:rFonts w:hint="eastAsia"/>
         </w:rPr>
-        <w:t>接口处，</w:t>
-      </w:r>
-      <w:proofErr w:type="gramStart"/>
-      <w:r>
-        <w:rPr>
-          <w:rFonts w:hint="eastAsia"/>
-        </w:rPr>
-        <w:t>不要错封了</w:t>
-      </w:r>
-      <w:proofErr w:type="gramEnd"/>
-      <w:r>
-        <w:rPr>
-          <w:rFonts w:hint="eastAsia"/>
-        </w:rPr>
-        <w:t>。</w:t>
+        <w:t>接口处，不要错封了。</w:t>
       </w:r>
     </w:p>
     <w:p>
@@ -8324,7 +7997,7 @@
         <w:spacing w:after="0"/>
         <w:jc w:val="center"/>
         <w:rPr>
-          <w:rFonts w:ascii="宋体" w:eastAsia="宋体" w:hAnsi="宋体" w:cs="宋体"/>
+          <w:rFonts w:ascii="宋体" w:eastAsia="宋体" w:hAnsi="宋体" w:cs="宋体" w:hint="eastAsia"/>
           <w:sz w:val="24"/>
           <w:szCs w:val="24"/>
         </w:rPr>
@@ -8396,57 +8069,22 @@
         </w:rPr>
         <w:t>详细介绍见章节：</w:t>
       </w:r>
-      <w:r>
-        <w:fldChar w:fldCharType="begin"/>
-      </w:r>
-      <w:r>
-        <w:instrText>HYPERLINK \l "_2</w:instrText>
-      </w:r>
-      <w:r>
-        <w:instrText>）图块的可通行性</w:instrText>
-      </w:r>
-      <w:r>
-        <w:instrText>"</w:instrText>
-      </w:r>
-      <w:r>
-        <w:fldChar w:fldCharType="separate"/>
-      </w:r>
-      <w:r>
-        <w:rPr>
-          <w:rStyle w:val="a4"/>
-          <w:rFonts w:hint="eastAsia"/>
-        </w:rPr>
-        <w:t>2</w:t>
-      </w:r>
-      <w:r>
-        <w:rPr>
-          <w:rStyle w:val="a4"/>
-          <w:rFonts w:hint="eastAsia"/>
-        </w:rPr>
-        <w:t>）</w:t>
-      </w:r>
-      <w:proofErr w:type="gramStart"/>
-      <w:r>
-        <w:rPr>
-          <w:rStyle w:val="a4"/>
-          <w:rFonts w:hint="eastAsia"/>
-        </w:rPr>
-        <w:t>图块的</w:t>
-      </w:r>
-      <w:proofErr w:type="gramEnd"/>
-      <w:r>
-        <w:rPr>
-          <w:rStyle w:val="a4"/>
-          <w:rFonts w:hint="eastAsia"/>
-        </w:rPr>
-        <w:t>可通行性</w:t>
-      </w:r>
-      <w:r>
-        <w:rPr>
-          <w:rStyle w:val="a4"/>
-        </w:rPr>
-        <w:fldChar w:fldCharType="end"/>
-      </w:r>
+      <w:hyperlink w:anchor="_2）图块的可通行性" w:history="1">
+        <w:r>
+          <w:rPr>
+            <w:rStyle w:val="a4"/>
+            <w:rFonts w:hint="eastAsia"/>
+          </w:rPr>
+          <w:t>2</w:t>
+        </w:r>
+        <w:r>
+          <w:rPr>
+            <w:rStyle w:val="a4"/>
+            <w:rFonts w:hint="eastAsia"/>
+          </w:rPr>
+          <w:t>）图块的可通行性</w:t>
+        </w:r>
+      </w:hyperlink>
       <w:r>
         <w:t xml:space="preserve"> </w:t>
       </w:r>
@@ -8465,6 +8103,9 @@
     <w:p>
       <w:pPr>
         <w:pStyle w:val="4"/>
+        <w:rPr>
+          <w:rFonts w:hint="eastAsia"/>
+        </w:rPr>
       </w:pPr>
       <w:r>
         <w:lastRenderedPageBreak/>
@@ -8476,14 +8117,12 @@
         </w:rPr>
         <w:t>）</w:t>
       </w:r>
-      <w:proofErr w:type="gramStart"/>
       <w:r>
         <w:rPr>
           <w:rFonts w:hint="eastAsia"/>
         </w:rPr>
         <w:t>添加禁跳区域</w:t>
       </w:r>
-      <w:proofErr w:type="gramEnd"/>
     </w:p>
     <w:p>
       <w:pPr>
@@ -8505,35 +8144,7 @@
         <w:rPr>
           <w:rFonts w:hint="eastAsia"/>
         </w:rPr>
-        <w:t>所以阶梯上方</w:t>
-      </w:r>
-      <w:proofErr w:type="gramStart"/>
-      <w:r>
-        <w:rPr>
-          <w:rFonts w:hint="eastAsia"/>
-        </w:rPr>
-        <w:t>的图块都</w:t>
-      </w:r>
-      <w:proofErr w:type="gramEnd"/>
-      <w:r>
-        <w:rPr>
-          <w:rFonts w:hint="eastAsia"/>
-        </w:rPr>
-        <w:t>需要为可通行状态，玩家</w:t>
-      </w:r>
-      <w:proofErr w:type="gramStart"/>
-      <w:r>
-        <w:rPr>
-          <w:rFonts w:hint="eastAsia"/>
-        </w:rPr>
-        <w:t>向图块</w:t>
-      </w:r>
-      <w:proofErr w:type="gramEnd"/>
-      <w:r>
-        <w:rPr>
-          <w:rFonts w:hint="eastAsia"/>
-        </w:rPr>
-        <w:t>移动后才会自动进入到阶梯区域。</w:t>
+        <w:t>所以阶梯上方的图块都需要为可通行状态，玩家向图块移动后才会自动进入到阶梯区域。</w:t>
       </w:r>
     </w:p>
     <w:p>
@@ -8544,35 +8155,7 @@
         <w:rPr>
           <w:rFonts w:hint="eastAsia"/>
         </w:rPr>
-        <w:t>但是，玩家可以通过特殊方法进入阶梯的上方图块中，比如跳跃，跳进去之后不会卡住，只是</w:t>
-      </w:r>
-      <w:proofErr w:type="gramStart"/>
-      <w:r>
-        <w:rPr>
-          <w:rFonts w:hint="eastAsia"/>
-        </w:rPr>
-        <w:t>在图块判定</w:t>
-      </w:r>
-      <w:proofErr w:type="gramEnd"/>
-      <w:r>
-        <w:rPr>
-          <w:rFonts w:hint="eastAsia"/>
-        </w:rPr>
-        <w:t>上有点不合理，所以最好</w:t>
-      </w:r>
-      <w:proofErr w:type="gramStart"/>
-      <w:r>
-        <w:rPr>
-          <w:rFonts w:hint="eastAsia"/>
-        </w:rPr>
-        <w:t>加上禁跳区域</w:t>
-      </w:r>
-      <w:proofErr w:type="gramEnd"/>
-      <w:r>
-        <w:rPr>
-          <w:rFonts w:hint="eastAsia"/>
-        </w:rPr>
-        <w:t>。</w:t>
+        <w:t>但是，玩家可以通过特殊方法进入阶梯的上方图块中，比如跳跃，跳进去之后不会卡住，只是在图块判定上有点不合理，所以最好加上禁跳区域。</w:t>
       </w:r>
     </w:p>
     <w:p>
@@ -8582,7 +8165,7 @@
         <w:spacing w:after="0"/>
         <w:jc w:val="center"/>
         <w:rPr>
-          <w:rFonts w:ascii="宋体" w:eastAsia="宋体" w:hAnsi="宋体" w:cs="宋体"/>
+          <w:rFonts w:ascii="宋体" w:eastAsia="宋体" w:hAnsi="宋体" w:cs="宋体" w:hint="eastAsia"/>
           <w:sz w:val="24"/>
           <w:szCs w:val="24"/>
         </w:rPr>
@@ -8718,10 +8301,12 @@
     <w:p>
       <w:pPr>
         <w:pStyle w:val="3"/>
+        <w:rPr>
+          <w:rFonts w:hint="eastAsia"/>
+        </w:rPr>
       </w:pPr>
       <w:bookmarkStart w:id="15" w:name="_图块填涂方法"/>
       <w:bookmarkEnd w:id="15"/>
-      <w:proofErr w:type="gramStart"/>
       <w:r>
         <w:rPr>
           <w:rFonts w:hint="eastAsia"/>
@@ -8733,14 +8318,7 @@
         <w:rPr>
           <w:rFonts w:hint="eastAsia"/>
         </w:rPr>
-        <w:t>填涂</w:t>
-      </w:r>
-      <w:proofErr w:type="gramEnd"/>
-      <w:r>
-        <w:rPr>
-          <w:rFonts w:hint="eastAsia"/>
-        </w:rPr>
-        <w:t>方法</w:t>
+        <w:t>填涂方法</w:t>
       </w:r>
     </w:p>
     <w:tbl>
@@ -8781,25 +8359,7 @@
                 <w:b/>
                 <w:bCs/>
               </w:rPr>
-              <w:t>二</w:t>
-            </w:r>
-            <w:proofErr w:type="gramStart"/>
-            <w:r>
-              <w:rPr>
-                <w:rFonts w:hint="eastAsia"/>
-                <w:b/>
-                <w:bCs/>
-              </w:rPr>
-              <w:t>阶</w:t>
-            </w:r>
-            <w:proofErr w:type="gramEnd"/>
-            <w:r>
-              <w:rPr>
-                <w:rFonts w:hint="eastAsia"/>
-                <w:b/>
-                <w:bCs/>
-              </w:rPr>
-              <w:t>阶梯</w:t>
+              <w:t>二阶阶梯</w:t>
             </w:r>
             <w:r>
               <w:rPr>
@@ -8807,78 +8367,28 @@
               </w:rPr>
               <w:t xml:space="preserve"> </w:t>
             </w:r>
-            <w:proofErr w:type="gramStart"/>
             <w:r>
               <w:rPr>
                 <w:rFonts w:hint="eastAsia"/>
               </w:rPr>
-              <w:t>的图块画法</w:t>
+              <w:t>的图块画法，（阶数介绍可见：</w:t>
             </w:r>
-            <w:proofErr w:type="gramEnd"/>
-            <w:r>
-              <w:rPr>
-                <w:rFonts w:hint="eastAsia"/>
-              </w:rPr>
-              <w:t>，（</w:t>
-            </w:r>
-            <w:proofErr w:type="gramStart"/>
-            <w:r>
-              <w:rPr>
-                <w:rFonts w:hint="eastAsia"/>
-              </w:rPr>
-              <w:t>阶数介绍</w:t>
-            </w:r>
-            <w:proofErr w:type="gramEnd"/>
-            <w:r>
-              <w:rPr>
-                <w:rFonts w:hint="eastAsia"/>
-              </w:rPr>
-              <w:t>可见：</w:t>
-            </w:r>
-            <w:r>
-              <w:fldChar w:fldCharType="begin"/>
-            </w:r>
-            <w:r>
-              <w:instrText>HYPERLINK \l "_1</w:instrText>
-            </w:r>
-            <w:r>
-              <w:instrText>）阶梯的阶数</w:instrText>
-            </w:r>
-            <w:r>
-              <w:instrText>"</w:instrText>
-            </w:r>
-            <w:r>
-              <w:fldChar w:fldCharType="separate"/>
-            </w:r>
-            <w:r>
-              <w:rPr>
-                <w:rStyle w:val="a4"/>
-                <w:rFonts w:hint="eastAsia"/>
-              </w:rPr>
-              <w:t>1</w:t>
-            </w:r>
-            <w:r>
-              <w:rPr>
-                <w:rStyle w:val="a4"/>
-                <w:rFonts w:hint="eastAsia"/>
-              </w:rPr>
-              <w:t>）阶梯</w:t>
-            </w:r>
-            <w:proofErr w:type="gramStart"/>
-            <w:r>
-              <w:rPr>
-                <w:rStyle w:val="a4"/>
-                <w:rFonts w:hint="eastAsia"/>
-              </w:rPr>
-              <w:t>的阶数</w:t>
-            </w:r>
-            <w:proofErr w:type="gramEnd"/>
-            <w:r>
-              <w:rPr>
-                <w:rStyle w:val="a4"/>
-              </w:rPr>
-              <w:fldChar w:fldCharType="end"/>
-            </w:r>
+            <w:hyperlink w:anchor="_1）阶梯的阶数" w:history="1">
+              <w:r>
+                <w:rPr>
+                  <w:rStyle w:val="a4"/>
+                  <w:rFonts w:hint="eastAsia"/>
+                </w:rPr>
+                <w:t>1</w:t>
+              </w:r>
+              <w:r>
+                <w:rPr>
+                  <w:rStyle w:val="a4"/>
+                  <w:rFonts w:hint="eastAsia"/>
+                </w:rPr>
+                <w:t>）阶梯的阶数</w:t>
+              </w:r>
+            </w:hyperlink>
             <w:r>
               <w:rPr>
                 <w:rFonts w:hint="eastAsia"/>
@@ -8894,21 +8404,7 @@
               <w:rPr>
                 <w:rFonts w:hint="eastAsia"/>
               </w:rPr>
-              <w:t>如果你考虑其他阶的图块，</w:t>
-            </w:r>
-            <w:proofErr w:type="gramStart"/>
-            <w:r>
-              <w:rPr>
-                <w:rFonts w:hint="eastAsia"/>
-              </w:rPr>
-              <w:t>此处没有</w:t>
-            </w:r>
-            <w:proofErr w:type="gramEnd"/>
-            <w:r>
-              <w:rPr>
-                <w:rFonts w:hint="eastAsia"/>
-              </w:rPr>
-              <w:t>相关教程，只能自己</w:t>
+              <w:t>如果你考虑其他阶的图块，此处没有相关教程，只能自己</w:t>
             </w:r>
             <w:r>
               <w:rPr>
@@ -8929,6 +8425,9 @@
     <w:p>
       <w:pPr>
         <w:pStyle w:val="4"/>
+        <w:rPr>
+          <w:rFonts w:hint="eastAsia"/>
+        </w:rPr>
       </w:pPr>
       <w:r>
         <w:rPr>
@@ -8936,14 +8435,12 @@
         </w:rPr>
         <w:t>1）</w:t>
       </w:r>
-      <w:proofErr w:type="gramStart"/>
       <w:r>
         <w:rPr>
           <w:rFonts w:hint="eastAsia"/>
         </w:rPr>
         <w:t>图块的</w:t>
       </w:r>
-      <w:proofErr w:type="gramEnd"/>
       <w:r>
         <w:rPr>
           <w:rFonts w:hint="eastAsia"/>
@@ -9064,7 +8561,7 @@
         <w:spacing w:after="0"/>
         <w:jc w:val="center"/>
         <w:rPr>
-          <w:rFonts w:ascii="宋体" w:eastAsia="宋体" w:hAnsi="宋体" w:cs="宋体"/>
+          <w:rFonts w:ascii="宋体" w:eastAsia="宋体" w:hAnsi="宋体" w:cs="宋体" w:hint="eastAsia"/>
           <w:sz w:val="24"/>
           <w:szCs w:val="24"/>
         </w:rPr>
@@ -9226,7 +8723,6 @@
         </w:rPr>
         <w:t>其中</w:t>
       </w:r>
-      <w:proofErr w:type="gramStart"/>
       <w:r>
         <w:rPr>
           <w:rFonts w:hint="eastAsia"/>
@@ -9239,7 +8735,6 @@
         </w:rPr>
         <w:t>个图块为</w:t>
       </w:r>
-      <w:proofErr w:type="gramEnd"/>
       <w:r>
         <w:rPr>
           <w:rFonts w:hint="eastAsia"/>
@@ -9288,7 +8783,7 @@
         <w:spacing w:after="0"/>
         <w:jc w:val="center"/>
         <w:rPr>
-          <w:rFonts w:ascii="宋体" w:eastAsia="宋体" w:hAnsi="宋体" w:cs="宋体"/>
+          <w:rFonts w:ascii="宋体" w:eastAsia="宋体" w:hAnsi="宋体" w:cs="宋体" w:hint="eastAsia"/>
           <w:sz w:val="24"/>
           <w:szCs w:val="24"/>
         </w:rPr>
@@ -9419,21 +8914,7 @@
         <w:rPr>
           <w:rFonts w:hint="eastAsia"/>
         </w:rPr>
-        <w:t>备用图块中放一些</w:t>
-      </w:r>
-      <w:proofErr w:type="gramStart"/>
-      <w:r>
-        <w:rPr>
-          <w:rFonts w:hint="eastAsia"/>
-        </w:rPr>
-        <w:t>阶梯图块的</w:t>
-      </w:r>
-      <w:proofErr w:type="gramEnd"/>
-      <w:r>
-        <w:rPr>
-          <w:rFonts w:hint="eastAsia"/>
-        </w:rPr>
-        <w:t>特殊情况。</w:t>
+        <w:t>备用图块中放一些阶梯图块的特殊情况。</w:t>
       </w:r>
     </w:p>
     <w:p>
@@ -9491,35 +8972,7 @@
         <w:rPr>
           <w:rFonts w:hint="eastAsia"/>
         </w:rPr>
-        <w:t>，</w:t>
-      </w:r>
-      <w:proofErr w:type="gramStart"/>
-      <w:r>
-        <w:rPr>
-          <w:rFonts w:hint="eastAsia"/>
-        </w:rPr>
-        <w:t>单一图块的</w:t>
-      </w:r>
-      <w:proofErr w:type="gramEnd"/>
-      <w:r>
-        <w:rPr>
-          <w:rFonts w:hint="eastAsia"/>
-        </w:rPr>
-        <w:t>填涂，方格子是长条形的，所以需要</w:t>
-      </w:r>
-      <w:proofErr w:type="gramStart"/>
-      <w:r>
-        <w:rPr>
-          <w:rFonts w:hint="eastAsia"/>
-        </w:rPr>
-        <w:t>两个图块交叉</w:t>
-      </w:r>
-      <w:proofErr w:type="gramEnd"/>
-      <w:r>
-        <w:rPr>
-          <w:rFonts w:hint="eastAsia"/>
-        </w:rPr>
-        <w:t>填涂</w:t>
+        <w:t>，单一图块的填涂，方格子是长条形的，所以需要两个图块交叉填涂</w:t>
       </w:r>
       <w:r>
         <w:rPr>
@@ -9535,7 +8988,7 @@
         <w:spacing w:after="0"/>
         <w:jc w:val="center"/>
         <w:rPr>
-          <w:rFonts w:ascii="宋体" w:eastAsia="宋体" w:hAnsi="宋体" w:cs="宋体"/>
+          <w:rFonts w:ascii="宋体" w:eastAsia="宋体" w:hAnsi="宋体" w:cs="宋体" w:hint="eastAsia"/>
           <w:sz w:val="24"/>
           <w:szCs w:val="24"/>
         </w:rPr>
@@ -9666,6 +9119,9 @@
     <w:p>
       <w:pPr>
         <w:pStyle w:val="4"/>
+        <w:rPr>
+          <w:rFonts w:hint="eastAsia"/>
+        </w:rPr>
       </w:pPr>
       <w:bookmarkStart w:id="16" w:name="_2）图块的可通行性"/>
       <w:bookmarkEnd w:id="16"/>
@@ -9679,19 +9135,11 @@
         </w:rPr>
         <w:t>）</w:t>
       </w:r>
-      <w:proofErr w:type="gramStart"/>
-      <w:r>
-        <w:rPr>
-          <w:rFonts w:hint="eastAsia"/>
-        </w:rPr>
-        <w:t>图块的</w:t>
-      </w:r>
-      <w:proofErr w:type="gramEnd"/>
-      <w:r>
-        <w:rPr>
-          <w:rFonts w:hint="eastAsia"/>
-        </w:rPr>
-        <w:t>可通行性</w:t>
+      <w:r>
+        <w:rPr>
+          <w:rFonts w:hint="eastAsia"/>
+        </w:rPr>
+        <w:t>图块的可通行性</w:t>
       </w:r>
     </w:p>
     <w:p>
@@ -9739,19 +9187,11 @@
         </w:rPr>
         <w:t>R</w:t>
       </w:r>
-      <w:proofErr w:type="gramStart"/>
-      <w:r>
-        <w:rPr>
-          <w:rFonts w:hint="eastAsia"/>
-        </w:rPr>
-        <w:t>图块自动</w:t>
-      </w:r>
-      <w:proofErr w:type="gramEnd"/>
-      <w:r>
-        <w:rPr>
-          <w:rFonts w:hint="eastAsia"/>
-        </w:rPr>
-        <w:t>封路的情况，如下图。</w:t>
+      <w:r>
+        <w:rPr>
+          <w:rFonts w:hint="eastAsia"/>
+        </w:rPr>
+        <w:t>图块自动封路的情况，如下图。</w:t>
       </w:r>
     </w:p>
     <w:p>
@@ -9823,19 +9263,11 @@
         <w:adjustRightInd/>
         <w:spacing w:after="0"/>
       </w:pPr>
-      <w:proofErr w:type="gramStart"/>
-      <w:r>
-        <w:rPr>
-          <w:rFonts w:hint="eastAsia"/>
-        </w:rPr>
-        <w:t>普通图块就</w:t>
-      </w:r>
-      <w:proofErr w:type="gramEnd"/>
-      <w:r>
-        <w:rPr>
-          <w:rFonts w:hint="eastAsia"/>
-        </w:rPr>
-        <w:t>不需要考虑这些封路情况了，</w:t>
+      <w:r>
+        <w:rPr>
+          <w:rFonts w:hint="eastAsia"/>
+        </w:rPr>
+        <w:t>普通图块就不需要考虑这些封路情况了，</w:t>
       </w:r>
     </w:p>
     <w:p>
@@ -9863,7 +9295,7 @@
         <w:spacing w:after="0"/>
         <w:jc w:val="center"/>
         <w:rPr>
-          <w:rFonts w:ascii="宋体" w:eastAsia="宋体" w:hAnsi="宋体" w:cs="宋体"/>
+          <w:rFonts w:ascii="宋体" w:eastAsia="宋体" w:hAnsi="宋体" w:cs="宋体" w:hint="eastAsia"/>
           <w:sz w:val="24"/>
           <w:szCs w:val="24"/>
         </w:rPr>
@@ -9934,21 +9366,7 @@
         <w:rPr>
           <w:rFonts w:hint="eastAsia"/>
         </w:rPr>
-        <w:t>在</w:t>
-      </w:r>
-      <w:proofErr w:type="gramStart"/>
-      <w:r>
-        <w:rPr>
-          <w:rFonts w:hint="eastAsia"/>
-        </w:rPr>
-        <w:t>最</w:t>
-      </w:r>
-      <w:proofErr w:type="gramEnd"/>
-      <w:r>
-        <w:rPr>
-          <w:rFonts w:hint="eastAsia"/>
-        </w:rPr>
-        <w:t>顶角</w:t>
+        <w:t>在最顶角</w:t>
       </w:r>
       <w:r>
         <w:rPr>
@@ -9978,21 +9396,7 @@
         <w:rPr>
           <w:rFonts w:hint="eastAsia"/>
         </w:rPr>
-        <w:t>在</w:t>
-      </w:r>
-      <w:proofErr w:type="gramStart"/>
-      <w:r>
-        <w:rPr>
-          <w:rFonts w:hint="eastAsia"/>
-        </w:rPr>
-        <w:t>四方向</w:t>
-      </w:r>
-      <w:proofErr w:type="gramEnd"/>
-      <w:r>
-        <w:rPr>
-          <w:rFonts w:hint="eastAsia"/>
-        </w:rPr>
-        <w:t>中</w:t>
+        <w:t>在四方向中</w:t>
       </w:r>
       <w:r>
         <w:rPr>
@@ -10028,14 +9432,7 @@
         <w:rPr>
           <w:rFonts w:hint="eastAsia"/>
         </w:rPr>
-        <w:t>玩家从</w:t>
-      </w:r>
-      <w:proofErr w:type="gramStart"/>
-      <w:r>
-        <w:rPr>
-          <w:rFonts w:hint="eastAsia"/>
-        </w:rPr>
-        <w:t>上</w:t>
+        <w:t>玩家从上</w:t>
       </w:r>
       <w:r>
         <w:rPr>
@@ -10047,14 +9444,7 @@
         <w:rPr>
           <w:rFonts w:hint="eastAsia"/>
         </w:rPr>
-        <w:t>走到</w:t>
-      </w:r>
-      <w:proofErr w:type="gramEnd"/>
-      <w:r>
-        <w:rPr>
-          <w:rFonts w:hint="eastAsia"/>
-        </w:rPr>
-        <w:t>阶梯上来，但加一下最好。</w:t>
+        <w:t>走到阶梯上来，但加一下最好。</w:t>
       </w:r>
     </w:p>
     <w:p>
@@ -10064,7 +9454,7 @@
         <w:spacing w:after="0"/>
         <w:jc w:val="center"/>
         <w:rPr>
-          <w:rFonts w:ascii="宋体" w:eastAsia="宋体" w:hAnsi="宋体" w:cs="宋体"/>
+          <w:rFonts w:ascii="宋体" w:eastAsia="宋体" w:hAnsi="宋体" w:cs="宋体" w:hint="eastAsia"/>
           <w:sz w:val="24"/>
           <w:szCs w:val="24"/>
         </w:rPr>
@@ -10139,6 +9529,9 @@
     <w:p>
       <w:pPr>
         <w:pStyle w:val="4"/>
+        <w:rPr>
+          <w:rFonts w:hint="eastAsia"/>
+        </w:rPr>
       </w:pPr>
       <w:r>
         <w:lastRenderedPageBreak/>
@@ -10577,21 +9970,7 @@
         <w:rPr>
           <w:rFonts w:hint="eastAsia"/>
         </w:rPr>
-        <w:t>像素</w:t>
-      </w:r>
-      <w:proofErr w:type="gramStart"/>
-      <w:r>
-        <w:rPr>
-          <w:rFonts w:hint="eastAsia"/>
-        </w:rPr>
-        <w:t>的图块太窄</w:t>
-      </w:r>
-      <w:proofErr w:type="gramEnd"/>
-      <w:r>
-        <w:rPr>
-          <w:rFonts w:hint="eastAsia"/>
-        </w:rPr>
-        <w:t>，一般很少用到。</w:t>
+        <w:t>像素的图块太窄，一般很少用到。</w:t>
       </w:r>
     </w:p>
     <w:p>
@@ -10720,6 +10099,9 @@
     <w:p>
       <w:pPr>
         <w:pStyle w:val="4"/>
+        <w:rPr>
+          <w:rFonts w:hint="eastAsia"/>
+        </w:rPr>
       </w:pPr>
       <w:bookmarkStart w:id="17" w:name="_4）48像素宽的阶梯"/>
       <w:bookmarkEnd w:id="17"/>
@@ -10898,7 +10280,7 @@
         <w:spacing w:after="0"/>
         <w:jc w:val="center"/>
         <w:rPr>
-          <w:rFonts w:ascii="宋体" w:eastAsia="宋体" w:hAnsi="宋体" w:cs="宋体"/>
+          <w:rFonts w:ascii="宋体" w:eastAsia="宋体" w:hAnsi="宋体" w:cs="宋体" w:hint="eastAsia"/>
           <w:sz w:val="24"/>
           <w:szCs w:val="24"/>
         </w:rPr>
@@ -11082,7 +10464,7 @@
         <w:spacing w:after="0"/>
         <w:jc w:val="center"/>
         <w:rPr>
-          <w:rFonts w:ascii="宋体" w:eastAsia="宋体" w:hAnsi="宋体" w:cs="宋体"/>
+          <w:rFonts w:ascii="宋体" w:eastAsia="宋体" w:hAnsi="宋体" w:cs="宋体" w:hint="eastAsia"/>
           <w:sz w:val="24"/>
           <w:szCs w:val="24"/>
         </w:rPr>
@@ -11396,23 +10778,26 @@
         <w:snapToGrid/>
         <w:spacing w:after="0"/>
         <w:rPr>
+          <w:rFonts w:ascii="宋体" w:eastAsia="宋体" w:hAnsi="宋体" w:cs="宋体" w:hint="eastAsia"/>
+          <w:sz w:val="24"/>
+          <w:szCs w:val="24"/>
+        </w:rPr>
+      </w:pPr>
+      <w:r>
+        <w:rPr>
           <w:rFonts w:ascii="宋体" w:eastAsia="宋体" w:hAnsi="宋体" w:cs="宋体"/>
           <w:sz w:val="24"/>
           <w:szCs w:val="24"/>
         </w:rPr>
-      </w:pPr>
-      <w:r>
-        <w:rPr>
-          <w:rFonts w:ascii="宋体" w:eastAsia="宋体" w:hAnsi="宋体" w:cs="宋体"/>
-          <w:sz w:val="24"/>
-          <w:szCs w:val="24"/>
-        </w:rPr>
         <w:br w:type="page"/>
       </w:r>
     </w:p>
     <w:p>
       <w:pPr>
         <w:pStyle w:val="4"/>
+        <w:rPr>
+          <w:rFonts w:hint="eastAsia"/>
+        </w:rPr>
       </w:pPr>
       <w:r>
         <w:lastRenderedPageBreak/>
@@ -11854,21 +11239,7 @@
         <w:rPr>
           <w:rFonts w:hint="eastAsia"/>
         </w:rPr>
-        <w:t>改为下面</w:t>
-      </w:r>
-      <w:proofErr w:type="gramStart"/>
-      <w:r>
-        <w:rPr>
-          <w:rFonts w:hint="eastAsia"/>
-        </w:rPr>
-        <w:t>五个图块即</w:t>
-      </w:r>
-      <w:proofErr w:type="gramEnd"/>
-      <w:r>
-        <w:rPr>
-          <w:rFonts w:hint="eastAsia"/>
-        </w:rPr>
-        <w:t>可绘制。</w:t>
+        <w:t>改为下面五个图块即可绘制。</w:t>
       </w:r>
     </w:p>
     <w:p>
@@ -11997,6 +11368,9 @@
     <w:p>
       <w:pPr>
         <w:pStyle w:val="4"/>
+        <w:rPr>
+          <w:rFonts w:hint="eastAsia"/>
+        </w:rPr>
       </w:pPr>
       <w:r>
         <w:lastRenderedPageBreak/>
@@ -12163,19 +11537,11 @@
       <w:r>
         <w:t>48</w:t>
       </w:r>
-      <w:proofErr w:type="gramStart"/>
-      <w:r>
-        <w:rPr>
-          <w:rFonts w:hint="eastAsia"/>
-        </w:rPr>
-        <w:t>像素图块</w:t>
-      </w:r>
-      <w:proofErr w:type="gramEnd"/>
-      <w:r>
-        <w:rPr>
-          <w:rFonts w:hint="eastAsia"/>
-        </w:rPr>
-        <w:t>一样，只不过多了个中间过渡的阶梯图块。</w:t>
+      <w:r>
+        <w:rPr>
+          <w:rFonts w:hint="eastAsia"/>
+        </w:rPr>
+        <w:t>像素图块一样，只不过多了个中间过渡的阶梯图块。</w:t>
       </w:r>
     </w:p>
     <w:p>
@@ -12221,7 +11587,7 @@
         <w:spacing w:after="0"/>
         <w:jc w:val="center"/>
         <w:rPr>
-          <w:rFonts w:ascii="宋体" w:eastAsia="宋体" w:hAnsi="宋体" w:cs="宋体"/>
+          <w:rFonts w:ascii="宋体" w:eastAsia="宋体" w:hAnsi="宋体" w:cs="宋体" w:hint="eastAsia"/>
           <w:sz w:val="24"/>
           <w:szCs w:val="24"/>
         </w:rPr>
@@ -12366,21 +11732,7 @@
         <w:rPr>
           <w:rFonts w:hint="eastAsia"/>
         </w:rPr>
-        <w:t>其中图形发生了紊乱，但仔细一看，只有一个</w:t>
-      </w:r>
-      <w:proofErr w:type="gramStart"/>
-      <w:r>
-        <w:rPr>
-          <w:rFonts w:hint="eastAsia"/>
-        </w:rPr>
-        <w:t>图块反</w:t>
-      </w:r>
-      <w:proofErr w:type="gramEnd"/>
-      <w:r>
-        <w:rPr>
-          <w:rFonts w:hint="eastAsia"/>
-        </w:rPr>
-        <w:t>了。</w:t>
+        <w:t>其中图形发生了紊乱，但仔细一看，只有一个图块反了。</w:t>
       </w:r>
     </w:p>
     <w:p>
@@ -12390,7 +11742,7 @@
         <w:spacing w:after="0"/>
         <w:jc w:val="center"/>
         <w:rPr>
-          <w:rFonts w:ascii="宋体" w:eastAsia="宋体" w:hAnsi="宋体" w:cs="宋体"/>
+          <w:rFonts w:ascii="宋体" w:eastAsia="宋体" w:hAnsi="宋体" w:cs="宋体" w:hint="eastAsia"/>
           <w:sz w:val="24"/>
           <w:szCs w:val="24"/>
         </w:rPr>
@@ -12513,19 +11865,11 @@
         <w:adjustRightInd/>
         <w:spacing w:after="0"/>
       </w:pPr>
-      <w:proofErr w:type="gramStart"/>
-      <w:r>
-        <w:rPr>
-          <w:rFonts w:hint="eastAsia"/>
-        </w:rPr>
-        <w:t>把图块改成</w:t>
-      </w:r>
-      <w:proofErr w:type="gramEnd"/>
-      <w:r>
-        <w:rPr>
-          <w:rFonts w:hint="eastAsia"/>
-        </w:rPr>
-        <w:t>备用中的那个反向图块，就可以了。</w:t>
+      <w:r>
+        <w:rPr>
+          <w:rFonts w:hint="eastAsia"/>
+        </w:rPr>
+        <w:t>把图块改成备用中的那个反向图块，就可以了。</w:t>
       </w:r>
     </w:p>
     <w:p>
@@ -12654,6 +11998,9 @@
     <w:p>
       <w:pPr>
         <w:pStyle w:val="4"/>
+        <w:rPr>
+          <w:rFonts w:hint="eastAsia"/>
+        </w:rPr>
       </w:pPr>
       <w:bookmarkStart w:id="18" w:name="_7）与墙壁组合的阶梯"/>
       <w:bookmarkEnd w:id="18"/>
@@ -12705,7 +12052,7 @@
         <w:spacing w:after="0"/>
         <w:jc w:val="center"/>
         <w:rPr>
-          <w:rFonts w:ascii="宋体" w:eastAsia="宋体" w:hAnsi="宋体" w:cs="宋体"/>
+          <w:rFonts w:ascii="宋体" w:eastAsia="宋体" w:hAnsi="宋体" w:cs="宋体" w:hint="eastAsia"/>
           <w:sz w:val="24"/>
           <w:szCs w:val="24"/>
         </w:rPr>
@@ -13219,21 +12566,7 @@
         <w:rPr>
           <w:rFonts w:hint="eastAsia"/>
         </w:rPr>
-        <w:t>模拟世界</w:t>
-      </w:r>
-      <w:proofErr w:type="gramStart"/>
-      <w:r>
-        <w:rPr>
-          <w:rFonts w:hint="eastAsia"/>
-        </w:rPr>
-        <w:t>的图块也</w:t>
-      </w:r>
-      <w:proofErr w:type="gramEnd"/>
-      <w:r>
-        <w:rPr>
-          <w:rFonts w:hint="eastAsia"/>
-        </w:rPr>
-        <w:t>一样。</w:t>
+        <w:t>模拟世界的图块也一样。</w:t>
       </w:r>
     </w:p>
     <w:p>
@@ -13243,7 +12576,7 @@
         <w:spacing w:after="0"/>
         <w:jc w:val="center"/>
         <w:rPr>
-          <w:rFonts w:ascii="宋体" w:eastAsia="宋体" w:hAnsi="宋体" w:cs="宋体"/>
+          <w:rFonts w:ascii="宋体" w:eastAsia="宋体" w:hAnsi="宋体" w:cs="宋体" w:hint="eastAsia"/>
           <w:sz w:val="24"/>
           <w:szCs w:val="24"/>
         </w:rPr>
@@ -13371,6 +12704,9 @@
     <w:p>
       <w:pPr>
         <w:pStyle w:val="4"/>
+        <w:rPr>
+          <w:rFonts w:hint="eastAsia"/>
+        </w:rPr>
       </w:pPr>
       <w:r>
         <w:lastRenderedPageBreak/>
@@ -13410,21 +12746,7 @@
         <w:rPr>
           <w:rFonts w:hint="eastAsia"/>
         </w:rPr>
-        <w:t>无论上述那种宽度的阶梯，</w:t>
-      </w:r>
-      <w:proofErr w:type="gramStart"/>
-      <w:r>
-        <w:rPr>
-          <w:rFonts w:hint="eastAsia"/>
-        </w:rPr>
-        <w:t>所有图块的</w:t>
-      </w:r>
-      <w:proofErr w:type="gramEnd"/>
-      <w:r>
-        <w:rPr>
-          <w:rFonts w:hint="eastAsia"/>
-        </w:rPr>
-        <w:t>阶梯必须确保</w:t>
+        <w:t>无论上述那种宽度的阶梯，所有图块的阶梯必须确保</w:t>
       </w:r>
       <w:r>
         <w:rPr>
@@ -13432,7 +12754,6 @@
         </w:rPr>
         <w:t xml:space="preserve"> </w:t>
       </w:r>
-      <w:proofErr w:type="gramStart"/>
       <w:r>
         <w:rPr>
           <w:rFonts w:hint="eastAsia"/>
@@ -13441,7 +12762,6 @@
         </w:rPr>
         <w:t>紧贴图块底部</w:t>
       </w:r>
-      <w:proofErr w:type="gramEnd"/>
       <w:r>
         <w:rPr>
           <w:rFonts w:hint="eastAsia"/>
@@ -13483,19 +12803,11 @@
         </w:rPr>
         <w:t xml:space="preserve"> </w:t>
       </w:r>
-      <w:proofErr w:type="gramStart"/>
-      <w:r>
-        <w:rPr>
-          <w:rFonts w:hint="eastAsia"/>
-        </w:rPr>
-        <w:t>图块的</w:t>
-      </w:r>
-      <w:proofErr w:type="gramEnd"/>
-      <w:r>
-        <w:rPr>
-          <w:rFonts w:hint="eastAsia"/>
-        </w:rPr>
-        <w:t>底部贴合，并且与</w:t>
+      <w:r>
+        <w:rPr>
+          <w:rFonts w:hint="eastAsia"/>
+        </w:rPr>
+        <w:t>图块的底部贴合，并且与</w:t>
       </w:r>
       <w:r>
         <w:rPr>
@@ -13503,14 +12815,12 @@
         </w:rPr>
         <w:t xml:space="preserve"> R</w:t>
       </w:r>
-      <w:proofErr w:type="gramStart"/>
       <w:r>
         <w:rPr>
           <w:rFonts w:hint="eastAsia"/>
         </w:rPr>
         <w:t>图块</w:t>
       </w:r>
-      <w:proofErr w:type="gramEnd"/>
       <w:r>
         <w:rPr>
           <w:rFonts w:hint="eastAsia"/>
@@ -13846,33 +13156,23 @@
             <w:pPr>
               <w:widowControl w:val="0"/>
             </w:pPr>
-            <w:proofErr w:type="gramStart"/>
             <w:r>
               <w:rPr>
                 <w:rFonts w:hint="eastAsia"/>
               </w:rPr>
               <w:t>画完图块和</w:t>
             </w:r>
-            <w:proofErr w:type="gramEnd"/>
             <w:r>
               <w:rPr>
                 <w:rFonts w:hint="eastAsia"/>
               </w:rPr>
               <w:t>R</w:t>
             </w:r>
-            <w:proofErr w:type="gramStart"/>
             <w:r>
               <w:rPr>
                 <w:rFonts w:hint="eastAsia"/>
               </w:rPr>
-              <w:t>图块后</w:t>
-            </w:r>
-            <w:proofErr w:type="gramEnd"/>
-            <w:r>
-              <w:rPr>
-                <w:rFonts w:hint="eastAsia"/>
-              </w:rPr>
-              <w:t>，都要手动去测试一下阶梯是否完整，这样才知道对不对。</w:t>
+              <w:t>图块后，都要手动去测试一下阶梯是否完整，这样才知道对不对。</w:t>
             </w:r>
           </w:p>
         </w:tc>
@@ -13880,15 +13180,20 @@
     </w:tbl>
     <w:p>
       <w:pPr>
-        <w:widowControl w:val="0"/>
-      </w:pPr>
-    </w:p>
-    <w:p>
-      <w:pPr>
         <w:adjustRightInd/>
         <w:snapToGrid/>
         <w:spacing w:after="0"/>
       </w:pPr>
+    </w:p>
+    <w:p>
+      <w:pPr>
+        <w:adjustRightInd/>
+        <w:snapToGrid/>
+        <w:spacing w:after="0"/>
+        <w:rPr>
+          <w:rFonts w:hint="eastAsia"/>
+        </w:rPr>
+      </w:pPr>
       <w:r>
         <w:br w:type="page"/>
       </w:r>
@@ -13896,97 +13201,99 @@
     <w:p>
       <w:pPr>
         <w:pStyle w:val="3"/>
+        <w:rPr>
+          <w:rFonts w:hint="eastAsia"/>
+        </w:rPr>
       </w:pPr>
       <w:bookmarkStart w:id="19" w:name="_图块素材画法"/>
       <w:bookmarkEnd w:id="19"/>
-      <w:proofErr w:type="gramStart"/>
       <w:r>
         <w:rPr>
           <w:rFonts w:hint="eastAsia"/>
         </w:rPr>
         <w:lastRenderedPageBreak/>
-        <w:t>图块素材</w:t>
-      </w:r>
-      <w:proofErr w:type="gramEnd"/>
-      <w:r>
-        <w:rPr>
-          <w:rFonts w:hint="eastAsia"/>
-        </w:rPr>
-        <w:t>画法</w:t>
-      </w:r>
-    </w:p>
-    <w:p>
-      <w:pPr>
-        <w:pStyle w:val="4"/>
-      </w:pPr>
-      <w:r>
-        <w:rPr>
-          <w:rFonts w:hint="eastAsia"/>
-        </w:rPr>
-        <w:t>1）</w:t>
-      </w:r>
-      <w:proofErr w:type="gramStart"/>
-      <w:r>
-        <w:rPr>
-          <w:rFonts w:hint="eastAsia"/>
+        <w:t>图块素材画法</w:t>
+      </w:r>
+      <w:r>
+        <w:rPr>
+          <w:rFonts w:hint="eastAsia"/>
+        </w:rPr>
+        <w:t>（指向）</w:t>
+      </w:r>
+    </w:p>
+    <w:p>
+      <w:pPr>
+        <w:widowControl w:val="0"/>
+        <w:spacing w:after="0"/>
+      </w:pPr>
+      <w:r>
+        <w:rPr>
+          <w:rFonts w:hint="eastAsia"/>
+        </w:rPr>
+        <w:t>如果你想直接自定义画一个阶梯素材，</w:t>
+      </w:r>
+    </w:p>
+    <w:p>
+      <w:r>
+        <w:rPr>
+          <w:rFonts w:hint="eastAsia"/>
+        </w:rPr>
+        <w:t>可以去看看文档：“</w:t>
+      </w:r>
+      <w:r>
+        <w:rPr>
+          <w:rFonts w:hint="eastAsia"/>
+          <w:color w:val="0070C0"/>
+        </w:rPr>
+        <w:t>26.</w:t>
+      </w:r>
+      <w:r>
+        <w:rPr>
+          <w:rFonts w:hint="eastAsia"/>
+          <w:color w:val="0070C0"/>
         </w:rPr>
         <w:t>图块</w:t>
       </w:r>
       <w:r>
         <w:rPr>
           <w:rFonts w:hint="eastAsia"/>
-        </w:rPr>
-        <w:t>素材</w:t>
-      </w:r>
-      <w:proofErr w:type="gramEnd"/>
-      <w:r>
-        <w:rPr>
-          <w:rFonts w:hint="eastAsia"/>
-        </w:rPr>
-        <w:t>的规划</w:t>
-      </w:r>
-    </w:p>
-    <w:p>
-      <w:pPr>
-        <w:spacing w:after="0"/>
-      </w:pPr>
-      <w:r>
-        <w:rPr>
-          <w:rFonts w:hint="eastAsia"/>
-        </w:rPr>
-        <w:t>要画图块素材，</w:t>
-      </w:r>
-      <w:proofErr w:type="gramStart"/>
-      <w:r>
-        <w:rPr>
-          <w:rFonts w:hint="eastAsia"/>
-        </w:rPr>
-        <w:t>主要图块有</w:t>
-      </w:r>
-      <w:proofErr w:type="gramEnd"/>
-      <w:r>
-        <w:rPr>
-          <w:rFonts w:hint="eastAsia"/>
-        </w:rPr>
-        <w:t>9</w:t>
-      </w:r>
-      <w:r>
-        <w:rPr>
-          <w:rFonts w:hint="eastAsia"/>
-        </w:rPr>
-        <w:t>个，剩下的</w:t>
-      </w:r>
-      <w:r>
-        <w:rPr>
-          <w:rFonts w:hint="eastAsia"/>
-        </w:rPr>
-        <w:t>3</w:t>
-      </w:r>
-      <w:r>
-        <w:rPr>
-          <w:rFonts w:hint="eastAsia"/>
-        </w:rPr>
-        <w:t>个为备份图块</w:t>
+          <w:color w:val="0070C0"/>
+        </w:rPr>
+        <w:t xml:space="preserve"> &gt; </w:t>
+      </w:r>
+      <w:r>
+        <w:rPr>
+          <w:rFonts w:hint="eastAsia"/>
+          <w:color w:val="0070C0"/>
+        </w:rPr>
+        <w:t>图块设计</w:t>
+      </w:r>
+      <w:r>
+        <w:rPr>
+          <w:rFonts w:hint="eastAsia"/>
+          <w:color w:val="0070C0"/>
+        </w:rPr>
+        <w:t>-</w:t>
+      </w:r>
+      <w:r>
+        <w:rPr>
+          <w:rFonts w:hint="eastAsia"/>
+          <w:color w:val="0070C0"/>
+        </w:rPr>
+        <w:t>阶梯素材画法</w:t>
+      </w:r>
+      <w:r>
+        <w:rPr>
+          <w:rFonts w:hint="eastAsia"/>
+          <w:color w:val="0070C0"/>
+        </w:rPr>
+        <w:t>.docx</w:t>
+      </w:r>
+      <w:r>
+        <w:rPr>
+          <w:rFonts w:hint="eastAsia"/>
+        </w:rPr>
+        <w:t>”</w:t>
       </w:r>
       <w:r>
         <w:rPr>
@@ -13997,18 +13304,20 @@
     </w:p>
     <w:p>
       <w:pPr>
-        <w:spacing w:after="0"/>
         <w:jc w:val="center"/>
+        <w:rPr>
+          <w:rFonts w:hint="eastAsia"/>
+        </w:rPr>
       </w:pPr>
       <w:r>
         <w:rPr>
           <w:noProof/>
         </w:rPr>
         <w:drawing>
-          <wp:inline distT="0" distB="0" distL="0" distR="0" wp14:anchorId="4AAA7179" wp14:editId="07D009C6">
+          <wp:inline distT="0" distB="0" distL="0" distR="0" wp14:anchorId="6FC87DF7" wp14:editId="79956DD4">
             <wp:extent cx="1698808" cy="1590947"/>
             <wp:effectExtent l="0" t="0" r="0" b="9525"/>
-            <wp:docPr id="1465955700" name="图片 1465955700"/>
+            <wp:docPr id="341282520" name="图片 341282520"/>
             <wp:cNvGraphicFramePr>
               <a:graphicFrameLocks xmlns:a="http://schemas.openxmlformats.org/drawingml/2006/main" noChangeAspect="1"/>
             </wp:cNvGraphicFramePr>
@@ -14058,10 +13367,10 @@
           <w:noProof/>
         </w:rPr>
         <w:drawing>
-          <wp:inline distT="0" distB="0" distL="0" distR="0" wp14:anchorId="5313AA19" wp14:editId="347171A0">
+          <wp:inline distT="0" distB="0" distL="0" distR="0" wp14:anchorId="74A35D04" wp14:editId="3A345E29">
             <wp:extent cx="2095500" cy="1585784"/>
             <wp:effectExtent l="0" t="0" r="0" b="0"/>
-            <wp:docPr id="1668170848" name="图片 1668170848"/>
+            <wp:docPr id="720205094" name="图片 720205094"/>
             <wp:cNvGraphicFramePr>
               <a:graphicFrameLocks xmlns:a="http://schemas.openxmlformats.org/drawingml/2006/main" noChangeAspect="1"/>
             </wp:cNvGraphicFramePr>
@@ -14109,403 +13418,12 @@
     </w:p>
     <w:p>
       <w:pPr>
-        <w:spacing w:after="0"/>
-      </w:pPr>
-      <w:r>
-        <w:rPr>
-          <w:rFonts w:hint="eastAsia"/>
-        </w:rPr>
-        <w:t>下面给这</w:t>
-      </w:r>
-      <w:proofErr w:type="gramStart"/>
-      <w:r>
-        <w:rPr>
-          <w:rFonts w:hint="eastAsia"/>
-        </w:rPr>
-        <w:t>九个图块编号</w:t>
-      </w:r>
-      <w:proofErr w:type="gramEnd"/>
-      <w:r>
-        <w:rPr>
-          <w:rFonts w:hint="eastAsia"/>
-        </w:rPr>
-        <w:t>，</w:t>
-      </w:r>
-    </w:p>
-    <w:p>
-      <w:pPr>
-        <w:spacing w:after="0"/>
-        <w:ind w:firstLineChars="100" w:firstLine="220"/>
-      </w:pPr>
-      <w:r>
-        <w:rPr>
-          <w:rFonts w:hint="eastAsia"/>
-        </w:rPr>
-        <w:t>1</w:t>
-      </w:r>
-      <w:r>
-        <w:rPr>
-          <w:rFonts w:hint="eastAsia"/>
-        </w:rPr>
-        <w:t>和</w:t>
-      </w:r>
-      <w:r>
-        <w:rPr>
-          <w:rFonts w:hint="eastAsia"/>
-        </w:rPr>
-        <w:t>4</w:t>
-      </w:r>
-      <w:r>
-        <w:rPr>
-          <w:rFonts w:hint="eastAsia"/>
-        </w:rPr>
-        <w:t>，</w:t>
-      </w:r>
-      <w:r>
-        <w:rPr>
-          <w:rFonts w:hint="eastAsia"/>
-        </w:rPr>
-        <w:t xml:space="preserve"> </w:t>
-      </w:r>
-      <w:r>
-        <w:t xml:space="preserve"> </w:t>
-      </w:r>
-      <w:r>
-        <w:rPr>
-          <w:rFonts w:hint="eastAsia"/>
-        </w:rPr>
-        <w:t>5</w:t>
-      </w:r>
-      <w:r>
-        <w:rPr>
-          <w:rFonts w:hint="eastAsia"/>
-        </w:rPr>
-        <w:t>和</w:t>
-      </w:r>
-      <w:r>
-        <w:rPr>
-          <w:rFonts w:hint="eastAsia"/>
-        </w:rPr>
-        <w:t>8,</w:t>
-      </w:r>
-      <w:r>
-        <w:rPr>
-          <w:rFonts w:hint="eastAsia"/>
-        </w:rPr>
-        <w:t xml:space="preserve"> </w:t>
-      </w:r>
-      <w:r>
-        <w:t xml:space="preserve">  </w:t>
-      </w:r>
-      <w:r>
-        <w:rPr>
-          <w:rFonts w:hint="eastAsia"/>
-        </w:rPr>
-        <w:t>7</w:t>
-      </w:r>
-      <w:r>
-        <w:rPr>
-          <w:rFonts w:hint="eastAsia"/>
-        </w:rPr>
-        <w:t>和</w:t>
-      </w:r>
-      <w:r>
-        <w:rPr>
-          <w:rFonts w:hint="eastAsia"/>
-        </w:rPr>
-        <w:t>9</w:t>
-      </w:r>
-      <w:r>
-        <w:rPr>
-          <w:rFonts w:hint="eastAsia"/>
-        </w:rPr>
-        <w:t>，</w:t>
-      </w:r>
-    </w:p>
-    <w:p>
-      <w:pPr>
-        <w:spacing w:after="0"/>
-      </w:pPr>
-      <w:r>
-        <w:rPr>
-          <w:rFonts w:hint="eastAsia"/>
-        </w:rPr>
-        <w:t>是完全一样的楼梯，区别只在于有墙与没墙。</w:t>
-      </w:r>
-    </w:p>
-    <w:p>
-      <w:pPr>
-        <w:spacing w:after="0"/>
-        <w:jc w:val="center"/>
-      </w:pPr>
-      <w:r>
-        <w:rPr>
-          <w:noProof/>
-        </w:rPr>
-        <w:drawing>
-          <wp:inline distT="0" distB="0" distL="0" distR="0" wp14:anchorId="292B5F2B" wp14:editId="66710259">
-            <wp:extent cx="2517404" cy="1828800"/>
-            <wp:effectExtent l="0" t="0" r="0" b="0"/>
-            <wp:docPr id="469126078" name="图片 39"/>
-            <wp:cNvGraphicFramePr>
-              <a:graphicFrameLocks xmlns:a="http://schemas.openxmlformats.org/drawingml/2006/main" noChangeAspect="1"/>
-            </wp:cNvGraphicFramePr>
-            <a:graphic xmlns:a="http://schemas.openxmlformats.org/drawingml/2006/main">
-              <a:graphicData uri="http://schemas.openxmlformats.org/drawingml/2006/picture">
-                <pic:pic xmlns:pic="http://schemas.openxmlformats.org/drawingml/2006/picture">
-                  <pic:nvPicPr>
-                    <pic:cNvPr id="0" name="Picture 86"/>
-                    <pic:cNvPicPr>
-                      <a:picLocks noChangeAspect="1" noChangeArrowheads="1"/>
-                    </pic:cNvPicPr>
-                  </pic:nvPicPr>
-                  <pic:blipFill>
-                    <a:blip r:embed="rId101" cstate="print">
-                      <a:extLst>
-                        <a:ext uri="{28A0092B-C50C-407E-A947-70E740481C1C}">
-                          <a14:useLocalDpi xmlns:a14="http://schemas.microsoft.com/office/drawing/2010/main" val="0"/>
-                        </a:ext>
-                      </a:extLst>
-                    </a:blip>
-                    <a:srcRect/>
-                    <a:stretch>
-                      <a:fillRect/>
-                    </a:stretch>
-                  </pic:blipFill>
-                  <pic:spPr bwMode="auto">
-                    <a:xfrm>
-                      <a:off x="0" y="0"/>
-                      <a:ext cx="2530449" cy="1838277"/>
-                    </a:xfrm>
-                    <a:prstGeom prst="rect">
-                      <a:avLst/>
-                    </a:prstGeom>
-                    <a:noFill/>
-                    <a:ln>
-                      <a:noFill/>
-                    </a:ln>
-                  </pic:spPr>
-                </pic:pic>
-              </a:graphicData>
-            </a:graphic>
-          </wp:inline>
-        </w:drawing>
-      </w:r>
-    </w:p>
-    <w:p>
-      <w:pPr>
-        <w:spacing w:after="0"/>
-      </w:pPr>
-      <w:r>
-        <w:rPr>
-          <w:rFonts w:hint="eastAsia"/>
-        </w:rPr>
-        <w:t>你可能会觉得排布有些不合理，</w:t>
-      </w:r>
-    </w:p>
-    <w:p>
-      <w:pPr>
-        <w:spacing w:after="0"/>
-      </w:pPr>
-      <w:r>
-        <w:rPr>
-          <w:rFonts w:hint="eastAsia"/>
-        </w:rPr>
-        <w:t>但由于</w:t>
-      </w:r>
-      <w:r>
-        <w:rPr>
-          <w:rFonts w:hint="eastAsia"/>
-        </w:rPr>
-        <w:t>4</w:t>
-      </w:r>
-      <w:r>
-        <w:t>52</w:t>
-      </w:r>
-      <w:r>
-        <w:rPr>
-          <w:rFonts w:hint="eastAsia"/>
-        </w:rPr>
-        <w:t>和</w:t>
-      </w:r>
-      <w:r>
-        <w:rPr>
-          <w:rFonts w:hint="eastAsia"/>
-        </w:rPr>
-        <w:t>7</w:t>
-      </w:r>
-      <w:r>
-        <w:t>8</w:t>
-      </w:r>
-      <w:r>
-        <w:rPr>
-          <w:rFonts w:hint="eastAsia"/>
-        </w:rPr>
-        <w:t>+</w:t>
-      </w:r>
-      <w:r>
-        <w:t xml:space="preserve">23 </w:t>
-      </w:r>
-      <w:r>
-        <w:rPr>
-          <w:rFonts w:hint="eastAsia"/>
-        </w:rPr>
-        <w:t>太常用了，</w:t>
-      </w:r>
-    </w:p>
-    <w:p>
-      <w:pPr>
-        <w:spacing w:after="0"/>
-      </w:pPr>
-      <w:r>
-        <w:rPr>
-          <w:rFonts w:hint="eastAsia"/>
-        </w:rPr>
-        <w:t>所以作者这里我以常用的方式排布楼梯图块，而不是样式并排，所以显得有些不规则。</w:t>
-      </w:r>
-    </w:p>
-    <w:p>
-      <w:pPr>
-        <w:spacing w:after="0"/>
-      </w:pPr>
-    </w:p>
-    <w:tbl>
-      <w:tblPr>
-        <w:tblStyle w:val="af"/>
-        <w:tblW w:w="0" w:type="auto"/>
-        <w:shd w:val="clear" w:color="auto" w:fill="DEEAF6" w:themeFill="accent1" w:themeFillTint="33"/>
-        <w:tblLook w:val="04A0" w:firstRow="1" w:lastRow="0" w:firstColumn="1" w:lastColumn="0" w:noHBand="0" w:noVBand="1"/>
-      </w:tblPr>
-      <w:tblGrid>
-        <w:gridCol w:w="8522"/>
-      </w:tblGrid>
-      <w:tr>
-        <w:tc>
-          <w:tcPr>
-            <w:tcW w:w="8522" w:type="dxa"/>
-            <w:shd w:val="clear" w:color="auto" w:fill="DEEAF6" w:themeFill="accent1" w:themeFillTint="33"/>
-          </w:tcPr>
-          <w:p>
-            <w:pPr>
-              <w:spacing w:after="0"/>
-            </w:pPr>
-            <w:r>
-              <w:rPr>
-                <w:rFonts w:hint="eastAsia"/>
-              </w:rPr>
-              <w:t>如果你不会画楼梯，拿示例中</w:t>
-            </w:r>
-            <w:r>
-              <w:rPr>
-                <w:rFonts w:hint="eastAsia"/>
-              </w:rPr>
-              <w:t xml:space="preserve"> </w:t>
-            </w:r>
-            <w:proofErr w:type="gramStart"/>
-            <w:r>
-              <w:rPr>
-                <w:rFonts w:hint="eastAsia"/>
-              </w:rPr>
-              <w:t>楼梯图块和斜坡图块</w:t>
-            </w:r>
-            <w:proofErr w:type="gramEnd"/>
-            <w:r>
-              <w:rPr>
-                <w:rFonts w:hint="eastAsia"/>
-              </w:rPr>
-              <w:t xml:space="preserve"> </w:t>
-            </w:r>
-            <w:r>
-              <w:rPr>
-                <w:rFonts w:hint="eastAsia"/>
-              </w:rPr>
-              <w:t>改色也可以。</w:t>
-            </w:r>
-          </w:p>
-          <w:p>
-            <w:pPr>
-              <w:spacing w:after="0"/>
-            </w:pPr>
-            <w:r>
-              <w:rPr>
-                <w:rFonts w:hint="eastAsia"/>
-              </w:rPr>
-              <w:t>详细可以看看</w:t>
-            </w:r>
-            <w:r>
-              <w:rPr>
-                <w:rFonts w:hint="eastAsia"/>
-              </w:rPr>
-              <w:t xml:space="preserve"> </w:t>
-            </w:r>
-            <w:r>
-              <w:rPr>
-                <w:rFonts w:hint="eastAsia"/>
-              </w:rPr>
-              <w:t>从零开始设计</w:t>
-            </w:r>
-            <w:r>
-              <w:rPr>
-                <w:rFonts w:hint="eastAsia"/>
-              </w:rPr>
-              <w:t xml:space="preserve"> </w:t>
-            </w:r>
-            <w:r>
-              <w:rPr>
-                <w:rFonts w:hint="eastAsia"/>
-              </w:rPr>
-              <w:t>的章节：</w:t>
-            </w:r>
-            <w:hyperlink w:anchor="_7._图块素材变色" w:history="1">
-              <w:r>
-                <w:rPr>
-                  <w:rStyle w:val="a4"/>
-                  <w:rFonts w:hint="eastAsia"/>
-                </w:rPr>
-                <w:t xml:space="preserve">7. </w:t>
-              </w:r>
-              <w:proofErr w:type="gramStart"/>
-              <w:r>
-                <w:rPr>
-                  <w:rStyle w:val="a4"/>
-                  <w:rFonts w:hint="eastAsia"/>
-                </w:rPr>
-                <w:t>图块素材</w:t>
-              </w:r>
-              <w:proofErr w:type="gramEnd"/>
-              <w:r>
-                <w:rPr>
-                  <w:rStyle w:val="a4"/>
-                  <w:rFonts w:hint="eastAsia"/>
-                </w:rPr>
-                <w:t>变色</w:t>
-              </w:r>
-            </w:hyperlink>
-            <w:r>
-              <w:t xml:space="preserve"> </w:t>
-            </w:r>
-            <w:r>
-              <w:rPr>
-                <w:rFonts w:hint="eastAsia"/>
-              </w:rPr>
-              <w:t>。</w:t>
-            </w:r>
-          </w:p>
-        </w:tc>
-      </w:tr>
-    </w:tbl>
-    <w:p>
-      <w:pPr>
         <w:adjustRightInd/>
         <w:snapToGrid/>
-        <w:spacing w:line="220" w:lineRule="atLeast"/>
-      </w:pPr>
-    </w:p>
-    <w:p>
-      <w:pPr>
-        <w:adjustRightInd/>
-        <w:snapToGrid/>
-        <w:spacing w:after="0"/>
+        <w:spacing w:after="0"/>
+        <w:rPr>
+          <w:rFonts w:hint="eastAsia"/>
+        </w:rPr>
       </w:pPr>
       <w:r>
         <w:br w:type="page"/>
@@ -14513,1936 +13431,17 @@
     </w:p>
     <w:p>
       <w:pPr>
-        <w:pStyle w:val="4"/>
-      </w:pPr>
-      <w:r>
-        <w:lastRenderedPageBreak/>
-        <w:t>2</w:t>
-      </w:r>
-      <w:r>
-        <w:rPr>
-          <w:rFonts w:hint="eastAsia"/>
-        </w:rPr>
-        <w:t>）</w:t>
-      </w:r>
-      <w:r>
-        <w:rPr>
-          <w:rFonts w:hint="eastAsia"/>
-        </w:rPr>
-        <w:t>2</w:t>
-      </w:r>
-      <w:r>
-        <w:t>4</w:t>
-      </w:r>
-      <w:r>
-        <w:rPr>
-          <w:rFonts w:hint="eastAsia"/>
-        </w:rPr>
-        <w:t>像素/</w:t>
-      </w:r>
-      <w:r>
-        <w:t>48</w:t>
-      </w:r>
-      <w:r>
-        <w:rPr>
-          <w:rFonts w:hint="eastAsia"/>
-        </w:rPr>
-        <w:t>像素比例设计</w:t>
-      </w:r>
-    </w:p>
-    <w:p>
-      <w:pPr>
-        <w:spacing w:after="0"/>
-      </w:pPr>
-      <w:r>
-        <w:rPr>
-          <w:rFonts w:hint="eastAsia"/>
-        </w:rPr>
-        <w:t>打开</w:t>
-      </w:r>
-      <w:proofErr w:type="spellStart"/>
-      <w:r>
-        <w:rPr>
-          <w:rFonts w:hint="eastAsia"/>
-        </w:rPr>
-        <w:t>ps</w:t>
-      </w:r>
-      <w:proofErr w:type="spellEnd"/>
-      <w:r>
-        <w:rPr>
-          <w:rFonts w:hint="eastAsia"/>
-        </w:rPr>
-        <w:t>，这里作者我开了</w:t>
-      </w:r>
-      <w:r>
-        <w:rPr>
-          <w:rFonts w:hint="eastAsia"/>
-        </w:rPr>
-        <w:t>4</w:t>
-      </w:r>
-      <w:r>
-        <w:t>8</w:t>
-      </w:r>
-      <w:r>
-        <w:rPr>
-          <w:rFonts w:hint="eastAsia"/>
-        </w:rPr>
-        <w:t>像素的网格，与</w:t>
-      </w:r>
-      <w:r>
-        <w:t>24</w:t>
-      </w:r>
-      <w:r>
-        <w:rPr>
-          <w:rFonts w:hint="eastAsia"/>
-        </w:rPr>
-        <w:t>像素的子网格。</w:t>
-      </w:r>
-    </w:p>
-    <w:p>
-      <w:pPr>
-        <w:spacing w:after="0"/>
-        <w:jc w:val="center"/>
-      </w:pPr>
-      <w:r>
-        <w:rPr>
-          <w:noProof/>
-        </w:rPr>
-        <w:drawing>
-          <wp:inline distT="0" distB="0" distL="0" distR="0" wp14:anchorId="3F84EA6A" wp14:editId="705E82E1">
-            <wp:extent cx="3421380" cy="1003356"/>
-            <wp:effectExtent l="0" t="0" r="7620" b="6350"/>
-            <wp:docPr id="1374328205" name="图片 41"/>
-            <wp:cNvGraphicFramePr>
-              <a:graphicFrameLocks xmlns:a="http://schemas.openxmlformats.org/drawingml/2006/main" noChangeAspect="1"/>
-            </wp:cNvGraphicFramePr>
-            <a:graphic xmlns:a="http://schemas.openxmlformats.org/drawingml/2006/main">
-              <a:graphicData uri="http://schemas.openxmlformats.org/drawingml/2006/picture">
-                <pic:pic xmlns:pic="http://schemas.openxmlformats.org/drawingml/2006/picture">
-                  <pic:nvPicPr>
-                    <pic:cNvPr id="0" name="Picture 90"/>
-                    <pic:cNvPicPr>
-                      <a:picLocks noChangeAspect="1" noChangeArrowheads="1"/>
-                    </pic:cNvPicPr>
-                  </pic:nvPicPr>
-                  <pic:blipFill>
-                    <a:blip r:embed="rId102">
-                      <a:extLst>
-                        <a:ext uri="{28A0092B-C50C-407E-A947-70E740481C1C}">
-                          <a14:useLocalDpi xmlns:a14="http://schemas.microsoft.com/office/drawing/2010/main" val="0"/>
-                        </a:ext>
-                      </a:extLst>
-                    </a:blip>
-                    <a:srcRect/>
-                    <a:stretch>
-                      <a:fillRect/>
-                    </a:stretch>
-                  </pic:blipFill>
-                  <pic:spPr bwMode="auto">
-                    <a:xfrm>
-                      <a:off x="0" y="0"/>
-                      <a:ext cx="3430413" cy="1006005"/>
-                    </a:xfrm>
-                    <a:prstGeom prst="rect">
-                      <a:avLst/>
-                    </a:prstGeom>
-                    <a:noFill/>
-                    <a:ln>
-                      <a:noFill/>
-                    </a:ln>
-                  </pic:spPr>
-                </pic:pic>
-              </a:graphicData>
-            </a:graphic>
-          </wp:inline>
-        </w:drawing>
-      </w:r>
-    </w:p>
-    <w:p>
-      <w:pPr>
-        <w:spacing w:after="0"/>
-        <w:jc w:val="center"/>
-      </w:pPr>
-      <w:r>
-        <w:rPr>
-          <w:noProof/>
-        </w:rPr>
-        <w:drawing>
-          <wp:inline distT="0" distB="0" distL="0" distR="0" wp14:anchorId="48E84CEA" wp14:editId="7028C095">
-            <wp:extent cx="2380615" cy="1788471"/>
-            <wp:effectExtent l="0" t="0" r="635" b="2540"/>
-            <wp:docPr id="541150113" name="图片 40"/>
-            <wp:cNvGraphicFramePr>
-              <a:graphicFrameLocks xmlns:a="http://schemas.openxmlformats.org/drawingml/2006/main" noChangeAspect="1"/>
-            </wp:cNvGraphicFramePr>
-            <a:graphic xmlns:a="http://schemas.openxmlformats.org/drawingml/2006/main">
-              <a:graphicData uri="http://schemas.openxmlformats.org/drawingml/2006/picture">
-                <pic:pic xmlns:pic="http://schemas.openxmlformats.org/drawingml/2006/picture">
-                  <pic:nvPicPr>
-                    <pic:cNvPr id="0" name="Picture 88"/>
-                    <pic:cNvPicPr>
-                      <a:picLocks noChangeAspect="1" noChangeArrowheads="1"/>
-                    </pic:cNvPicPr>
-                  </pic:nvPicPr>
-                  <pic:blipFill>
-                    <a:blip r:embed="rId103" cstate="print">
-                      <a:extLst>
-                        <a:ext uri="{28A0092B-C50C-407E-A947-70E740481C1C}">
-                          <a14:useLocalDpi xmlns:a14="http://schemas.microsoft.com/office/drawing/2010/main" val="0"/>
-                        </a:ext>
-                      </a:extLst>
-                    </a:blip>
-                    <a:srcRect/>
-                    <a:stretch>
-                      <a:fillRect/>
-                    </a:stretch>
-                  </pic:blipFill>
-                  <pic:spPr bwMode="auto">
-                    <a:xfrm>
-                      <a:off x="0" y="0"/>
-                      <a:ext cx="2391893" cy="1796943"/>
-                    </a:xfrm>
-                    <a:prstGeom prst="rect">
-                      <a:avLst/>
-                    </a:prstGeom>
-                    <a:noFill/>
-                    <a:ln>
-                      <a:noFill/>
-                    </a:ln>
-                  </pic:spPr>
-                </pic:pic>
-              </a:graphicData>
-            </a:graphic>
-          </wp:inline>
-        </w:drawing>
-      </w:r>
-      <w:r>
-        <w:rPr>
-          <w:noProof/>
-        </w:rPr>
-        <w:drawing>
-          <wp:inline distT="0" distB="0" distL="0" distR="0" wp14:anchorId="5AAC0A16" wp14:editId="464F6D81">
-            <wp:extent cx="2385060" cy="1780037"/>
-            <wp:effectExtent l="0" t="0" r="0" b="0"/>
-            <wp:docPr id="277904217" name="图片 43"/>
-            <wp:cNvGraphicFramePr>
-              <a:graphicFrameLocks xmlns:a="http://schemas.openxmlformats.org/drawingml/2006/main" noChangeAspect="1"/>
-            </wp:cNvGraphicFramePr>
-            <a:graphic xmlns:a="http://schemas.openxmlformats.org/drawingml/2006/main">
-              <a:graphicData uri="http://schemas.openxmlformats.org/drawingml/2006/picture">
-                <pic:pic xmlns:pic="http://schemas.openxmlformats.org/drawingml/2006/picture">
-                  <pic:nvPicPr>
-                    <pic:cNvPr id="0" name="Picture 94"/>
-                    <pic:cNvPicPr>
-                      <a:picLocks noChangeAspect="1" noChangeArrowheads="1"/>
-                    </pic:cNvPicPr>
-                  </pic:nvPicPr>
-                  <pic:blipFill>
-                    <a:blip r:embed="rId104" cstate="print">
-                      <a:extLst>
-                        <a:ext uri="{28A0092B-C50C-407E-A947-70E740481C1C}">
-                          <a14:useLocalDpi xmlns:a14="http://schemas.microsoft.com/office/drawing/2010/main" val="0"/>
-                        </a:ext>
-                      </a:extLst>
-                    </a:blip>
-                    <a:srcRect/>
-                    <a:stretch>
-                      <a:fillRect/>
-                    </a:stretch>
-                  </pic:blipFill>
-                  <pic:spPr bwMode="auto">
-                    <a:xfrm>
-                      <a:off x="0" y="0"/>
-                      <a:ext cx="2393621" cy="1786426"/>
-                    </a:xfrm>
-                    <a:prstGeom prst="rect">
-                      <a:avLst/>
-                    </a:prstGeom>
-                    <a:noFill/>
-                    <a:ln>
-                      <a:noFill/>
-                    </a:ln>
-                  </pic:spPr>
-                </pic:pic>
-              </a:graphicData>
-            </a:graphic>
-          </wp:inline>
-        </w:drawing>
-      </w:r>
-    </w:p>
-    <w:p>
-      <w:pPr>
-        <w:spacing w:after="0"/>
-      </w:pPr>
-      <w:r>
-        <w:rPr>
-          <w:rFonts w:hint="eastAsia"/>
-        </w:rPr>
-        <w:t>如下图的斜坡</w:t>
-      </w:r>
-      <w:r>
-        <w:rPr>
-          <w:rFonts w:hint="eastAsia"/>
-        </w:rPr>
-        <w:t>素材</w:t>
-      </w:r>
-      <w:r>
-        <w:rPr>
-          <w:rFonts w:hint="eastAsia"/>
-        </w:rPr>
-        <w:t>，</w:t>
-      </w:r>
-    </w:p>
-    <w:p>
-      <w:pPr>
-        <w:spacing w:after="0"/>
-      </w:pPr>
-      <w:r>
-        <w:rPr>
-          <w:rFonts w:hint="eastAsia"/>
-        </w:rPr>
-        <w:t>边缘必须满足</w:t>
-      </w:r>
-      <w:r>
-        <w:rPr>
-          <w:rFonts w:hint="eastAsia"/>
-        </w:rPr>
-        <w:t>2</w:t>
-      </w:r>
-      <w:r>
-        <w:t>4</w:t>
-      </w:r>
-      <w:r>
-        <w:rPr>
-          <w:rFonts w:hint="eastAsia"/>
-        </w:rPr>
-        <w:t>像素与</w:t>
-      </w:r>
-      <w:r>
-        <w:rPr>
-          <w:rFonts w:hint="eastAsia"/>
-        </w:rPr>
-        <w:t>4</w:t>
-      </w:r>
-      <w:r>
-        <w:t>8</w:t>
-      </w:r>
-      <w:r>
-        <w:rPr>
-          <w:rFonts w:hint="eastAsia"/>
-        </w:rPr>
-        <w:t>像素的左右交界。</w:t>
-      </w:r>
-    </w:p>
-    <w:p>
-      <w:pPr>
-        <w:adjustRightInd/>
-        <w:snapToGrid/>
-        <w:spacing w:after="0"/>
-        <w:jc w:val="center"/>
-        <w:rPr>
-          <w:rFonts w:ascii="宋体" w:eastAsia="宋体" w:hAnsi="宋体" w:cs="宋体"/>
-          <w:sz w:val="24"/>
-          <w:szCs w:val="24"/>
-        </w:rPr>
-      </w:pPr>
-      <w:r>
-        <w:rPr>
-          <w:rFonts w:ascii="宋体" w:eastAsia="宋体" w:hAnsi="宋体" w:cs="宋体"/>
-          <w:noProof/>
-          <w:sz w:val="24"/>
-          <w:szCs w:val="24"/>
-        </w:rPr>
-        <w:drawing>
-          <wp:inline distT="0" distB="0" distL="0" distR="0" wp14:anchorId="13AEDFDD" wp14:editId="4CE2BBF5">
-            <wp:extent cx="2552700" cy="1944109"/>
-            <wp:effectExtent l="0" t="0" r="0" b="0"/>
-            <wp:docPr id="2069298877" name="图片 45"/>
-            <wp:cNvGraphicFramePr>
-              <a:graphicFrameLocks xmlns:a="http://schemas.openxmlformats.org/drawingml/2006/main" noChangeAspect="1"/>
-            </wp:cNvGraphicFramePr>
-            <a:graphic xmlns:a="http://schemas.openxmlformats.org/drawingml/2006/main">
-              <a:graphicData uri="http://schemas.openxmlformats.org/drawingml/2006/picture">
-                <pic:pic xmlns:pic="http://schemas.openxmlformats.org/drawingml/2006/picture">
-                  <pic:nvPicPr>
-                    <pic:cNvPr id="0" name="Picture 98"/>
-                    <pic:cNvPicPr>
-                      <a:picLocks noChangeAspect="1" noChangeArrowheads="1"/>
-                    </pic:cNvPicPr>
-                  </pic:nvPicPr>
-                  <pic:blipFill>
-                    <a:blip r:embed="rId105">
-                      <a:extLst>
-                        <a:ext uri="{28A0092B-C50C-407E-A947-70E740481C1C}">
-                          <a14:useLocalDpi xmlns:a14="http://schemas.microsoft.com/office/drawing/2010/main" val="0"/>
-                        </a:ext>
-                      </a:extLst>
-                    </a:blip>
-                    <a:srcRect/>
-                    <a:stretch>
-                      <a:fillRect/>
-                    </a:stretch>
-                  </pic:blipFill>
-                  <pic:spPr bwMode="auto">
-                    <a:xfrm>
-                      <a:off x="0" y="0"/>
-                      <a:ext cx="2559720" cy="1949455"/>
-                    </a:xfrm>
-                    <a:prstGeom prst="rect">
-                      <a:avLst/>
-                    </a:prstGeom>
-                    <a:noFill/>
-                    <a:ln>
-                      <a:noFill/>
-                    </a:ln>
-                  </pic:spPr>
-                </pic:pic>
-              </a:graphicData>
-            </a:graphic>
-          </wp:inline>
-        </w:drawing>
-      </w:r>
-    </w:p>
-    <w:p>
-      <w:pPr>
-        <w:spacing w:after="0"/>
-      </w:pPr>
-      <w:r>
-        <w:rPr>
-          <w:rFonts w:hint="eastAsia"/>
-        </w:rPr>
-        <w:t>而</w:t>
-      </w:r>
-      <w:r>
-        <w:rPr>
-          <w:rFonts w:hint="eastAsia"/>
-        </w:rPr>
-        <w:t>阶梯可以稍微宽一点，比如</w:t>
-      </w:r>
-      <w:r>
-        <w:rPr>
-          <w:rFonts w:hint="eastAsia"/>
-        </w:rPr>
-        <w:t xml:space="preserve"> </w:t>
-      </w:r>
-      <w:r>
-        <w:rPr>
-          <w:rFonts w:hint="eastAsia"/>
-        </w:rPr>
-        <w:t>向上</w:t>
-      </w:r>
-      <w:r>
-        <w:rPr>
-          <w:rFonts w:hint="eastAsia"/>
-        </w:rPr>
-        <w:t>高</w:t>
-      </w:r>
-      <w:r>
-        <w:rPr>
-          <w:rFonts w:hint="eastAsia"/>
-        </w:rPr>
-        <w:t>8</w:t>
-      </w:r>
-      <w:r>
-        <w:rPr>
-          <w:rFonts w:hint="eastAsia"/>
-        </w:rPr>
-        <w:t>像素</w:t>
-      </w:r>
-      <w:r>
-        <w:rPr>
-          <w:rFonts w:hint="eastAsia"/>
-        </w:rPr>
-        <w:t>或向下低</w:t>
-      </w:r>
-      <w:r>
-        <w:rPr>
-          <w:rFonts w:hint="eastAsia"/>
-        </w:rPr>
-        <w:t>8</w:t>
-      </w:r>
-      <w:r>
-        <w:rPr>
-          <w:rFonts w:hint="eastAsia"/>
-        </w:rPr>
-        <w:t>像素。</w:t>
-      </w:r>
-    </w:p>
-    <w:p>
-      <w:pPr>
-        <w:spacing w:after="0"/>
-      </w:pPr>
-      <w:r>
-        <w:rPr>
-          <w:rFonts w:hint="eastAsia"/>
-        </w:rPr>
-        <w:t>由于</w:t>
-      </w:r>
-      <w:r>
-        <w:rPr>
-          <w:rFonts w:hint="eastAsia"/>
-        </w:rPr>
-        <w:t>1</w:t>
-      </w:r>
-      <w:r>
-        <w:rPr>
-          <w:rFonts w:hint="eastAsia"/>
-        </w:rPr>
-        <w:t>号和</w:t>
-      </w:r>
-      <w:r>
-        <w:t>4</w:t>
-      </w:r>
-      <w:r>
-        <w:rPr>
-          <w:rFonts w:hint="eastAsia"/>
-        </w:rPr>
-        <w:t>号</w:t>
-      </w:r>
-      <w:r>
-        <w:rPr>
-          <w:rFonts w:hint="eastAsia"/>
-        </w:rPr>
-        <w:t>的台阶不能高出</w:t>
-      </w:r>
-      <w:r>
-        <w:rPr>
-          <w:rFonts w:hint="eastAsia"/>
-        </w:rPr>
-        <w:t>1</w:t>
-      </w:r>
-      <w:r>
-        <w:rPr>
-          <w:rFonts w:hint="eastAsia"/>
-        </w:rPr>
-        <w:t>个图块，</w:t>
-      </w:r>
-    </w:p>
-    <w:p>
-      <w:pPr>
-        <w:spacing w:after="0"/>
-      </w:pPr>
-      <w:r>
-        <w:rPr>
-          <w:rFonts w:hint="eastAsia"/>
-        </w:rPr>
-        <w:t>所以四个台阶必须妥协压低或者抬高。</w:t>
-      </w:r>
-    </w:p>
-    <w:p>
-      <w:pPr>
-        <w:adjustRightInd/>
-        <w:snapToGrid/>
-        <w:spacing w:after="0"/>
-        <w:jc w:val="center"/>
-        <w:rPr>
-          <w:rFonts w:ascii="宋体" w:eastAsia="宋体" w:hAnsi="宋体" w:cs="宋体"/>
-          <w:sz w:val="24"/>
-          <w:szCs w:val="24"/>
-        </w:rPr>
-      </w:pPr>
-      <w:r>
-        <w:rPr>
-          <w:rFonts w:ascii="宋体" w:eastAsia="宋体" w:hAnsi="宋体" w:cs="宋体"/>
-          <w:noProof/>
-          <w:sz w:val="24"/>
-          <w:szCs w:val="24"/>
-        </w:rPr>
-        <w:drawing>
-          <wp:inline distT="0" distB="0" distL="0" distR="0" wp14:anchorId="0E52734C" wp14:editId="158C4AE1">
-            <wp:extent cx="2257858" cy="1912620"/>
-            <wp:effectExtent l="0" t="0" r="9525" b="0"/>
-            <wp:docPr id="1855976831" name="图片 46"/>
-            <wp:cNvGraphicFramePr>
-              <a:graphicFrameLocks xmlns:a="http://schemas.openxmlformats.org/drawingml/2006/main" noChangeAspect="1"/>
-            </wp:cNvGraphicFramePr>
-            <a:graphic xmlns:a="http://schemas.openxmlformats.org/drawingml/2006/main">
-              <a:graphicData uri="http://schemas.openxmlformats.org/drawingml/2006/picture">
-                <pic:pic xmlns:pic="http://schemas.openxmlformats.org/drawingml/2006/picture">
-                  <pic:nvPicPr>
-                    <pic:cNvPr id="0" name="Picture 100"/>
-                    <pic:cNvPicPr>
-                      <a:picLocks noChangeAspect="1" noChangeArrowheads="1"/>
-                    </pic:cNvPicPr>
-                  </pic:nvPicPr>
-                  <pic:blipFill>
-                    <a:blip r:embed="rId106">
-                      <a:extLst>
-                        <a:ext uri="{28A0092B-C50C-407E-A947-70E740481C1C}">
-                          <a14:useLocalDpi xmlns:a14="http://schemas.microsoft.com/office/drawing/2010/main" val="0"/>
-                        </a:ext>
-                      </a:extLst>
-                    </a:blip>
-                    <a:srcRect/>
-                    <a:stretch>
-                      <a:fillRect/>
-                    </a:stretch>
-                  </pic:blipFill>
-                  <pic:spPr bwMode="auto">
-                    <a:xfrm>
-                      <a:off x="0" y="0"/>
-                      <a:ext cx="2276504" cy="1928415"/>
-                    </a:xfrm>
-                    <a:prstGeom prst="rect">
-                      <a:avLst/>
-                    </a:prstGeom>
-                    <a:noFill/>
-                    <a:ln>
-                      <a:noFill/>
-                    </a:ln>
-                  </pic:spPr>
-                </pic:pic>
-              </a:graphicData>
-            </a:graphic>
-          </wp:inline>
-        </w:drawing>
-      </w:r>
-    </w:p>
-    <w:p>
-      <w:pPr>
-        <w:adjustRightInd/>
-        <w:snapToGrid/>
-        <w:spacing w:after="0"/>
-      </w:pPr>
-      <w:r>
-        <w:br w:type="page"/>
-      </w:r>
-    </w:p>
-    <w:p>
-      <w:pPr>
-        <w:pStyle w:val="4"/>
+        <w:pStyle w:val="2"/>
         <w:rPr>
           <w:rFonts w:hint="eastAsia"/>
         </w:rPr>
       </w:pPr>
       <w:bookmarkStart w:id="20" w:name="_3）弱化瑕疵_-_阶梯与图块的边缘"/>
+      <w:bookmarkStart w:id="21" w:name="_4）弱化瑕疵_-_斜坡的阴影"/>
+      <w:bookmarkStart w:id="22" w:name="_5）弱化瑕疵_-_相反的色块"/>
       <w:bookmarkEnd w:id="20"/>
-      <w:r>
-        <w:lastRenderedPageBreak/>
-        <w:t>3</w:t>
-      </w:r>
-      <w:r>
-        <w:rPr>
-          <w:rFonts w:hint="eastAsia"/>
-        </w:rPr>
-        <w:t>）</w:t>
-      </w:r>
-      <w:r>
-        <w:rPr>
-          <w:rFonts w:hint="eastAsia"/>
-        </w:rPr>
-        <w:t>弱化瑕疵</w:t>
-      </w:r>
-      <w:r>
-        <w:rPr>
-          <w:rFonts w:hint="eastAsia"/>
-        </w:rPr>
-        <w:t xml:space="preserve"> - 阶梯</w:t>
-      </w:r>
-      <w:proofErr w:type="gramStart"/>
-      <w:r>
-        <w:rPr>
-          <w:rFonts w:hint="eastAsia"/>
-        </w:rPr>
-        <w:t>与图块的</w:t>
-      </w:r>
-      <w:proofErr w:type="gramEnd"/>
-      <w:r>
-        <w:rPr>
-          <w:rFonts w:hint="eastAsia"/>
-        </w:rPr>
-        <w:t>边缘</w:t>
-      </w:r>
-    </w:p>
-    <w:p>
-      <w:pPr>
-        <w:spacing w:after="0"/>
-        <w:rPr>
-          <w:rFonts w:hint="eastAsia"/>
-        </w:rPr>
-      </w:pPr>
-      <w:proofErr w:type="gramStart"/>
-      <w:r>
-        <w:rPr>
-          <w:rFonts w:hint="eastAsia"/>
-        </w:rPr>
-        <w:t>图块绘制</w:t>
-      </w:r>
-      <w:proofErr w:type="gramEnd"/>
-      <w:r>
-        <w:rPr>
-          <w:rFonts w:hint="eastAsia"/>
-        </w:rPr>
-        <w:t>时，会存在一些无法避免的瑕疵。</w:t>
-      </w:r>
-    </w:p>
-    <w:p>
-      <w:pPr>
-        <w:spacing w:after="0"/>
-      </w:pPr>
-      <w:r>
-        <w:rPr>
-          <w:rFonts w:hint="eastAsia"/>
-        </w:rPr>
-        <w:t>比如</w:t>
-      </w:r>
-      <w:r>
-        <w:rPr>
-          <w:rFonts w:hint="eastAsia"/>
-        </w:rPr>
-        <w:t>绘制阶梯中</w:t>
-      </w:r>
-      <w:r>
-        <w:rPr>
-          <w:rFonts w:hint="eastAsia"/>
-        </w:rPr>
-        <w:t>，</w:t>
-      </w:r>
-      <w:r>
-        <w:rPr>
-          <w:rFonts w:hint="eastAsia"/>
-        </w:rPr>
-        <w:t>细看你会发现</w:t>
-      </w:r>
-      <w:r>
-        <w:rPr>
-          <w:rFonts w:hint="eastAsia"/>
-        </w:rPr>
-        <w:t>2</w:t>
-      </w:r>
-      <w:r>
-        <w:rPr>
-          <w:rFonts w:hint="eastAsia"/>
-        </w:rPr>
-        <w:t>号</w:t>
-      </w:r>
-      <w:r>
-        <w:rPr>
-          <w:rFonts w:hint="eastAsia"/>
-        </w:rPr>
-        <w:t>阶梯</w:t>
-      </w:r>
-      <w:r>
-        <w:rPr>
-          <w:rFonts w:hint="eastAsia"/>
-        </w:rPr>
-        <w:t>位置有</w:t>
-      </w:r>
-      <w:r>
-        <w:rPr>
-          <w:rFonts w:hint="eastAsia"/>
-        </w:rPr>
-        <w:t>1</w:t>
-      </w:r>
-      <w:r>
-        <w:rPr>
-          <w:rFonts w:hint="eastAsia"/>
-        </w:rPr>
-        <w:t>像素</w:t>
-      </w:r>
-      <w:r>
-        <w:rPr>
-          <w:rFonts w:hint="eastAsia"/>
-        </w:rPr>
-        <w:t>的缺失。</w:t>
-      </w:r>
-    </w:p>
-    <w:p>
-      <w:pPr>
-        <w:spacing w:after="0"/>
-        <w:jc w:val="center"/>
-        <w:rPr>
-          <w:rFonts w:hint="eastAsia"/>
-        </w:rPr>
-      </w:pPr>
-      <w:r>
-        <w:rPr>
-          <w:noProof/>
-        </w:rPr>
-        <w:drawing>
-          <wp:inline distT="0" distB="0" distL="0" distR="0" wp14:anchorId="0326DD14" wp14:editId="39F2663E">
-            <wp:extent cx="2763990" cy="1729740"/>
-            <wp:effectExtent l="0" t="0" r="0" b="3810"/>
-            <wp:docPr id="270042371" name="图片 42"/>
-            <wp:cNvGraphicFramePr>
-              <a:graphicFrameLocks xmlns:a="http://schemas.openxmlformats.org/drawingml/2006/main" noChangeAspect="1"/>
-            </wp:cNvGraphicFramePr>
-            <a:graphic xmlns:a="http://schemas.openxmlformats.org/drawingml/2006/main">
-              <a:graphicData uri="http://schemas.openxmlformats.org/drawingml/2006/picture">
-                <pic:pic xmlns:pic="http://schemas.openxmlformats.org/drawingml/2006/picture">
-                  <pic:nvPicPr>
-                    <pic:cNvPr id="0" name="Picture 92"/>
-                    <pic:cNvPicPr>
-                      <a:picLocks noChangeAspect="1" noChangeArrowheads="1"/>
-                    </pic:cNvPicPr>
-                  </pic:nvPicPr>
-                  <pic:blipFill>
-                    <a:blip r:embed="rId107">
-                      <a:extLst>
-                        <a:ext uri="{28A0092B-C50C-407E-A947-70E740481C1C}">
-                          <a14:useLocalDpi xmlns:a14="http://schemas.microsoft.com/office/drawing/2010/main" val="0"/>
-                        </a:ext>
-                      </a:extLst>
-                    </a:blip>
-                    <a:srcRect/>
-                    <a:stretch>
-                      <a:fillRect/>
-                    </a:stretch>
-                  </pic:blipFill>
-                  <pic:spPr bwMode="auto">
-                    <a:xfrm>
-                      <a:off x="0" y="0"/>
-                      <a:ext cx="2786208" cy="1743644"/>
-                    </a:xfrm>
-                    <a:prstGeom prst="rect">
-                      <a:avLst/>
-                    </a:prstGeom>
-                    <a:noFill/>
-                    <a:ln>
-                      <a:noFill/>
-                    </a:ln>
-                  </pic:spPr>
-                </pic:pic>
-              </a:graphicData>
-            </a:graphic>
-          </wp:inline>
-        </w:drawing>
-      </w:r>
-    </w:p>
-    <w:p>
-      <w:pPr>
-        <w:spacing w:after="0"/>
-      </w:pPr>
-      <w:r>
-        <w:rPr>
-          <w:rFonts w:hint="eastAsia"/>
-        </w:rPr>
-        <w:t>这是为了照顾</w:t>
-      </w:r>
-      <w:r>
-        <w:rPr>
-          <w:rFonts w:hint="eastAsia"/>
-        </w:rPr>
-        <w:t>4</w:t>
-      </w:r>
-      <w:r>
-        <w:rPr>
-          <w:rFonts w:hint="eastAsia"/>
-        </w:rPr>
-        <w:t>号阶梯只</w:t>
-      </w:r>
-      <w:r>
-        <w:rPr>
-          <w:rFonts w:hint="eastAsia"/>
-        </w:rPr>
-        <w:t>有</w:t>
-      </w:r>
-      <w:r>
-        <w:rPr>
-          <w:rFonts w:hint="eastAsia"/>
-        </w:rPr>
-        <w:t>一个</w:t>
-      </w:r>
-      <w:proofErr w:type="gramStart"/>
-      <w:r>
-        <w:rPr>
-          <w:rFonts w:hint="eastAsia"/>
-        </w:rPr>
-        <w:t>独立图块</w:t>
-      </w:r>
-      <w:proofErr w:type="gramEnd"/>
-      <w:r>
-        <w:rPr>
-          <w:rFonts w:hint="eastAsia"/>
-        </w:rPr>
-        <w:t>时</w:t>
-      </w:r>
-      <w:r>
-        <w:rPr>
-          <w:rFonts w:hint="eastAsia"/>
-        </w:rPr>
-        <w:t>的情况</w:t>
-      </w:r>
-      <w:r>
-        <w:rPr>
-          <w:rFonts w:hint="eastAsia"/>
-        </w:rPr>
-        <w:t>，所以提前封住亮边了</w:t>
-      </w:r>
-      <w:r>
-        <w:rPr>
-          <w:rFonts w:hint="eastAsia"/>
-        </w:rPr>
-        <w:t>。</w:t>
-      </w:r>
-    </w:p>
-    <w:p>
-      <w:pPr>
-        <w:spacing w:after="0"/>
-        <w:jc w:val="center"/>
-        <w:rPr>
-          <w:rFonts w:hint="eastAsia"/>
-        </w:rPr>
-      </w:pPr>
-      <w:r>
-        <w:drawing>
-          <wp:inline distT="0" distB="0" distL="0" distR="0" wp14:anchorId="4DF7CAE6" wp14:editId="5D35E3B9">
-            <wp:extent cx="2082165" cy="1563821"/>
-            <wp:effectExtent l="0" t="0" r="0" b="0"/>
-            <wp:docPr id="1678987152" name="图片 5"/>
-            <wp:cNvGraphicFramePr>
-              <a:graphicFrameLocks xmlns:a="http://schemas.openxmlformats.org/drawingml/2006/main" noChangeAspect="1"/>
-            </wp:cNvGraphicFramePr>
-            <a:graphic xmlns:a="http://schemas.openxmlformats.org/drawingml/2006/main">
-              <a:graphicData uri="http://schemas.openxmlformats.org/drawingml/2006/picture">
-                <pic:pic xmlns:pic="http://schemas.openxmlformats.org/drawingml/2006/picture">
-                  <pic:nvPicPr>
-                    <pic:cNvPr id="0" name="Picture 9"/>
-                    <pic:cNvPicPr>
-                      <a:picLocks noChangeAspect="1" noChangeArrowheads="1"/>
-                    </pic:cNvPicPr>
-                  </pic:nvPicPr>
-                  <pic:blipFill>
-                    <a:blip r:embed="rId108">
-                      <a:extLst>
-                        <a:ext uri="{28A0092B-C50C-407E-A947-70E740481C1C}">
-                          <a14:useLocalDpi xmlns:a14="http://schemas.microsoft.com/office/drawing/2010/main" val="0"/>
-                        </a:ext>
-                      </a:extLst>
-                    </a:blip>
-                    <a:srcRect/>
-                    <a:stretch>
-                      <a:fillRect/>
-                    </a:stretch>
-                  </pic:blipFill>
-                  <pic:spPr bwMode="auto">
-                    <a:xfrm>
-                      <a:off x="0" y="0"/>
-                      <a:ext cx="2093257" cy="1572151"/>
-                    </a:xfrm>
-                    <a:prstGeom prst="rect">
-                      <a:avLst/>
-                    </a:prstGeom>
-                    <a:noFill/>
-                    <a:ln>
-                      <a:noFill/>
-                    </a:ln>
-                  </pic:spPr>
-                </pic:pic>
-              </a:graphicData>
-            </a:graphic>
-          </wp:inline>
-        </w:drawing>
-      </w:r>
-      <w:r>
-        <w:drawing>
-          <wp:inline distT="0" distB="0" distL="0" distR="0" wp14:anchorId="7FBF5F0F" wp14:editId="6BAEC233">
-            <wp:extent cx="1965491" cy="1577306"/>
-            <wp:effectExtent l="0" t="0" r="0" b="4445"/>
-            <wp:docPr id="1028635093" name="图片 47"/>
-            <wp:cNvGraphicFramePr>
-              <a:graphicFrameLocks xmlns:a="http://schemas.openxmlformats.org/drawingml/2006/main" noChangeAspect="1"/>
-            </wp:cNvGraphicFramePr>
-            <a:graphic xmlns:a="http://schemas.openxmlformats.org/drawingml/2006/main">
-              <a:graphicData uri="http://schemas.openxmlformats.org/drawingml/2006/picture">
-                <pic:pic xmlns:pic="http://schemas.openxmlformats.org/drawingml/2006/picture">
-                  <pic:nvPicPr>
-                    <pic:cNvPr id="0" name="Picture 102"/>
-                    <pic:cNvPicPr>
-                      <a:picLocks noChangeAspect="1" noChangeArrowheads="1"/>
-                    </pic:cNvPicPr>
-                  </pic:nvPicPr>
-                  <pic:blipFill>
-                    <a:blip r:embed="rId109">
-                      <a:extLst>
-                        <a:ext uri="{28A0092B-C50C-407E-A947-70E740481C1C}">
-                          <a14:useLocalDpi xmlns:a14="http://schemas.microsoft.com/office/drawing/2010/main" val="0"/>
-                        </a:ext>
-                      </a:extLst>
-                    </a:blip>
-                    <a:srcRect/>
-                    <a:stretch>
-                      <a:fillRect/>
-                    </a:stretch>
-                  </pic:blipFill>
-                  <pic:spPr bwMode="auto">
-                    <a:xfrm>
-                      <a:off x="0" y="0"/>
-                      <a:ext cx="1984388" cy="1592471"/>
-                    </a:xfrm>
-                    <a:prstGeom prst="rect">
-                      <a:avLst/>
-                    </a:prstGeom>
-                    <a:noFill/>
-                    <a:ln>
-                      <a:noFill/>
-                    </a:ln>
-                  </pic:spPr>
-                </pic:pic>
-              </a:graphicData>
-            </a:graphic>
-          </wp:inline>
-        </w:drawing>
-      </w:r>
-    </w:p>
-    <w:p>
-      <w:pPr>
-        <w:spacing w:after="0"/>
-      </w:pPr>
-      <w:r>
-        <w:rPr>
-          <w:rFonts w:hint="eastAsia"/>
-        </w:rPr>
-        <w:t>由于出现了</w:t>
-      </w:r>
-      <w:r>
-        <w:rPr>
-          <w:rFonts w:hint="eastAsia"/>
-        </w:rPr>
-        <w:t>1</w:t>
-      </w:r>
-      <w:r>
-        <w:rPr>
-          <w:rFonts w:hint="eastAsia"/>
-        </w:rPr>
-        <w:t>像素的偏差，</w:t>
-      </w:r>
-    </w:p>
-    <w:p>
-      <w:pPr>
-        <w:spacing w:after="0"/>
-      </w:pPr>
-      <w:r>
-        <w:rPr>
-          <w:rFonts w:hint="eastAsia"/>
-        </w:rPr>
-        <w:t>因此在画楼梯时，</w:t>
-      </w:r>
-      <w:r>
-        <w:rPr>
-          <w:rFonts w:hint="eastAsia"/>
-        </w:rPr>
-        <w:t>不</w:t>
-      </w:r>
-      <w:r>
-        <w:rPr>
-          <w:rFonts w:hint="eastAsia"/>
-        </w:rPr>
-        <w:t>要用左图的黑白明显的对比色，</w:t>
-      </w:r>
-    </w:p>
-    <w:p>
-      <w:pPr>
-        <w:spacing w:after="0"/>
-        <w:rPr>
-          <w:rFonts w:hint="eastAsia"/>
-        </w:rPr>
-      </w:pPr>
-      <w:r>
-        <w:rPr>
-          <w:rFonts w:hint="eastAsia"/>
-        </w:rPr>
-        <w:t>要</w:t>
-      </w:r>
-      <w:r>
-        <w:rPr>
-          <w:rFonts w:hint="eastAsia"/>
-        </w:rPr>
-        <w:t>用</w:t>
-      </w:r>
-      <w:r>
-        <w:rPr>
-          <w:rFonts w:hint="eastAsia"/>
-        </w:rPr>
-        <w:t>画</w:t>
-      </w:r>
-      <w:r>
-        <w:rPr>
-          <w:rFonts w:hint="eastAsia"/>
-        </w:rPr>
-        <w:t>阶梯的相似颜色</w:t>
-      </w:r>
-      <w:r>
-        <w:rPr>
-          <w:rFonts w:hint="eastAsia"/>
-        </w:rPr>
-        <w:t>（如青色</w:t>
-      </w:r>
-      <w:r>
-        <w:rPr>
-          <w:rFonts w:hint="eastAsia"/>
-        </w:rPr>
-        <w:t>+</w:t>
-      </w:r>
-      <w:r>
-        <w:rPr>
-          <w:rFonts w:hint="eastAsia"/>
-        </w:rPr>
-        <w:t>蓝色）</w:t>
-      </w:r>
-      <w:r>
-        <w:t>，</w:t>
-      </w:r>
-      <w:r>
-        <w:rPr>
-          <w:rFonts w:hint="eastAsia"/>
-        </w:rPr>
-        <w:t>这样</w:t>
-      </w:r>
-      <w:r>
-        <w:rPr>
-          <w:rFonts w:hint="eastAsia"/>
-        </w:rPr>
-        <w:t>瑕疵就不明显了</w:t>
-      </w:r>
-      <w:r>
-        <w:rPr>
-          <w:rFonts w:hint="eastAsia"/>
-        </w:rPr>
-        <w:t>。</w:t>
-      </w:r>
-    </w:p>
-    <w:p>
-      <w:pPr>
-        <w:spacing w:after="0"/>
-        <w:jc w:val="center"/>
-      </w:pPr>
-      <w:r>
-        <w:drawing>
-          <wp:inline distT="0" distB="0" distL="0" distR="0" wp14:anchorId="4C941588" wp14:editId="7A6E922B">
-            <wp:extent cx="1844040" cy="1709206"/>
-            <wp:effectExtent l="0" t="0" r="3810" b="5715"/>
-            <wp:docPr id="1877201478" name="图片 1"/>
-            <wp:cNvGraphicFramePr>
-              <a:graphicFrameLocks xmlns:a="http://schemas.openxmlformats.org/drawingml/2006/main" noChangeAspect="1"/>
-            </wp:cNvGraphicFramePr>
-            <a:graphic xmlns:a="http://schemas.openxmlformats.org/drawingml/2006/main">
-              <a:graphicData uri="http://schemas.openxmlformats.org/drawingml/2006/picture">
-                <pic:pic xmlns:pic="http://schemas.openxmlformats.org/drawingml/2006/picture">
-                  <pic:nvPicPr>
-                    <pic:cNvPr id="0" name="Picture 1"/>
-                    <pic:cNvPicPr>
-                      <a:picLocks noChangeAspect="1" noChangeArrowheads="1"/>
-                    </pic:cNvPicPr>
-                  </pic:nvPicPr>
-                  <pic:blipFill>
-                    <a:blip r:embed="rId110">
-                      <a:extLst>
-                        <a:ext uri="{28A0092B-C50C-407E-A947-70E740481C1C}">
-                          <a14:useLocalDpi xmlns:a14="http://schemas.microsoft.com/office/drawing/2010/main" val="0"/>
-                        </a:ext>
-                      </a:extLst>
-                    </a:blip>
-                    <a:srcRect/>
-                    <a:stretch>
-                      <a:fillRect/>
-                    </a:stretch>
-                  </pic:blipFill>
-                  <pic:spPr bwMode="auto">
-                    <a:xfrm>
-                      <a:off x="0" y="0"/>
-                      <a:ext cx="1856779" cy="1721014"/>
-                    </a:xfrm>
-                    <a:prstGeom prst="rect">
-                      <a:avLst/>
-                    </a:prstGeom>
-                    <a:noFill/>
-                    <a:ln>
-                      <a:noFill/>
-                    </a:ln>
-                  </pic:spPr>
-                </pic:pic>
-              </a:graphicData>
-            </a:graphic>
-          </wp:inline>
-        </w:drawing>
-      </w:r>
-      <w:r>
-        <w:drawing>
-          <wp:inline distT="0" distB="0" distL="0" distR="0" wp14:anchorId="03FAEB33" wp14:editId="5345B2C8">
-            <wp:extent cx="2865120" cy="1731191"/>
-            <wp:effectExtent l="0" t="0" r="0" b="2540"/>
-            <wp:docPr id="1933774775" name="图片 3"/>
-            <wp:cNvGraphicFramePr>
-              <a:graphicFrameLocks xmlns:a="http://schemas.openxmlformats.org/drawingml/2006/main" noChangeAspect="1"/>
-            </wp:cNvGraphicFramePr>
-            <a:graphic xmlns:a="http://schemas.openxmlformats.org/drawingml/2006/main">
-              <a:graphicData uri="http://schemas.openxmlformats.org/drawingml/2006/picture">
-                <pic:pic xmlns:pic="http://schemas.openxmlformats.org/drawingml/2006/picture">
-                  <pic:nvPicPr>
-                    <pic:cNvPr id="0" name="Picture 5"/>
-                    <pic:cNvPicPr>
-                      <a:picLocks noChangeAspect="1" noChangeArrowheads="1"/>
-                    </pic:cNvPicPr>
-                  </pic:nvPicPr>
-                  <pic:blipFill>
-                    <a:blip r:embed="rId111">
-                      <a:extLst>
-                        <a:ext uri="{28A0092B-C50C-407E-A947-70E740481C1C}">
-                          <a14:useLocalDpi xmlns:a14="http://schemas.microsoft.com/office/drawing/2010/main" val="0"/>
-                        </a:ext>
-                      </a:extLst>
-                    </a:blip>
-                    <a:srcRect/>
-                    <a:stretch>
-                      <a:fillRect/>
-                    </a:stretch>
-                  </pic:blipFill>
-                  <pic:spPr bwMode="auto">
-                    <a:xfrm>
-                      <a:off x="0" y="0"/>
-                      <a:ext cx="2883823" cy="1742492"/>
-                    </a:xfrm>
-                    <a:prstGeom prst="rect">
-                      <a:avLst/>
-                    </a:prstGeom>
-                    <a:noFill/>
-                    <a:ln>
-                      <a:noFill/>
-                    </a:ln>
-                  </pic:spPr>
-                </pic:pic>
-              </a:graphicData>
-            </a:graphic>
-          </wp:inline>
-        </w:drawing>
-      </w:r>
-    </w:p>
-    <w:p>
-      <w:pPr>
-        <w:spacing w:after="0"/>
-      </w:pPr>
-    </w:p>
-    <w:p>
-      <w:pPr>
-        <w:adjustRightInd/>
-        <w:snapToGrid/>
-        <w:spacing w:after="0"/>
-        <w:rPr>
-          <w:rFonts w:hint="eastAsia"/>
-        </w:rPr>
-      </w:pPr>
-      <w:r>
-        <w:br w:type="page"/>
-      </w:r>
-    </w:p>
-    <w:p>
-      <w:pPr>
-        <w:pStyle w:val="4"/>
-        <w:rPr>
-          <w:rFonts w:hint="eastAsia"/>
-        </w:rPr>
-      </w:pPr>
-      <w:bookmarkStart w:id="21" w:name="_4）弱化瑕疵_-_斜坡的阴影"/>
       <w:bookmarkEnd w:id="21"/>
-      <w:r>
-        <w:rPr>
-          <w:rFonts w:hint="eastAsia"/>
-        </w:rPr>
-        <w:lastRenderedPageBreak/>
-        <w:t>4</w:t>
-      </w:r>
-      <w:r>
-        <w:rPr>
-          <w:rFonts w:hint="eastAsia"/>
-        </w:rPr>
-        <w:t>）</w:t>
-      </w:r>
-      <w:r>
-        <w:rPr>
-          <w:rFonts w:hint="eastAsia"/>
-        </w:rPr>
-        <w:t xml:space="preserve">弱化瑕疵 </w:t>
-      </w:r>
-      <w:r>
-        <w:rPr>
-          <w:rFonts w:hint="eastAsia"/>
-        </w:rPr>
-        <w:t>-</w:t>
-      </w:r>
-      <w:r>
-        <w:rPr>
-          <w:rFonts w:hint="eastAsia"/>
-        </w:rPr>
-        <w:t xml:space="preserve"> </w:t>
-      </w:r>
-      <w:r>
-        <w:rPr>
-          <w:rFonts w:hint="eastAsia"/>
-        </w:rPr>
-        <w:t>斜坡的阴影</w:t>
-      </w:r>
-    </w:p>
-    <w:p>
-      <w:pPr>
-        <w:spacing w:after="0"/>
-        <w:rPr>
-          <w:rFonts w:hint="eastAsia"/>
-        </w:rPr>
-      </w:pPr>
-      <w:proofErr w:type="gramStart"/>
-      <w:r>
-        <w:rPr>
-          <w:rFonts w:hint="eastAsia"/>
-        </w:rPr>
-        <w:t>图块绘制</w:t>
-      </w:r>
-      <w:proofErr w:type="gramEnd"/>
-      <w:r>
-        <w:rPr>
-          <w:rFonts w:hint="eastAsia"/>
-        </w:rPr>
-        <w:t>时，会存在一些无法避免的瑕疵。</w:t>
-      </w:r>
-    </w:p>
-    <w:p>
-      <w:pPr>
-        <w:spacing w:after="0"/>
-      </w:pPr>
-      <w:r>
-        <w:rPr>
-          <w:rFonts w:hint="eastAsia"/>
-        </w:rPr>
-        <w:t>比如绘制斜坡时，</w:t>
-      </w:r>
-      <w:r>
-        <w:rPr>
-          <w:rFonts w:hint="eastAsia"/>
-        </w:rPr>
-        <w:t>5</w:t>
-      </w:r>
-      <w:r>
-        <w:rPr>
-          <w:rFonts w:hint="eastAsia"/>
-        </w:rPr>
-        <w:t>号斜坡位置的阴影</w:t>
-      </w:r>
-      <w:r>
-        <w:rPr>
-          <w:rFonts w:hint="eastAsia"/>
-        </w:rPr>
-        <w:t>，缺了一个角</w:t>
-      </w:r>
-      <w:r>
-        <w:rPr>
-          <w:rFonts w:hint="eastAsia"/>
-        </w:rPr>
-        <w:t>。</w:t>
-      </w:r>
-    </w:p>
-    <w:p>
-      <w:pPr>
-        <w:spacing w:after="0"/>
-      </w:pPr>
-      <w:proofErr w:type="gramStart"/>
-      <w:r>
-        <w:rPr>
-          <w:rFonts w:hint="eastAsia"/>
-        </w:rPr>
-        <w:t>缺这个</w:t>
-      </w:r>
-      <w:proofErr w:type="gramEnd"/>
-      <w:r>
-        <w:rPr>
-          <w:rFonts w:hint="eastAsia"/>
-        </w:rPr>
-        <w:t>角是为了兼容</w:t>
-      </w:r>
-      <w:r>
-        <w:rPr>
-          <w:rFonts w:hint="eastAsia"/>
-        </w:rPr>
-        <w:t>画右图的</w:t>
-      </w:r>
-      <w:r>
-        <w:rPr>
-          <w:rFonts w:hint="eastAsia"/>
-        </w:rPr>
-        <w:t>多</w:t>
-      </w:r>
-      <w:r>
-        <w:rPr>
-          <w:rFonts w:hint="eastAsia"/>
-        </w:rPr>
-        <w:t>斜坡</w:t>
-      </w:r>
-      <w:r>
-        <w:rPr>
-          <w:rFonts w:hint="eastAsia"/>
-        </w:rPr>
-        <w:t>时，</w:t>
-      </w:r>
-    </w:p>
-    <w:p>
-      <w:pPr>
-        <w:spacing w:after="0"/>
-      </w:pPr>
-      <w:r>
-        <w:rPr>
-          <w:rFonts w:hint="eastAsia"/>
-        </w:rPr>
-        <w:t>红色方块区域的</w:t>
-      </w:r>
-      <w:r>
-        <w:rPr>
-          <w:rFonts w:hint="eastAsia"/>
-        </w:rPr>
-        <w:t>左上角不会出现明显的黑色阴影块。</w:t>
-      </w:r>
-    </w:p>
-    <w:p>
-      <w:pPr>
-        <w:adjustRightInd/>
-        <w:snapToGrid/>
-        <w:spacing w:after="0"/>
-        <w:jc w:val="center"/>
-        <w:rPr>
-          <w:rFonts w:ascii="宋体" w:eastAsia="宋体" w:hAnsi="宋体" w:cs="宋体"/>
-          <w:sz w:val="24"/>
-          <w:szCs w:val="24"/>
-        </w:rPr>
-      </w:pPr>
-      <w:r>
-        <w:rPr>
-          <w:noProof/>
-        </w:rPr>
-        <w:drawing>
-          <wp:inline distT="0" distB="0" distL="0" distR="0" wp14:anchorId="24747001" wp14:editId="05A29921">
-            <wp:extent cx="2560320" cy="1880937"/>
-            <wp:effectExtent l="0" t="0" r="0" b="5080"/>
-            <wp:docPr id="203648231" name="图片 44"/>
-            <wp:cNvGraphicFramePr>
-              <a:graphicFrameLocks xmlns:a="http://schemas.openxmlformats.org/drawingml/2006/main" noChangeAspect="1"/>
-            </wp:cNvGraphicFramePr>
-            <a:graphic xmlns:a="http://schemas.openxmlformats.org/drawingml/2006/main">
-              <a:graphicData uri="http://schemas.openxmlformats.org/drawingml/2006/picture">
-                <pic:pic xmlns:pic="http://schemas.openxmlformats.org/drawingml/2006/picture">
-                  <pic:nvPicPr>
-                    <pic:cNvPr id="0" name="Picture 96"/>
-                    <pic:cNvPicPr>
-                      <a:picLocks noChangeAspect="1" noChangeArrowheads="1"/>
-                    </pic:cNvPicPr>
-                  </pic:nvPicPr>
-                  <pic:blipFill>
-                    <a:blip r:embed="rId112">
-                      <a:extLst>
-                        <a:ext uri="{28A0092B-C50C-407E-A947-70E740481C1C}">
-                          <a14:useLocalDpi xmlns:a14="http://schemas.microsoft.com/office/drawing/2010/main" val="0"/>
-                        </a:ext>
-                      </a:extLst>
-                    </a:blip>
-                    <a:srcRect/>
-                    <a:stretch>
-                      <a:fillRect/>
-                    </a:stretch>
-                  </pic:blipFill>
-                  <pic:spPr bwMode="auto">
-                    <a:xfrm>
-                      <a:off x="0" y="0"/>
-                      <a:ext cx="2563175" cy="1883034"/>
-                    </a:xfrm>
-                    <a:prstGeom prst="rect">
-                      <a:avLst/>
-                    </a:prstGeom>
-                    <a:noFill/>
-                    <a:ln>
-                      <a:noFill/>
-                    </a:ln>
-                  </pic:spPr>
-                </pic:pic>
-              </a:graphicData>
-            </a:graphic>
-          </wp:inline>
-        </w:drawing>
-      </w:r>
-      <w:r>
-        <w:rPr>
-          <w:rFonts w:ascii="宋体" w:eastAsia="宋体" w:hAnsi="宋体" w:cs="宋体"/>
-          <w:noProof/>
-          <w:sz w:val="24"/>
-          <w:szCs w:val="24"/>
-        </w:rPr>
-        <w:drawing>
-          <wp:inline distT="0" distB="0" distL="0" distR="0" wp14:anchorId="2A98F3E4" wp14:editId="5DC140BA">
-            <wp:extent cx="2232660" cy="1943100"/>
-            <wp:effectExtent l="0" t="0" r="0" b="0"/>
-            <wp:docPr id="1335070259" name="图片 48"/>
-            <wp:cNvGraphicFramePr>
-              <a:graphicFrameLocks xmlns:a="http://schemas.openxmlformats.org/drawingml/2006/main" noChangeAspect="1"/>
-            </wp:cNvGraphicFramePr>
-            <a:graphic xmlns:a="http://schemas.openxmlformats.org/drawingml/2006/main">
-              <a:graphicData uri="http://schemas.openxmlformats.org/drawingml/2006/picture">
-                <pic:pic xmlns:pic="http://schemas.openxmlformats.org/drawingml/2006/picture">
-                  <pic:nvPicPr>
-                    <pic:cNvPr id="0" name="Picture 104"/>
-                    <pic:cNvPicPr>
-                      <a:picLocks noChangeAspect="1" noChangeArrowheads="1"/>
-                    </pic:cNvPicPr>
-                  </pic:nvPicPr>
-                  <pic:blipFill>
-                    <a:blip r:embed="rId113">
-                      <a:extLst>
-                        <a:ext uri="{28A0092B-C50C-407E-A947-70E740481C1C}">
-                          <a14:useLocalDpi xmlns:a14="http://schemas.microsoft.com/office/drawing/2010/main" val="0"/>
-                        </a:ext>
-                      </a:extLst>
-                    </a:blip>
-                    <a:srcRect/>
-                    <a:stretch>
-                      <a:fillRect/>
-                    </a:stretch>
-                  </pic:blipFill>
-                  <pic:spPr bwMode="auto">
-                    <a:xfrm>
-                      <a:off x="0" y="0"/>
-                      <a:ext cx="2232660" cy="1943100"/>
-                    </a:xfrm>
-                    <a:prstGeom prst="rect">
-                      <a:avLst/>
-                    </a:prstGeom>
-                    <a:noFill/>
-                    <a:ln>
-                      <a:noFill/>
-                    </a:ln>
-                  </pic:spPr>
-                </pic:pic>
-              </a:graphicData>
-            </a:graphic>
-          </wp:inline>
-        </w:drawing>
-      </w:r>
-    </w:p>
-    <w:p>
-      <w:pPr>
-        <w:adjustRightInd/>
-        <w:snapToGrid/>
-        <w:spacing w:after="0"/>
-        <w:rPr>
-          <w:rFonts w:hint="eastAsia"/>
-        </w:rPr>
-      </w:pPr>
-    </w:p>
-    <w:p>
-      <w:pPr>
-        <w:pStyle w:val="4"/>
-        <w:rPr>
-          <w:rFonts w:hint="eastAsia"/>
-        </w:rPr>
-      </w:pPr>
-      <w:bookmarkStart w:id="22" w:name="_5）弱化瑕疵_-_相反的色块"/>
       <w:bookmarkEnd w:id="22"/>
-      <w:r>
-        <w:rPr>
-          <w:rFonts w:hint="eastAsia"/>
-        </w:rPr>
-        <w:t>5</w:t>
-      </w:r>
-      <w:r>
-        <w:rPr>
-          <w:rFonts w:hint="eastAsia"/>
-        </w:rPr>
-        <w:t>）</w:t>
-      </w:r>
-      <w:r>
-        <w:rPr>
-          <w:rFonts w:hint="eastAsia"/>
-        </w:rPr>
-        <w:t xml:space="preserve">弱化瑕疵 </w:t>
-      </w:r>
-      <w:r>
-        <w:rPr>
-          <w:rFonts w:hint="eastAsia"/>
-        </w:rPr>
-        <w:t>-</w:t>
-      </w:r>
-      <w:r>
-        <w:rPr>
-          <w:rFonts w:hint="eastAsia"/>
-        </w:rPr>
-        <w:t xml:space="preserve"> </w:t>
-      </w:r>
-      <w:r>
-        <w:rPr>
-          <w:rFonts w:hint="eastAsia"/>
-        </w:rPr>
-        <w:t>相反的</w:t>
-      </w:r>
-      <w:r>
-        <w:rPr>
-          <w:rFonts w:hint="eastAsia"/>
-        </w:rPr>
-        <w:t>备用</w:t>
-      </w:r>
-      <w:r>
-        <w:rPr>
-          <w:rFonts w:hint="eastAsia"/>
-        </w:rPr>
-        <w:t>色块</w:t>
-      </w:r>
-    </w:p>
-    <w:p>
-      <w:pPr>
-        <w:spacing w:after="0"/>
-        <w:rPr>
-          <w:rFonts w:hint="eastAsia"/>
-        </w:rPr>
-      </w:pPr>
-      <w:proofErr w:type="gramStart"/>
-      <w:r>
-        <w:rPr>
-          <w:rFonts w:hint="eastAsia"/>
-        </w:rPr>
-        <w:t>图块绘制</w:t>
-      </w:r>
-      <w:proofErr w:type="gramEnd"/>
-      <w:r>
-        <w:rPr>
-          <w:rFonts w:hint="eastAsia"/>
-        </w:rPr>
-        <w:t>时，会存在一些无法避免的瑕疵。</w:t>
-      </w:r>
-    </w:p>
-    <w:p>
-      <w:pPr>
-        <w:spacing w:after="0"/>
-        <w:rPr>
-          <w:rFonts w:hint="eastAsia"/>
-        </w:rPr>
-      </w:pPr>
-      <w:r>
-        <w:rPr>
-          <w:rFonts w:hint="eastAsia"/>
-        </w:rPr>
-        <w:t>如下图，如果只用一种斜坡</w:t>
-      </w:r>
-      <w:r>
-        <w:rPr>
-          <w:rFonts w:hint="eastAsia"/>
-        </w:rPr>
-        <w:t>块，</w:t>
-      </w:r>
-      <w:r>
-        <w:rPr>
-          <w:rFonts w:hint="eastAsia"/>
-        </w:rPr>
-        <w:t>画出来的是长方形</w:t>
-      </w:r>
-      <w:r>
-        <w:rPr>
-          <w:rFonts w:hint="eastAsia"/>
-        </w:rPr>
-        <w:t>。</w:t>
-      </w:r>
-    </w:p>
-    <w:p>
-      <w:pPr>
-        <w:spacing w:after="0"/>
-        <w:jc w:val="center"/>
-      </w:pPr>
-      <w:r>
-        <w:rPr>
-          <w:rFonts w:ascii="宋体" w:eastAsia="宋体" w:hAnsi="宋体" w:cs="宋体"/>
-          <w:noProof/>
-          <w:sz w:val="24"/>
-          <w:szCs w:val="24"/>
-        </w:rPr>
-        <w:drawing>
-          <wp:inline distT="0" distB="0" distL="0" distR="0" wp14:anchorId="5E53D559" wp14:editId="512CA9BF">
-            <wp:extent cx="1737360" cy="1607820"/>
-            <wp:effectExtent l="0" t="0" r="0" b="0"/>
-            <wp:docPr id="673462008" name="图片 7"/>
-            <wp:cNvGraphicFramePr>
-              <a:graphicFrameLocks xmlns:a="http://schemas.openxmlformats.org/drawingml/2006/main" noChangeAspect="1"/>
-            </wp:cNvGraphicFramePr>
-            <a:graphic xmlns:a="http://schemas.openxmlformats.org/drawingml/2006/main">
-              <a:graphicData uri="http://schemas.openxmlformats.org/drawingml/2006/picture">
-                <pic:pic xmlns:pic="http://schemas.openxmlformats.org/drawingml/2006/picture">
-                  <pic:nvPicPr>
-                    <pic:cNvPr id="0" name="Picture 16"/>
-                    <pic:cNvPicPr>
-                      <a:picLocks noChangeAspect="1" noChangeArrowheads="1"/>
-                    </pic:cNvPicPr>
-                  </pic:nvPicPr>
-                  <pic:blipFill>
-                    <a:blip r:embed="rId63">
-                      <a:extLst>
-                        <a:ext uri="{28A0092B-C50C-407E-A947-70E740481C1C}">
-                          <a14:useLocalDpi xmlns:a14="http://schemas.microsoft.com/office/drawing/2010/main" val="0"/>
-                        </a:ext>
-                      </a:extLst>
-                    </a:blip>
-                    <a:srcRect/>
-                    <a:stretch>
-                      <a:fillRect/>
-                    </a:stretch>
-                  </pic:blipFill>
-                  <pic:spPr bwMode="auto">
-                    <a:xfrm>
-                      <a:off x="0" y="0"/>
-                      <a:ext cx="1737360" cy="1607820"/>
-                    </a:xfrm>
-                    <a:prstGeom prst="rect">
-                      <a:avLst/>
-                    </a:prstGeom>
-                    <a:noFill/>
-                    <a:ln>
-                      <a:noFill/>
-                    </a:ln>
-                  </pic:spPr>
-                </pic:pic>
-              </a:graphicData>
-            </a:graphic>
-          </wp:inline>
-        </w:drawing>
-      </w:r>
-      <w:r>
-        <w:rPr>
-          <w:rFonts w:ascii="宋体" w:eastAsia="宋体" w:hAnsi="宋体" w:cs="宋体"/>
-          <w:noProof/>
-          <w:sz w:val="24"/>
-          <w:szCs w:val="24"/>
-        </w:rPr>
-        <w:drawing>
-          <wp:inline distT="0" distB="0" distL="0" distR="0" wp14:anchorId="3978EC3D" wp14:editId="6F0BB08E">
-            <wp:extent cx="2362200" cy="1524000"/>
-            <wp:effectExtent l="0" t="0" r="0" b="0"/>
-            <wp:docPr id="65016331" name="图片 6"/>
-            <wp:cNvGraphicFramePr>
-              <a:graphicFrameLocks xmlns:a="http://schemas.openxmlformats.org/drawingml/2006/main" noChangeAspect="1"/>
-            </wp:cNvGraphicFramePr>
-            <a:graphic xmlns:a="http://schemas.openxmlformats.org/drawingml/2006/main">
-              <a:graphicData uri="http://schemas.openxmlformats.org/drawingml/2006/picture">
-                <pic:pic xmlns:pic="http://schemas.openxmlformats.org/drawingml/2006/picture">
-                  <pic:nvPicPr>
-                    <pic:cNvPr id="0" name="Picture 11"/>
-                    <pic:cNvPicPr>
-                      <a:picLocks noChangeAspect="1" noChangeArrowheads="1"/>
-                    </pic:cNvPicPr>
-                  </pic:nvPicPr>
-                  <pic:blipFill>
-                    <a:blip r:embed="rId64">
-                      <a:extLst>
-                        <a:ext uri="{28A0092B-C50C-407E-A947-70E740481C1C}">
-                          <a14:useLocalDpi xmlns:a14="http://schemas.microsoft.com/office/drawing/2010/main" val="0"/>
-                        </a:ext>
-                      </a:extLst>
-                    </a:blip>
-                    <a:srcRect/>
-                    <a:stretch>
-                      <a:fillRect/>
-                    </a:stretch>
-                  </pic:blipFill>
-                  <pic:spPr bwMode="auto">
-                    <a:xfrm>
-                      <a:off x="0" y="0"/>
-                      <a:ext cx="2362200" cy="1524000"/>
-                    </a:xfrm>
-                    <a:prstGeom prst="rect">
-                      <a:avLst/>
-                    </a:prstGeom>
-                    <a:noFill/>
-                    <a:ln>
-                      <a:noFill/>
-                    </a:ln>
-                  </pic:spPr>
-                </pic:pic>
-              </a:graphicData>
-            </a:graphic>
-          </wp:inline>
-        </w:drawing>
-      </w:r>
-    </w:p>
-    <w:p>
-      <w:pPr>
-        <w:snapToGrid/>
-        <w:spacing w:after="0"/>
-        <w:rPr>
-          <w:rFonts w:hint="eastAsia"/>
-        </w:rPr>
-      </w:pPr>
-      <w:r>
-        <w:rPr>
-          <w:rFonts w:hint="eastAsia"/>
-        </w:rPr>
-        <w:t>为了</w:t>
-      </w:r>
-      <w:r>
-        <w:rPr>
-          <w:rFonts w:hint="eastAsia"/>
-        </w:rPr>
-        <w:t>画出</w:t>
-      </w:r>
-      <w:r>
-        <w:rPr>
-          <w:rFonts w:hint="eastAsia"/>
-        </w:rPr>
-        <w:t>正方形，必须提供相反的色块，放在备用区</w:t>
-      </w:r>
-      <w:r>
-        <w:rPr>
-          <w:rFonts w:hint="eastAsia"/>
-        </w:rPr>
-        <w:t>用于</w:t>
-      </w:r>
-      <w:r>
-        <w:rPr>
-          <w:rFonts w:hint="eastAsia"/>
-        </w:rPr>
-        <w:t>绘制。</w:t>
-      </w:r>
-    </w:p>
-    <w:tbl>
-      <w:tblPr>
-        <w:tblStyle w:val="af"/>
-        <w:tblW w:w="0" w:type="auto"/>
-        <w:shd w:val="clear" w:color="auto" w:fill="DEEAF6" w:themeFill="accent1" w:themeFillTint="33"/>
-        <w:tblLook w:val="04A0" w:firstRow="1" w:lastRow="0" w:firstColumn="1" w:lastColumn="0" w:noHBand="0" w:noVBand="1"/>
-      </w:tblPr>
-      <w:tblGrid>
-        <w:gridCol w:w="8522"/>
-      </w:tblGrid>
-      <w:tr>
-        <w:tc>
-          <w:tcPr>
-            <w:tcW w:w="8522" w:type="dxa"/>
-            <w:shd w:val="clear" w:color="auto" w:fill="DEEAF6" w:themeFill="accent1" w:themeFillTint="33"/>
-          </w:tcPr>
-          <w:p>
-            <w:pPr>
-              <w:spacing w:after="0"/>
-            </w:pPr>
-            <w:r>
-              <w:rPr>
-                <w:rFonts w:hint="eastAsia"/>
-              </w:rPr>
-              <w:t>如果你画的是</w:t>
-            </w:r>
-            <w:r>
-              <w:rPr>
-                <w:rFonts w:hint="eastAsia"/>
-              </w:rPr>
-              <w:t>自己设计</w:t>
-            </w:r>
-            <w:r>
-              <w:rPr>
-                <w:rFonts w:hint="eastAsia"/>
-              </w:rPr>
-              <w:t>的阶梯或斜坡</w:t>
-            </w:r>
-            <w:r>
-              <w:rPr>
-                <w:rFonts w:hint="eastAsia"/>
-              </w:rPr>
-              <w:t>素材</w:t>
-            </w:r>
-            <w:r>
-              <w:rPr>
-                <w:rFonts w:hint="eastAsia"/>
-              </w:rPr>
-              <w:t>，</w:t>
-            </w:r>
-            <w:r>
-              <w:rPr>
-                <w:rFonts w:hint="eastAsia"/>
-              </w:rPr>
-              <w:t>且</w:t>
-            </w:r>
-            <w:r>
-              <w:rPr>
-                <w:rFonts w:hint="eastAsia"/>
-              </w:rPr>
-              <w:t>在游戏测试时发现瑕疵非常明显，</w:t>
-            </w:r>
-          </w:p>
-          <w:p>
-            <w:pPr>
-              <w:spacing w:after="0"/>
-              <w:rPr>
-                <w:rFonts w:hint="eastAsia"/>
-              </w:rPr>
-            </w:pPr>
-            <w:r>
-              <w:rPr>
-                <w:rFonts w:hint="eastAsia"/>
-              </w:rPr>
-              <w:t>可以通过</w:t>
-            </w:r>
-            <w:r>
-              <w:rPr>
-                <w:rFonts w:hint="eastAsia"/>
-              </w:rPr>
-              <w:t xml:space="preserve"> </w:t>
-            </w:r>
-            <w:r>
-              <w:rPr>
-                <w:rFonts w:hint="eastAsia"/>
-              </w:rPr>
-              <w:t>使用相近</w:t>
-            </w:r>
-            <w:r>
-              <w:rPr>
-                <w:rFonts w:hint="eastAsia"/>
-              </w:rPr>
-              <w:t>颜色</w:t>
-            </w:r>
-            <w:r>
-              <w:rPr>
-                <w:rFonts w:hint="eastAsia"/>
-              </w:rPr>
-              <w:t>、加</w:t>
-            </w:r>
-            <w:proofErr w:type="gramStart"/>
-            <w:r>
-              <w:rPr>
-                <w:rFonts w:hint="eastAsia"/>
-              </w:rPr>
-              <w:t>备用图块</w:t>
-            </w:r>
-            <w:proofErr w:type="gramEnd"/>
-            <w:r>
-              <w:rPr>
-                <w:rFonts w:hint="eastAsia"/>
-              </w:rPr>
-              <w:t xml:space="preserve"> </w:t>
-            </w:r>
-            <w:r>
-              <w:rPr>
-                <w:rFonts w:hint="eastAsia"/>
-              </w:rPr>
-              <w:t>的方法</w:t>
-            </w:r>
-            <w:r>
-              <w:rPr>
-                <w:rFonts w:hint="eastAsia"/>
-              </w:rPr>
-              <w:t>，去弱化瑕疵。</w:t>
-            </w:r>
-          </w:p>
-        </w:tc>
-      </w:tr>
-    </w:tbl>
-    <w:p>
-      <w:pPr>
-        <w:spacing w:after="0"/>
-        <w:rPr>
-          <w:rFonts w:hint="eastAsia"/>
-        </w:rPr>
-      </w:pPr>
-    </w:p>
-    <w:p>
-      <w:pPr>
-        <w:adjustRightInd/>
-        <w:snapToGrid/>
-        <w:spacing w:after="0"/>
-      </w:pPr>
-      <w:r>
-        <w:br w:type="page"/>
-      </w:r>
-    </w:p>
-    <w:p>
-      <w:pPr>
-        <w:pStyle w:val="2"/>
-      </w:pPr>
       <w:r>
         <w:rPr>
           <w:rFonts w:hint="eastAsia"/>
@@ -16457,26 +13456,15 @@
     <w:p>
       <w:pPr>
         <w:pStyle w:val="3"/>
-      </w:pPr>
-      <w:r>
-        <w:rPr>
-          <w:rFonts w:hint="eastAsia"/>
-        </w:rPr>
-        <w:t>配置一个阶梯</w:t>
-      </w:r>
-      <w:proofErr w:type="gramStart"/>
-      <w:r>
-        <w:rPr>
-          <w:rFonts w:hint="eastAsia"/>
-        </w:rPr>
-        <w:t>的图块与</w:t>
-      </w:r>
-      <w:proofErr w:type="gramEnd"/>
-      <w:r>
-        <w:rPr>
-          <w:rFonts w:hint="eastAsia"/>
-        </w:rPr>
-        <w:t>R图块</w:t>
+        <w:rPr>
+          <w:rFonts w:hint="eastAsia"/>
+        </w:rPr>
+      </w:pPr>
+      <w:r>
+        <w:rPr>
+          <w:rFonts w:hint="eastAsia"/>
+        </w:rPr>
+        <w:t>配置一个阶梯的图块与R图块</w:t>
       </w:r>
     </w:p>
     <w:p>
@@ -16484,6 +13472,9 @@
         <w:pStyle w:val="4"/>
         <w:snapToGrid w:val="0"/>
         <w:spacing w:before="120" w:after="120"/>
+        <w:rPr>
+          <w:rFonts w:hint="eastAsia"/>
+        </w:rPr>
       </w:pPr>
       <w:r>
         <w:rPr>
@@ -16568,30 +13559,14 @@
         <w:rPr>
           <w:rFonts w:hint="eastAsia"/>
         </w:rPr>
-        <w:t>这个游戏</w:t>
-      </w:r>
-      <w:proofErr w:type="gramStart"/>
-      <w:r>
-        <w:rPr>
-          <w:rFonts w:hint="eastAsia"/>
-        </w:rPr>
-        <w:t>很多图块</w:t>
-      </w:r>
-      <w:proofErr w:type="gramEnd"/>
-      <w:r>
-        <w:rPr>
-          <w:rFonts w:hint="eastAsia"/>
-        </w:rPr>
-        <w:t>都像现在编辑器里的，唯独那个楼梯不像，而且</w:t>
-      </w:r>
-      <w:proofErr w:type="spellStart"/>
+        <w:t>这个游戏很多图块都像现在编辑器里的，唯独那个楼梯不像，而且</w:t>
+      </w:r>
       <w:r>
         <w:rPr>
           <w:rFonts w:hint="eastAsia"/>
         </w:rPr>
         <w:t>npc</w:t>
       </w:r>
-      <w:proofErr w:type="spellEnd"/>
       <w:r>
         <w:rPr>
           <w:rFonts w:hint="eastAsia"/>
@@ -16630,7 +13605,7 @@
         <w:spacing w:after="0"/>
         <w:jc w:val="center"/>
         <w:rPr>
-          <w:rFonts w:ascii="宋体" w:eastAsia="宋体" w:hAnsi="宋体" w:cs="宋体"/>
+          <w:rFonts w:ascii="宋体" w:eastAsia="宋体" w:hAnsi="宋体" w:cs="宋体" w:hint="eastAsia"/>
           <w:sz w:val="24"/>
           <w:szCs w:val="24"/>
         </w:rPr>
@@ -16660,7 +13635,7 @@
                     </pic:cNvPicPr>
                   </pic:nvPicPr>
                   <pic:blipFill>
-                    <a:blip r:embed="rId114">
+                    <a:blip r:embed="rId101">
                       <a:extLst>
                         <a:ext uri="{28A0092B-C50C-407E-A947-70E740481C1C}">
                           <a14:useLocalDpi xmlns:a14="http://schemas.microsoft.com/office/drawing/2010/main" val="0"/>
@@ -16698,6 +13673,9 @@
         <w:pStyle w:val="4"/>
         <w:snapToGrid w:val="0"/>
         <w:spacing w:before="120" w:after="120"/>
+        <w:rPr>
+          <w:rFonts w:hint="eastAsia"/>
+        </w:rPr>
       </w:pPr>
       <w:r>
         <w:t>2</w:t>
@@ -16806,19 +13784,11 @@
       </w:r>
     </w:p>
     <w:p>
-      <w:proofErr w:type="gramStart"/>
-      <w:r>
-        <w:rPr>
-          <w:rFonts w:hint="eastAsia"/>
-        </w:rPr>
-        <w:t>阶梯图块可以</w:t>
-      </w:r>
-      <w:proofErr w:type="gramEnd"/>
-      <w:r>
-        <w:rPr>
-          <w:rFonts w:hint="eastAsia"/>
-        </w:rPr>
-        <w:t>自定义各种形式的填涂，要制作类似的并不难。</w:t>
+      <w:r>
+        <w:rPr>
+          <w:rFonts w:hint="eastAsia"/>
+        </w:rPr>
+        <w:t>阶梯图块可以自定义各种形式的填涂，要制作类似的并不难。</w:t>
       </w:r>
     </w:p>
     <w:p>
@@ -16854,14 +13824,12 @@
         </w:rPr>
         <w:t xml:space="preserve"> </w:t>
       </w:r>
-      <w:proofErr w:type="gramStart"/>
       <w:r>
         <w:rPr>
           <w:rFonts w:hint="eastAsia"/>
         </w:rPr>
         <w:t>常规图块</w:t>
       </w:r>
-      <w:proofErr w:type="gramEnd"/>
       <w:r>
         <w:rPr>
           <w:rFonts w:hint="eastAsia"/>
@@ -16926,7 +13894,7 @@
                     </pic:cNvPicPr>
                   </pic:nvPicPr>
                   <pic:blipFill>
-                    <a:blip r:embed="rId115">
+                    <a:blip r:embed="rId102">
                       <a:extLst>
                         <a:ext uri="{28A0092B-C50C-407E-A947-70E740481C1C}">
                           <a14:useLocalDpi xmlns:a14="http://schemas.microsoft.com/office/drawing/2010/main" val="0"/>
@@ -16980,6 +13948,9 @@
         <w:pStyle w:val="4"/>
         <w:snapToGrid w:val="0"/>
         <w:spacing w:before="120" w:after="120"/>
+        <w:rPr>
+          <w:rFonts w:hint="eastAsia"/>
+        </w:rPr>
       </w:pPr>
       <w:r>
         <w:lastRenderedPageBreak/>
@@ -17034,33 +14005,17 @@
         </w:rPr>
         <w:t>你也可以将楼梯和斜坡部分通过</w:t>
       </w:r>
-      <w:proofErr w:type="spellStart"/>
       <w:r>
         <w:rPr>
           <w:rFonts w:hint="eastAsia"/>
         </w:rPr>
         <w:t>ps</w:t>
       </w:r>
-      <w:proofErr w:type="spellEnd"/>
-      <w:r>
-        <w:rPr>
-          <w:rFonts w:hint="eastAsia"/>
-        </w:rPr>
-        <w:t>剪切下来，拼接到其他</w:t>
-      </w:r>
-      <w:proofErr w:type="gramStart"/>
-      <w:r>
-        <w:rPr>
-          <w:rFonts w:hint="eastAsia"/>
-        </w:rPr>
-        <w:t>的图块素材</w:t>
-      </w:r>
-      <w:proofErr w:type="gramEnd"/>
-      <w:r>
-        <w:rPr>
-          <w:rFonts w:hint="eastAsia"/>
-        </w:rPr>
-        <w:t>中。</w:t>
+      <w:r>
+        <w:rPr>
+          <w:rFonts w:hint="eastAsia"/>
+        </w:rPr>
+        <w:t>剪切下来，拼接到其他的图块素材中。</w:t>
       </w:r>
     </w:p>
     <w:p>
@@ -17070,7 +14025,7 @@
         <w:spacing w:after="0"/>
         <w:jc w:val="center"/>
         <w:rPr>
-          <w:rFonts w:ascii="宋体" w:eastAsia="宋体" w:hAnsi="宋体" w:cs="宋体"/>
+          <w:rFonts w:ascii="宋体" w:eastAsia="宋体" w:hAnsi="宋体" w:cs="宋体" w:hint="eastAsia"/>
           <w:sz w:val="24"/>
           <w:szCs w:val="24"/>
         </w:rPr>
@@ -17100,7 +14055,7 @@
                     </pic:cNvPicPr>
                   </pic:nvPicPr>
                   <pic:blipFill>
-                    <a:blip r:embed="rId116">
+                    <a:blip r:embed="rId103">
                       <a:extLst>
                         <a:ext uri="{28A0092B-C50C-407E-A947-70E740481C1C}">
                           <a14:useLocalDpi xmlns:a14="http://schemas.microsoft.com/office/drawing/2010/main" val="0"/>
@@ -17139,7 +14094,7 @@
         <w:spacing w:after="0"/>
         <w:jc w:val="center"/>
         <w:rPr>
-          <w:rFonts w:ascii="宋体" w:eastAsia="宋体" w:hAnsi="宋体" w:cs="宋体"/>
+          <w:rFonts w:ascii="宋体" w:eastAsia="宋体" w:hAnsi="宋体" w:cs="宋体" w:hint="eastAsia"/>
           <w:sz w:val="24"/>
           <w:szCs w:val="24"/>
         </w:rPr>
@@ -17169,7 +14124,7 @@
                     </pic:cNvPicPr>
                   </pic:nvPicPr>
                   <pic:blipFill>
-                    <a:blip r:embed="rId117">
+                    <a:blip r:embed="rId104">
                       <a:extLst>
                         <a:ext uri="{28A0092B-C50C-407E-A947-70E740481C1C}">
                           <a14:useLocalDpi xmlns:a14="http://schemas.microsoft.com/office/drawing/2010/main" val="0"/>
@@ -17205,33 +14160,11 @@
       <w:pPr>
         <w:spacing w:after="0"/>
       </w:pPr>
-      <w:proofErr w:type="gramStart"/>
-      <w:r>
-        <w:rPr>
-          <w:rFonts w:hint="eastAsia"/>
-        </w:rPr>
-        <w:t>配置图块后</w:t>
-      </w:r>
-      <w:proofErr w:type="gramEnd"/>
-      <w:r>
-        <w:rPr>
-          <w:rFonts w:hint="eastAsia"/>
-        </w:rPr>
-        <w:t>，要记得</w:t>
-      </w:r>
-      <w:proofErr w:type="gramStart"/>
-      <w:r>
-        <w:rPr>
-          <w:rFonts w:hint="eastAsia"/>
-        </w:rPr>
-        <w:t>加上四方向</w:t>
-      </w:r>
-      <w:proofErr w:type="gramEnd"/>
-      <w:r>
-        <w:rPr>
-          <w:rFonts w:hint="eastAsia"/>
-        </w:rPr>
-        <w:t>的阻塞。</w:t>
+      <w:r>
+        <w:rPr>
+          <w:rFonts w:hint="eastAsia"/>
+        </w:rPr>
+        <w:t>配置图块后，要记得加上四方向的阻塞。</w:t>
       </w:r>
     </w:p>
     <w:p>
@@ -17347,6 +14280,9 @@
         <w:pStyle w:val="4"/>
         <w:snapToGrid w:val="0"/>
         <w:spacing w:before="120" w:after="120"/>
+        <w:rPr>
+          <w:rFonts w:hint="eastAsia"/>
+        </w:rPr>
       </w:pPr>
       <w:r>
         <w:lastRenderedPageBreak/>
@@ -17388,7 +14324,7 @@
         <w:spacing w:after="0"/>
         <w:jc w:val="center"/>
         <w:rPr>
-          <w:rFonts w:ascii="宋体" w:eastAsia="宋体" w:hAnsi="宋体" w:cs="宋体"/>
+          <w:rFonts w:ascii="宋体" w:eastAsia="宋体" w:hAnsi="宋体" w:cs="宋体" w:hint="eastAsia"/>
           <w:sz w:val="24"/>
           <w:szCs w:val="24"/>
         </w:rPr>
@@ -17418,7 +14354,7 @@
                     </pic:cNvPicPr>
                   </pic:nvPicPr>
                   <pic:blipFill>
-                    <a:blip r:embed="rId118">
+                    <a:blip r:embed="rId105">
                       <a:extLst>
                         <a:ext uri="{28A0092B-C50C-407E-A947-70E740481C1C}">
                           <a14:useLocalDpi xmlns:a14="http://schemas.microsoft.com/office/drawing/2010/main" val="0"/>
@@ -17469,7 +14405,7 @@
         <w:snapToGrid/>
         <w:spacing w:after="0"/>
         <w:rPr>
-          <w:rFonts w:ascii="宋体" w:eastAsia="宋体" w:hAnsi="宋体" w:cs="宋体"/>
+          <w:rFonts w:ascii="宋体" w:eastAsia="宋体" w:hAnsi="宋体" w:cs="宋体" w:hint="eastAsia"/>
           <w:sz w:val="24"/>
           <w:szCs w:val="24"/>
         </w:rPr>
@@ -17499,7 +14435,7 @@
                     </pic:cNvPicPr>
                   </pic:nvPicPr>
                   <pic:blipFill>
-                    <a:blip r:embed="rId119">
+                    <a:blip r:embed="rId106">
                       <a:extLst>
                         <a:ext uri="{28A0092B-C50C-407E-A947-70E740481C1C}">
                           <a14:useLocalDpi xmlns:a14="http://schemas.microsoft.com/office/drawing/2010/main" val="0"/>
@@ -17555,7 +14491,7 @@
                     </pic:cNvPicPr>
                   </pic:nvPicPr>
                   <pic:blipFill>
-                    <a:blip r:embed="rId120">
+                    <a:blip r:embed="rId107">
                       <a:extLst>
                         <a:ext uri="{28A0092B-C50C-407E-A947-70E740481C1C}">
                           <a14:useLocalDpi xmlns:a14="http://schemas.microsoft.com/office/drawing/2010/main" val="0"/>
@@ -17607,7 +14543,7 @@
         <w:spacing w:after="0"/>
         <w:jc w:val="center"/>
         <w:rPr>
-          <w:rFonts w:ascii="宋体" w:eastAsia="宋体" w:hAnsi="宋体" w:cs="宋体"/>
+          <w:rFonts w:ascii="宋体" w:eastAsia="宋体" w:hAnsi="宋体" w:cs="宋体" w:hint="eastAsia"/>
           <w:sz w:val="24"/>
           <w:szCs w:val="24"/>
         </w:rPr>
@@ -17637,7 +14573,7 @@
                     </pic:cNvPicPr>
                   </pic:nvPicPr>
                   <pic:blipFill>
-                    <a:blip r:embed="rId121">
+                    <a:blip r:embed="rId108">
                       <a:extLst>
                         <a:ext uri="{28A0092B-C50C-407E-A947-70E740481C1C}">
                           <a14:useLocalDpi xmlns:a14="http://schemas.microsoft.com/office/drawing/2010/main" val="0"/>
@@ -17684,6 +14620,9 @@
         <w:pStyle w:val="4"/>
         <w:snapToGrid w:val="0"/>
         <w:spacing w:before="120" w:after="120"/>
+        <w:rPr>
+          <w:rFonts w:hint="eastAsia"/>
+        </w:rPr>
       </w:pPr>
       <w:r>
         <w:lastRenderedPageBreak/>
@@ -17727,19 +14666,11 @@
         </w:rPr>
         <w:t>R</w:t>
       </w:r>
-      <w:proofErr w:type="gramStart"/>
-      <w:r>
-        <w:rPr>
-          <w:rFonts w:hint="eastAsia"/>
-        </w:rPr>
-        <w:t>图块如下</w:t>
-      </w:r>
-      <w:proofErr w:type="gramEnd"/>
-      <w:r>
-        <w:rPr>
-          <w:rFonts w:hint="eastAsia"/>
-        </w:rPr>
-        <w:t>图（</w:t>
+      <w:r>
+        <w:rPr>
+          <w:rFonts w:hint="eastAsia"/>
+        </w:rPr>
+        <w:t>图块如下图（</w:t>
       </w:r>
       <w:r>
         <w:rPr>
@@ -17765,21 +14696,7 @@
         <w:rPr>
           <w:rFonts w:hint="eastAsia"/>
         </w:rPr>
-        <w:t>上部分还需要</w:t>
-      </w:r>
-      <w:proofErr w:type="gramStart"/>
-      <w:r>
-        <w:rPr>
-          <w:rFonts w:hint="eastAsia"/>
-        </w:rPr>
-        <w:t>涂上禁跳区域</w:t>
-      </w:r>
-      <w:proofErr w:type="gramEnd"/>
-      <w:r>
-        <w:rPr>
-          <w:rFonts w:hint="eastAsia"/>
-        </w:rPr>
-        <w:t>（</w:t>
+        <w:t>上部分还需要涂上禁跳区域（</w:t>
       </w:r>
       <w:r>
         <w:rPr>
@@ -17857,7 +14774,7 @@
                     </pic:cNvPicPr>
                   </pic:nvPicPr>
                   <pic:blipFill>
-                    <a:blip r:embed="rId122">
+                    <a:blip r:embed="rId109">
                       <a:extLst>
                         <a:ext uri="{28A0092B-C50C-407E-A947-70E740481C1C}">
                           <a14:useLocalDpi xmlns:a14="http://schemas.microsoft.com/office/drawing/2010/main" val="0"/>
@@ -17894,6 +14811,9 @@
         <w:pStyle w:val="4"/>
         <w:snapToGrid w:val="0"/>
         <w:spacing w:before="120" w:after="120"/>
+        <w:rPr>
+          <w:rFonts w:hint="eastAsia"/>
+        </w:rPr>
       </w:pPr>
       <w:r>
         <w:t>6</w:t>
@@ -17952,7 +14872,7 @@
                     </pic:cNvPicPr>
                   </pic:nvPicPr>
                   <pic:blipFill>
-                    <a:blip r:embed="rId123">
+                    <a:blip r:embed="rId110">
                       <a:extLst>
                         <a:ext uri="{28A0092B-C50C-407E-A947-70E740481C1C}">
                           <a14:useLocalDpi xmlns:a14="http://schemas.microsoft.com/office/drawing/2010/main" val="0"/>
@@ -18022,7 +14942,7 @@
                     </pic:cNvPicPr>
                   </pic:nvPicPr>
                   <pic:blipFill>
-                    <a:blip r:embed="rId124">
+                    <a:blip r:embed="rId111">
                       <a:extLst>
                         <a:ext uri="{28A0092B-C50C-407E-A947-70E740481C1C}">
                           <a14:useLocalDpi xmlns:a14="http://schemas.microsoft.com/office/drawing/2010/main" val="0"/>
@@ -18081,7 +15001,7 @@
                     </pic:cNvPicPr>
                   </pic:nvPicPr>
                   <pic:blipFill>
-                    <a:blip r:embed="rId125">
+                    <a:blip r:embed="rId112">
                       <a:extLst>
                         <a:ext uri="{28A0092B-C50C-407E-A947-70E740481C1C}">
                           <a14:useLocalDpi xmlns:a14="http://schemas.microsoft.com/office/drawing/2010/main" val="0"/>
@@ -18134,7 +15054,7 @@
                     </pic:cNvPicPr>
                   </pic:nvPicPr>
                   <pic:blipFill>
-                    <a:blip r:embed="rId126">
+                    <a:blip r:embed="rId113">
                       <a:extLst>
                         <a:ext uri="{28A0092B-C50C-407E-A947-70E740481C1C}">
                           <a14:useLocalDpi xmlns:a14="http://schemas.microsoft.com/office/drawing/2010/main" val="0"/>
@@ -18176,6 +15096,9 @@
         <w:pStyle w:val="4"/>
         <w:snapToGrid w:val="0"/>
         <w:spacing w:before="120" w:after="120"/>
+        <w:rPr>
+          <w:rFonts w:hint="eastAsia"/>
+        </w:rPr>
       </w:pPr>
       <w:bookmarkStart w:id="23" w:name="_7._图块素材变色"/>
       <w:bookmarkEnd w:id="23"/>
@@ -18192,44 +15115,22 @@
       <w:r>
         <w:t xml:space="preserve"> </w:t>
       </w:r>
-      <w:proofErr w:type="gramStart"/>
-      <w:r>
-        <w:rPr>
-          <w:rFonts w:hint="eastAsia"/>
-        </w:rPr>
-        <w:t>图块素材</w:t>
-      </w:r>
-      <w:proofErr w:type="gramEnd"/>
-      <w:r>
-        <w:rPr>
-          <w:rFonts w:hint="eastAsia"/>
-        </w:rPr>
-        <w:t>变色</w:t>
-      </w:r>
-    </w:p>
-    <w:p>
-      <w:pPr>
-        <w:spacing w:after="0"/>
-      </w:pPr>
-      <w:r>
-        <w:rPr>
-          <w:rFonts w:hint="eastAsia"/>
-        </w:rPr>
-        <w:t>完成上述内容后，下面只剩下突兀的</w:t>
-      </w:r>
-      <w:proofErr w:type="gramStart"/>
-      <w:r>
-        <w:rPr>
-          <w:rFonts w:hint="eastAsia"/>
-        </w:rPr>
-        <w:t>楼梯图块了</w:t>
-      </w:r>
-      <w:proofErr w:type="gramEnd"/>
-      <w:r>
-        <w:rPr>
-          <w:rFonts w:hint="eastAsia"/>
-        </w:rPr>
-        <w:t>。</w:t>
+      <w:r>
+        <w:rPr>
+          <w:rFonts w:hint="eastAsia"/>
+        </w:rPr>
+        <w:t>图块素材变色</w:t>
+      </w:r>
+    </w:p>
+    <w:p>
+      <w:pPr>
+        <w:spacing w:after="0"/>
+      </w:pPr>
+      <w:r>
+        <w:rPr>
+          <w:rFonts w:hint="eastAsia"/>
+        </w:rPr>
+        <w:t>完成上述内容后，下面只剩下突兀的楼梯图块了。</w:t>
       </w:r>
     </w:p>
     <w:p>
@@ -18242,14 +15143,12 @@
         </w:rPr>
         <w:t>打开</w:t>
       </w:r>
-      <w:proofErr w:type="spellStart"/>
       <w:r>
         <w:rPr>
           <w:rFonts w:hint="eastAsia"/>
         </w:rPr>
         <w:t>ps</w:t>
       </w:r>
-      <w:proofErr w:type="spellEnd"/>
       <w:r>
         <w:rPr>
           <w:rFonts w:hint="eastAsia"/>
@@ -18332,7 +15231,7 @@
                     </pic:cNvPicPr>
                   </pic:nvPicPr>
                   <pic:blipFill>
-                    <a:blip r:embed="rId127">
+                    <a:blip r:embed="rId114">
                       <a:extLst>
                         <a:ext uri="{28A0092B-C50C-407E-A947-70E740481C1C}">
                           <a14:useLocalDpi xmlns:a14="http://schemas.microsoft.com/office/drawing/2010/main" val="0"/>
@@ -18394,21 +15293,7 @@
         <w:rPr>
           <w:rFonts w:hint="eastAsia"/>
         </w:rPr>
-        <w:t>由于城墙和</w:t>
-      </w:r>
-      <w:proofErr w:type="gramStart"/>
-      <w:r>
-        <w:rPr>
-          <w:rFonts w:hint="eastAsia"/>
-        </w:rPr>
-        <w:t>草木图块是</w:t>
-      </w:r>
-      <w:proofErr w:type="gramEnd"/>
-      <w:r>
-        <w:rPr>
-          <w:rFonts w:hint="eastAsia"/>
-        </w:rPr>
-        <w:t>以黄色绿色为主，因此这里给黑白的楼梯加上黄色。</w:t>
+        <w:t>由于城墙和草木图块是以黄色绿色为主，因此这里给黑白的楼梯加上黄色。</w:t>
       </w:r>
     </w:p>
     <w:p>
@@ -18438,7 +15323,7 @@
                     </pic:cNvPicPr>
                   </pic:nvPicPr>
                   <pic:blipFill>
-                    <a:blip r:embed="rId128">
+                    <a:blip r:embed="rId115">
                       <a:extLst>
                         <a:ext uri="{28A0092B-C50C-407E-A947-70E740481C1C}">
                           <a14:useLocalDpi xmlns:a14="http://schemas.microsoft.com/office/drawing/2010/main" val="0"/>
@@ -18478,21 +15363,7 @@
         <w:rPr>
           <w:rFonts w:hint="eastAsia"/>
         </w:rPr>
-        <w:t>变色之后，可以看到突兀</w:t>
-      </w:r>
-      <w:proofErr w:type="gramStart"/>
-      <w:r>
-        <w:rPr>
-          <w:rFonts w:hint="eastAsia"/>
-        </w:rPr>
-        <w:t>感降低</w:t>
-      </w:r>
-      <w:proofErr w:type="gramEnd"/>
-      <w:r>
-        <w:rPr>
-          <w:rFonts w:hint="eastAsia"/>
-        </w:rPr>
-        <w:t>了许多。</w:t>
+        <w:t>变色之后，可以看到突兀感降低了许多。</w:t>
       </w:r>
     </w:p>
     <w:p>
@@ -18522,7 +15393,7 @@
                     </pic:cNvPicPr>
                   </pic:nvPicPr>
                   <pic:blipFill>
-                    <a:blip r:embed="rId129">
+                    <a:blip r:embed="rId116">
                       <a:extLst>
                         <a:ext uri="{28A0092B-C50C-407E-A947-70E740481C1C}">
                           <a14:useLocalDpi xmlns:a14="http://schemas.microsoft.com/office/drawing/2010/main" val="0"/>
@@ -18565,21 +15436,12 @@
         <w:t>当然，如果你能自己画最好，画楼梯可以去看看：</w:t>
       </w:r>
       <w:hyperlink w:anchor="_图块素材画法" w:history="1">
-        <w:proofErr w:type="gramStart"/>
         <w:r>
           <w:rPr>
             <w:rStyle w:val="a4"/>
             <w:rFonts w:hint="eastAsia"/>
           </w:rPr>
-          <w:t>图块素材</w:t>
-        </w:r>
-        <w:proofErr w:type="gramEnd"/>
-        <w:r>
-          <w:rPr>
-            <w:rStyle w:val="a4"/>
-            <w:rFonts w:hint="eastAsia"/>
-          </w:rPr>
-          <w:t>画法</w:t>
+          <w:t>图块素材画法</w:t>
         </w:r>
       </w:hyperlink>
       <w:r>
@@ -18595,1270 +15457,10 @@
     <w:p>
       <w:pPr>
         <w:spacing w:after="0"/>
-        <w:rPr>
-          <w:rFonts w:hint="eastAsia"/>
-        </w:rPr>
-      </w:pPr>
-    </w:p>
-    <w:p>
-      <w:pPr>
-        <w:pStyle w:val="2"/>
-      </w:pPr>
-      <w:r>
-        <w:rPr>
-          <w:rFonts w:hint="eastAsia"/>
-        </w:rPr>
-        <w:lastRenderedPageBreak/>
-        <w:t>常见问题</w:t>
-      </w:r>
-      <w:r>
-        <w:rPr>
-          <w:rFonts w:hint="eastAsia"/>
-        </w:rPr>
-        <w:t>（</w:t>
-      </w:r>
-      <w:r>
-        <w:rPr>
-          <w:rFonts w:hint="eastAsia"/>
-        </w:rPr>
-        <w:t>FAQ</w:t>
-      </w:r>
-      <w:r>
-        <w:t>）</w:t>
-      </w:r>
-    </w:p>
-    <w:p>
-      <w:pPr>
-        <w:pStyle w:val="3"/>
-        <w:rPr>
-          <w:rFonts w:hint="eastAsia"/>
-        </w:rPr>
-      </w:pPr>
-      <w:proofErr w:type="gramStart"/>
-      <w:r>
-        <w:rPr>
-          <w:rFonts w:hint="eastAsia"/>
-        </w:rPr>
-        <w:t>图块素材</w:t>
-      </w:r>
-      <w:proofErr w:type="gramEnd"/>
-      <w:r>
-        <w:rPr>
-          <w:rFonts w:hint="eastAsia"/>
-        </w:rPr>
-        <w:t>画出来不完美</w:t>
-      </w:r>
-    </w:p>
-    <w:tbl>
-      <w:tblPr>
-        <w:tblStyle w:val="af"/>
-        <w:tblW w:w="8570" w:type="dxa"/>
-        <w:tblInd w:w="-176" w:type="dxa"/>
-        <w:tblBorders>
-          <w:top w:val="single" w:sz="4" w:space="0" w:color="D9D9D9" w:themeColor="background1" w:themeShade="D9"/>
-          <w:left w:val="none" w:sz="0" w:space="0" w:color="auto"/>
-          <w:bottom w:val="single" w:sz="4" w:space="0" w:color="D9D9D9" w:themeColor="background1" w:themeShade="D9"/>
-          <w:right w:val="none" w:sz="0" w:space="0" w:color="auto"/>
-          <w:insideH w:val="single" w:sz="4" w:space="0" w:color="D9D9D9" w:themeColor="background1" w:themeShade="D9"/>
-          <w:insideV w:val="none" w:sz="0" w:space="0" w:color="auto"/>
-        </w:tblBorders>
-        <w:tblLook w:val="04A0" w:firstRow="1" w:lastRow="0" w:firstColumn="1" w:lastColumn="0" w:noHBand="0" w:noVBand="1"/>
-      </w:tblPr>
-      <w:tblGrid>
-        <w:gridCol w:w="1418"/>
-        <w:gridCol w:w="7152"/>
-      </w:tblGrid>
-      <w:tr>
-        <w:tc>
-          <w:tcPr>
-            <w:tcW w:w="1418" w:type="dxa"/>
-          </w:tcPr>
-          <w:p>
-            <w:pPr>
-              <w:spacing w:after="0" w:line="276" w:lineRule="auto"/>
-            </w:pPr>
-            <w:r>
-              <w:rPr>
-                <w:rFonts w:hint="eastAsia"/>
-                <w:b/>
-                <w:bCs/>
-              </w:rPr>
-              <w:t>问题名称</w:t>
-            </w:r>
-          </w:p>
-        </w:tc>
-        <w:tc>
-          <w:tcPr>
-            <w:tcW w:w="7152" w:type="dxa"/>
-          </w:tcPr>
-          <w:p>
-            <w:pPr>
-              <w:spacing w:after="0" w:line="276" w:lineRule="auto"/>
-            </w:pPr>
-            <w:proofErr w:type="gramStart"/>
-            <w:r>
-              <w:rPr>
-                <w:rFonts w:hint="eastAsia"/>
-              </w:rPr>
-              <w:t>图块素材</w:t>
-            </w:r>
-            <w:proofErr w:type="gramEnd"/>
-            <w:r>
-              <w:rPr>
-                <w:rFonts w:hint="eastAsia"/>
-              </w:rPr>
-              <w:t>画出来不完美</w:t>
-            </w:r>
-          </w:p>
-        </w:tc>
-      </w:tr>
-      <w:tr>
-        <w:tc>
-          <w:tcPr>
-            <w:tcW w:w="1418" w:type="dxa"/>
-          </w:tcPr>
-          <w:p>
-            <w:pPr>
-              <w:spacing w:after="0" w:line="276" w:lineRule="auto"/>
-              <w:rPr>
-                <w:b/>
-                <w:bCs/>
-              </w:rPr>
-            </w:pPr>
-            <w:r>
-              <w:rPr>
-                <w:rFonts w:hint="eastAsia"/>
-                <w:b/>
-                <w:bCs/>
-              </w:rPr>
-              <w:t>问题图示</w:t>
-            </w:r>
-          </w:p>
-        </w:tc>
-        <w:tc>
-          <w:tcPr>
-            <w:tcW w:w="7152" w:type="dxa"/>
-          </w:tcPr>
-          <w:p>
-            <w:pPr>
-              <w:spacing w:after="0" w:line="276" w:lineRule="auto"/>
-              <w:rPr>
-                <w:rFonts w:hint="eastAsia"/>
-              </w:rPr>
-            </w:pPr>
-            <w:r>
-              <w:rPr>
-                <w:rFonts w:hint="eastAsia"/>
-              </w:rPr>
-              <w:t>有群友在画阶梯素材的时候，发现了突兀的细节：</w:t>
-            </w:r>
-          </w:p>
-          <w:p>
-            <w:pPr>
-              <w:spacing w:after="0" w:line="276" w:lineRule="auto"/>
-              <w:jc w:val="center"/>
-            </w:pPr>
-            <w:r>
-              <w:rPr>
-                <w:noProof/>
-              </w:rPr>
-              <w:drawing>
-                <wp:inline distT="0" distB="0" distL="0" distR="0" wp14:anchorId="308CB2E3" wp14:editId="3199F766">
-                  <wp:extent cx="2194560" cy="2034098"/>
-                  <wp:effectExtent l="0" t="0" r="0" b="4445"/>
-                  <wp:docPr id="28609612" name="图片 1"/>
-                  <wp:cNvGraphicFramePr>
-                    <a:graphicFrameLocks xmlns:a="http://schemas.openxmlformats.org/drawingml/2006/main" noChangeAspect="1"/>
-                  </wp:cNvGraphicFramePr>
-                  <a:graphic xmlns:a="http://schemas.openxmlformats.org/drawingml/2006/main">
-                    <a:graphicData uri="http://schemas.openxmlformats.org/drawingml/2006/picture">
-                      <pic:pic xmlns:pic="http://schemas.openxmlformats.org/drawingml/2006/picture">
-                        <pic:nvPicPr>
-                          <pic:cNvPr id="0" name="Picture 1"/>
-                          <pic:cNvPicPr>
-                            <a:picLocks noChangeAspect="1" noChangeArrowheads="1"/>
-                          </pic:cNvPicPr>
-                        </pic:nvPicPr>
-                        <pic:blipFill>
-                          <a:blip r:embed="rId110">
-                            <a:extLst>
-                              <a:ext uri="{28A0092B-C50C-407E-A947-70E740481C1C}">
-                                <a14:useLocalDpi xmlns:a14="http://schemas.microsoft.com/office/drawing/2010/main" val="0"/>
-                              </a:ext>
-                            </a:extLst>
-                          </a:blip>
-                          <a:srcRect/>
-                          <a:stretch>
-                            <a:fillRect/>
-                          </a:stretch>
-                        </pic:blipFill>
-                        <pic:spPr bwMode="auto">
-                          <a:xfrm>
-                            <a:off x="0" y="0"/>
-                            <a:ext cx="2204813" cy="2043601"/>
-                          </a:xfrm>
-                          <a:prstGeom prst="rect">
-                            <a:avLst/>
-                          </a:prstGeom>
-                          <a:noFill/>
-                          <a:ln>
-                            <a:noFill/>
-                          </a:ln>
-                        </pic:spPr>
-                      </pic:pic>
-                    </a:graphicData>
-                  </a:graphic>
-                </wp:inline>
-              </w:drawing>
-            </w:r>
-          </w:p>
-        </w:tc>
-      </w:tr>
-      <w:tr>
-        <w:tc>
-          <w:tcPr>
-            <w:tcW w:w="1418" w:type="dxa"/>
-          </w:tcPr>
-          <w:p>
-            <w:pPr>
-              <w:spacing w:after="0" w:line="276" w:lineRule="auto"/>
-              <w:rPr>
-                <w:b/>
-                <w:bCs/>
-              </w:rPr>
-            </w:pPr>
-            <w:r>
-              <w:rPr>
-                <w:rFonts w:hint="eastAsia"/>
-                <w:b/>
-                <w:bCs/>
-              </w:rPr>
-              <w:t>问题描述</w:t>
-            </w:r>
-          </w:p>
-        </w:tc>
-        <w:tc>
-          <w:tcPr>
-            <w:tcW w:w="7152" w:type="dxa"/>
-          </w:tcPr>
-          <w:p>
-            <w:pPr>
-              <w:spacing w:after="0" w:line="276" w:lineRule="auto"/>
-            </w:pPr>
-            <w:proofErr w:type="gramStart"/>
-            <w:r>
-              <w:rPr>
-                <w:rFonts w:hint="eastAsia"/>
-              </w:rPr>
-              <w:t>图块边缘</w:t>
-            </w:r>
-            <w:proofErr w:type="gramEnd"/>
-            <w:r>
-              <w:rPr>
-                <w:rFonts w:hint="eastAsia"/>
-              </w:rPr>
-              <w:t>少了一条</w:t>
-            </w:r>
-            <w:proofErr w:type="gramStart"/>
-            <w:r>
-              <w:rPr>
-                <w:rFonts w:hint="eastAsia"/>
-              </w:rPr>
-              <w:t>描</w:t>
-            </w:r>
-            <w:proofErr w:type="gramEnd"/>
-            <w:r>
-              <w:rPr>
-                <w:rFonts w:hint="eastAsia"/>
-              </w:rPr>
-              <w:t>边</w:t>
-            </w:r>
-            <w:r>
-              <w:rPr>
-                <w:rFonts w:hint="eastAsia"/>
-              </w:rPr>
-              <w:t>线</w:t>
-            </w:r>
-            <w:r>
-              <w:rPr>
-                <w:rFonts w:hint="eastAsia"/>
-              </w:rPr>
-              <w:t>。</w:t>
-            </w:r>
-          </w:p>
-        </w:tc>
-      </w:tr>
-      <w:tr>
-        <w:tc>
-          <w:tcPr>
-            <w:tcW w:w="1418" w:type="dxa"/>
-          </w:tcPr>
-          <w:p>
-            <w:pPr>
-              <w:spacing w:after="0" w:line="276" w:lineRule="auto"/>
-            </w:pPr>
-            <w:r>
-              <w:rPr>
-                <w:rFonts w:hint="eastAsia"/>
-                <w:b/>
-                <w:bCs/>
-              </w:rPr>
-              <w:t>原理解析</w:t>
-            </w:r>
-            <w:r>
-              <w:rPr>
-                <w:rFonts w:hint="eastAsia"/>
-                <w:b/>
-                <w:bCs/>
-              </w:rPr>
-              <w:t>1</w:t>
-            </w:r>
-          </w:p>
-        </w:tc>
-        <w:tc>
-          <w:tcPr>
-            <w:tcW w:w="7152" w:type="dxa"/>
-          </w:tcPr>
-          <w:p>
-            <w:pPr>
-              <w:spacing w:after="0"/>
-            </w:pPr>
-            <w:r>
-              <w:rPr>
-                <w:rFonts w:hint="eastAsia"/>
-              </w:rPr>
-              <w:t>没错，这个瑕疵就是因为</w:t>
-            </w:r>
-            <w:r>
-              <w:rPr>
-                <w:rFonts w:hint="eastAsia"/>
-              </w:rPr>
-              <w:t>48x48</w:t>
-            </w:r>
-            <w:proofErr w:type="gramStart"/>
-            <w:r>
-              <w:rPr>
-                <w:rFonts w:hint="eastAsia"/>
-              </w:rPr>
-              <w:t>图块单独</w:t>
-            </w:r>
-            <w:proofErr w:type="gramEnd"/>
-            <w:r>
-              <w:rPr>
-                <w:rFonts w:hint="eastAsia"/>
-              </w:rPr>
-              <w:t>绘制而造成的。</w:t>
-            </w:r>
-          </w:p>
-          <w:p>
-            <w:pPr>
-              <w:spacing w:after="0"/>
-              <w:rPr>
-                <w:rFonts w:hint="eastAsia"/>
-              </w:rPr>
-            </w:pPr>
-            <w:r>
-              <w:rPr>
-                <w:rFonts w:hint="eastAsia"/>
-              </w:rPr>
-              <w:t>其实你仔细观察</w:t>
-            </w:r>
-            <w:r>
-              <w:rPr>
-                <w:rFonts w:hint="eastAsia"/>
-              </w:rPr>
-              <w:t xml:space="preserve"> </w:t>
-            </w:r>
-            <w:r>
-              <w:rPr>
-                <w:rFonts w:hint="eastAsia"/>
-              </w:rPr>
-              <w:t>示例</w:t>
-            </w:r>
-            <w:r>
-              <w:rPr>
-                <w:rFonts w:hint="eastAsia"/>
-              </w:rPr>
-              <w:t>的素材</w:t>
-            </w:r>
-            <w:r>
-              <w:rPr>
-                <w:rFonts w:hint="eastAsia"/>
-              </w:rPr>
-              <w:t>，你也会发现不对劲的细节。</w:t>
-            </w:r>
-          </w:p>
-          <w:p>
-            <w:pPr>
-              <w:spacing w:after="0"/>
-              <w:jc w:val="center"/>
-            </w:pPr>
-            <w:r>
-              <w:drawing>
-                <wp:inline distT="0" distB="0" distL="0" distR="0" wp14:anchorId="34948255" wp14:editId="4FFB18B4">
-                  <wp:extent cx="3192780" cy="1929173"/>
-                  <wp:effectExtent l="0" t="0" r="7620" b="0"/>
-                  <wp:docPr id="1491870044" name="图片 3"/>
-                  <wp:cNvGraphicFramePr>
-                    <a:graphicFrameLocks xmlns:a="http://schemas.openxmlformats.org/drawingml/2006/main" noChangeAspect="1"/>
-                  </wp:cNvGraphicFramePr>
-                  <a:graphic xmlns:a="http://schemas.openxmlformats.org/drawingml/2006/main">
-                    <a:graphicData uri="http://schemas.openxmlformats.org/drawingml/2006/picture">
-                      <pic:pic xmlns:pic="http://schemas.openxmlformats.org/drawingml/2006/picture">
-                        <pic:nvPicPr>
-                          <pic:cNvPr id="0" name="Picture 5"/>
-                          <pic:cNvPicPr>
-                            <a:picLocks noChangeAspect="1" noChangeArrowheads="1"/>
-                          </pic:cNvPicPr>
-                        </pic:nvPicPr>
-                        <pic:blipFill>
-                          <a:blip r:embed="rId111">
-                            <a:extLst>
-                              <a:ext uri="{28A0092B-C50C-407E-A947-70E740481C1C}">
-                                <a14:useLocalDpi xmlns:a14="http://schemas.microsoft.com/office/drawing/2010/main" val="0"/>
-                              </a:ext>
-                            </a:extLst>
-                          </a:blip>
-                          <a:srcRect/>
-                          <a:stretch>
-                            <a:fillRect/>
-                          </a:stretch>
-                        </pic:blipFill>
-                        <pic:spPr bwMode="auto">
-                          <a:xfrm>
-                            <a:off x="0" y="0"/>
-                            <a:ext cx="3199362" cy="1933150"/>
-                          </a:xfrm>
-                          <a:prstGeom prst="rect">
-                            <a:avLst/>
-                          </a:prstGeom>
-                          <a:noFill/>
-                          <a:ln>
-                            <a:noFill/>
-                          </a:ln>
-                        </pic:spPr>
-                      </pic:pic>
-                    </a:graphicData>
-                  </a:graphic>
-                </wp:inline>
-              </w:drawing>
-            </w:r>
-          </w:p>
-          <w:p>
-            <w:pPr>
-              <w:spacing w:after="0"/>
-            </w:pPr>
-            <w:r>
-              <w:rPr>
-                <w:rFonts w:hint="eastAsia"/>
-              </w:rPr>
-              <w:t>图中红色箭头，阶梯的边缘提前被切掉了。</w:t>
-            </w:r>
-          </w:p>
-          <w:p>
-            <w:pPr>
-              <w:spacing w:after="0"/>
-            </w:pPr>
-            <w:r>
-              <w:rPr>
-                <w:rFonts w:hint="eastAsia"/>
-              </w:rPr>
-              <w:t>图中</w:t>
-            </w:r>
-            <w:r>
-              <w:rPr>
-                <w:rFonts w:hint="eastAsia"/>
-              </w:rPr>
-              <w:t>紫色箭头，阶梯提前闭合了亮</w:t>
-            </w:r>
-            <w:r>
-              <w:rPr>
-                <w:rFonts w:hint="eastAsia"/>
-              </w:rPr>
-              <w:t>边缘。</w:t>
-            </w:r>
-          </w:p>
-          <w:p>
-            <w:pPr>
-              <w:spacing w:after="0"/>
-              <w:rPr>
-                <w:rFonts w:hint="eastAsia"/>
-              </w:rPr>
-            </w:pPr>
-            <w:r>
-              <w:rPr>
-                <w:rFonts w:hint="eastAsia"/>
-              </w:rPr>
-              <w:t>这样的</w:t>
-            </w:r>
-            <w:r>
-              <w:rPr>
-                <w:rFonts w:hint="eastAsia"/>
-              </w:rPr>
-              <w:t xml:space="preserve"> </w:t>
-            </w:r>
-            <w:r>
-              <w:rPr>
-                <w:rFonts w:hint="eastAsia"/>
-              </w:rPr>
-              <w:t>提前切</w:t>
-            </w:r>
-            <w:r>
-              <w:rPr>
-                <w:rFonts w:hint="eastAsia"/>
-              </w:rPr>
-              <w:t>+</w:t>
-            </w:r>
-            <w:r>
-              <w:rPr>
-                <w:rFonts w:hint="eastAsia"/>
-              </w:rPr>
-              <w:t>提前闭合</w:t>
-            </w:r>
-            <w:r>
-              <w:rPr>
-                <w:rFonts w:hint="eastAsia"/>
-              </w:rPr>
-              <w:t xml:space="preserve"> </w:t>
-            </w:r>
-            <w:r>
-              <w:rPr>
-                <w:rFonts w:hint="eastAsia"/>
-              </w:rPr>
-              <w:t>，造成了示例</w:t>
-            </w:r>
-            <w:r>
-              <w:rPr>
-                <w:rFonts w:hint="eastAsia"/>
-              </w:rPr>
-              <w:t>中</w:t>
-            </w:r>
-            <w:r>
-              <w:rPr>
-                <w:rFonts w:hint="eastAsia"/>
-              </w:rPr>
-              <w:t>的</w:t>
-            </w:r>
-            <w:r>
-              <w:rPr>
-                <w:rFonts w:hint="eastAsia"/>
-              </w:rPr>
-              <w:t>1</w:t>
-            </w:r>
-            <w:r>
-              <w:rPr>
-                <w:rFonts w:hint="eastAsia"/>
-              </w:rPr>
-              <w:t>像素小凸起。</w:t>
-            </w:r>
-          </w:p>
-          <w:p>
-            <w:pPr>
-              <w:spacing w:after="0"/>
-              <w:jc w:val="center"/>
-              <w:rPr>
-                <w:rFonts w:ascii="宋体" w:eastAsia="宋体" w:hAnsi="宋体" w:cs="宋体" w:hint="eastAsia"/>
-                <w:sz w:val="24"/>
-                <w:szCs w:val="24"/>
-              </w:rPr>
-            </w:pPr>
-            <w:r>
-              <w:rPr>
-                <w:rFonts w:ascii="宋体" w:eastAsia="宋体" w:hAnsi="宋体" w:cs="宋体"/>
-                <w:noProof/>
-                <w:sz w:val="24"/>
-                <w:szCs w:val="24"/>
-              </w:rPr>
-              <w:drawing>
-                <wp:inline distT="0" distB="0" distL="0" distR="0" wp14:anchorId="16D86E9D" wp14:editId="63B45BC3">
-                  <wp:extent cx="3078117" cy="1554480"/>
-                  <wp:effectExtent l="0" t="0" r="8255" b="7620"/>
-                  <wp:docPr id="308727650" name="图片 4"/>
-                  <wp:cNvGraphicFramePr>
-                    <a:graphicFrameLocks xmlns:a="http://schemas.openxmlformats.org/drawingml/2006/main" noChangeAspect="1"/>
-                  </wp:cNvGraphicFramePr>
-                  <a:graphic xmlns:a="http://schemas.openxmlformats.org/drawingml/2006/main">
-                    <a:graphicData uri="http://schemas.openxmlformats.org/drawingml/2006/picture">
-                      <pic:pic xmlns:pic="http://schemas.openxmlformats.org/drawingml/2006/picture">
-                        <pic:nvPicPr>
-                          <pic:cNvPr id="0" name="Picture 7"/>
-                          <pic:cNvPicPr>
-                            <a:picLocks noChangeAspect="1" noChangeArrowheads="1"/>
-                          </pic:cNvPicPr>
-                        </pic:nvPicPr>
-                        <pic:blipFill>
-                          <a:blip r:embed="rId130">
-                            <a:extLst>
-                              <a:ext uri="{28A0092B-C50C-407E-A947-70E740481C1C}">
-                                <a14:useLocalDpi xmlns:a14="http://schemas.microsoft.com/office/drawing/2010/main" val="0"/>
-                              </a:ext>
-                            </a:extLst>
-                          </a:blip>
-                          <a:srcRect/>
-                          <a:stretch>
-                            <a:fillRect/>
-                          </a:stretch>
-                        </pic:blipFill>
-                        <pic:spPr bwMode="auto">
-                          <a:xfrm>
-                            <a:off x="0" y="0"/>
-                            <a:ext cx="3087065" cy="1558999"/>
-                          </a:xfrm>
-                          <a:prstGeom prst="rect">
-                            <a:avLst/>
-                          </a:prstGeom>
-                          <a:noFill/>
-                          <a:ln>
-                            <a:noFill/>
-                          </a:ln>
-                        </pic:spPr>
-                      </pic:pic>
-                    </a:graphicData>
-                  </a:graphic>
-                </wp:inline>
-              </w:drawing>
-            </w:r>
-          </w:p>
-        </w:tc>
-      </w:tr>
-      <w:tr>
-        <w:tc>
-          <w:tcPr>
-            <w:tcW w:w="1418" w:type="dxa"/>
-          </w:tcPr>
-          <w:p>
-            <w:pPr>
-              <w:spacing w:after="0" w:line="276" w:lineRule="auto"/>
-              <w:rPr>
-                <w:rFonts w:hint="eastAsia"/>
-                <w:b/>
-                <w:bCs/>
-              </w:rPr>
-            </w:pPr>
-            <w:r>
-              <w:rPr>
-                <w:rFonts w:hint="eastAsia"/>
-                <w:b/>
-                <w:bCs/>
-              </w:rPr>
-              <w:lastRenderedPageBreak/>
-              <w:t>原理解析</w:t>
-            </w:r>
-            <w:r>
-              <w:rPr>
-                <w:rFonts w:hint="eastAsia"/>
-                <w:b/>
-                <w:bCs/>
-              </w:rPr>
-              <w:t>2</w:t>
-            </w:r>
-          </w:p>
-        </w:tc>
-        <w:tc>
-          <w:tcPr>
-            <w:tcW w:w="7152" w:type="dxa"/>
-          </w:tcPr>
-          <w:p>
-            <w:pPr>
-              <w:spacing w:after="0"/>
-            </w:pPr>
-            <w:r>
-              <w:rPr>
-                <w:rFonts w:hint="eastAsia"/>
-              </w:rPr>
-              <w:t>这</w:t>
-            </w:r>
-            <w:r>
-              <w:rPr>
-                <w:rFonts w:hint="eastAsia"/>
-              </w:rPr>
-              <w:t>1</w:t>
-            </w:r>
-            <w:r>
-              <w:rPr>
-                <w:rFonts w:hint="eastAsia"/>
-              </w:rPr>
-              <w:t>像素的小凸起是故意画的。</w:t>
-            </w:r>
-          </w:p>
-          <w:p>
-            <w:pPr>
-              <w:spacing w:after="0"/>
-            </w:pPr>
-            <w:r>
-              <w:rPr>
-                <w:rFonts w:hint="eastAsia"/>
-              </w:rPr>
-              <w:t>因为要兼容一个单独楼梯的情况，所以只能提前闭合亮边缘。</w:t>
-            </w:r>
-          </w:p>
-          <w:p>
-            <w:pPr>
-              <w:spacing w:after="0"/>
-              <w:jc w:val="center"/>
-              <w:rPr>
-                <w:rFonts w:hint="eastAsia"/>
-              </w:rPr>
-            </w:pPr>
-            <w:r>
-              <w:drawing>
-                <wp:inline distT="0" distB="0" distL="0" distR="0" wp14:anchorId="11E9C1CC" wp14:editId="4FBC76AA">
-                  <wp:extent cx="2082165" cy="1563821"/>
-                  <wp:effectExtent l="0" t="0" r="0" b="0"/>
-                  <wp:docPr id="413236870" name="图片 5"/>
-                  <wp:cNvGraphicFramePr>
-                    <a:graphicFrameLocks xmlns:a="http://schemas.openxmlformats.org/drawingml/2006/main" noChangeAspect="1"/>
-                  </wp:cNvGraphicFramePr>
-                  <a:graphic xmlns:a="http://schemas.openxmlformats.org/drawingml/2006/main">
-                    <a:graphicData uri="http://schemas.openxmlformats.org/drawingml/2006/picture">
-                      <pic:pic xmlns:pic="http://schemas.openxmlformats.org/drawingml/2006/picture">
-                        <pic:nvPicPr>
-                          <pic:cNvPr id="0" name="Picture 9"/>
-                          <pic:cNvPicPr>
-                            <a:picLocks noChangeAspect="1" noChangeArrowheads="1"/>
-                          </pic:cNvPicPr>
-                        </pic:nvPicPr>
-                        <pic:blipFill>
-                          <a:blip r:embed="rId108">
-                            <a:extLst>
-                              <a:ext uri="{28A0092B-C50C-407E-A947-70E740481C1C}">
-                                <a14:useLocalDpi xmlns:a14="http://schemas.microsoft.com/office/drawing/2010/main" val="0"/>
-                              </a:ext>
-                            </a:extLst>
-                          </a:blip>
-                          <a:srcRect/>
-                          <a:stretch>
-                            <a:fillRect/>
-                          </a:stretch>
-                        </pic:blipFill>
-                        <pic:spPr bwMode="auto">
-                          <a:xfrm>
-                            <a:off x="0" y="0"/>
-                            <a:ext cx="2093257" cy="1572151"/>
-                          </a:xfrm>
-                          <a:prstGeom prst="rect">
-                            <a:avLst/>
-                          </a:prstGeom>
-                          <a:noFill/>
-                          <a:ln>
-                            <a:noFill/>
-                          </a:ln>
-                        </pic:spPr>
-                      </pic:pic>
-                    </a:graphicData>
-                  </a:graphic>
-                </wp:inline>
-              </w:drawing>
-            </w:r>
-            <w:r>
-              <w:drawing>
-                <wp:inline distT="0" distB="0" distL="0" distR="0" wp14:anchorId="0C214382" wp14:editId="73278D58">
-                  <wp:extent cx="1965491" cy="1577306"/>
-                  <wp:effectExtent l="0" t="0" r="0" b="4445"/>
-                  <wp:docPr id="1280255738" name="图片 47"/>
-                  <wp:cNvGraphicFramePr>
-                    <a:graphicFrameLocks xmlns:a="http://schemas.openxmlformats.org/drawingml/2006/main" noChangeAspect="1"/>
-                  </wp:cNvGraphicFramePr>
-                  <a:graphic xmlns:a="http://schemas.openxmlformats.org/drawingml/2006/main">
-                    <a:graphicData uri="http://schemas.openxmlformats.org/drawingml/2006/picture">
-                      <pic:pic xmlns:pic="http://schemas.openxmlformats.org/drawingml/2006/picture">
-                        <pic:nvPicPr>
-                          <pic:cNvPr id="0" name="Picture 102"/>
-                          <pic:cNvPicPr>
-                            <a:picLocks noChangeAspect="1" noChangeArrowheads="1"/>
-                          </pic:cNvPicPr>
-                        </pic:nvPicPr>
-                        <pic:blipFill>
-                          <a:blip r:embed="rId109">
-                            <a:extLst>
-                              <a:ext uri="{28A0092B-C50C-407E-A947-70E740481C1C}">
-                                <a14:useLocalDpi xmlns:a14="http://schemas.microsoft.com/office/drawing/2010/main" val="0"/>
-                              </a:ext>
-                            </a:extLst>
-                          </a:blip>
-                          <a:srcRect/>
-                          <a:stretch>
-                            <a:fillRect/>
-                          </a:stretch>
-                        </pic:blipFill>
-                        <pic:spPr bwMode="auto">
-                          <a:xfrm>
-                            <a:off x="0" y="0"/>
-                            <a:ext cx="1984388" cy="1592471"/>
-                          </a:xfrm>
-                          <a:prstGeom prst="rect">
-                            <a:avLst/>
-                          </a:prstGeom>
-                          <a:noFill/>
-                          <a:ln>
-                            <a:noFill/>
-                          </a:ln>
-                        </pic:spPr>
-                      </pic:pic>
-                    </a:graphicData>
-                  </a:graphic>
-                </wp:inline>
-              </w:drawing>
-            </w:r>
-          </w:p>
-        </w:tc>
-      </w:tr>
-      <w:tr>
-        <w:tc>
-          <w:tcPr>
-            <w:tcW w:w="1418" w:type="dxa"/>
-          </w:tcPr>
-          <w:p>
-            <w:pPr>
-              <w:spacing w:after="0" w:line="276" w:lineRule="auto"/>
-              <w:rPr>
-                <w:b/>
-                <w:bCs/>
-              </w:rPr>
-            </w:pPr>
-            <w:r>
-              <w:rPr>
-                <w:rFonts w:hint="eastAsia"/>
-                <w:b/>
-                <w:bCs/>
-              </w:rPr>
-              <w:t>解决方案</w:t>
-            </w:r>
-          </w:p>
-        </w:tc>
-        <w:tc>
-          <w:tcPr>
-            <w:tcW w:w="7152" w:type="dxa"/>
-          </w:tcPr>
-          <w:p>
-            <w:pPr>
-              <w:spacing w:after="0" w:line="276" w:lineRule="auto"/>
-            </w:pPr>
-            <w:r>
-              <w:rPr>
-                <w:rFonts w:hint="eastAsia"/>
-              </w:rPr>
-              <w:t>无法解决小凸起问题，只能</w:t>
-            </w:r>
-            <w:r>
-              <w:rPr>
-                <w:rFonts w:hint="eastAsia"/>
-              </w:rPr>
-              <w:t>使用相近</w:t>
-            </w:r>
-            <w:r>
-              <w:rPr>
-                <w:rFonts w:hint="eastAsia"/>
-              </w:rPr>
-              <w:t>颜色</w:t>
-            </w:r>
-            <w:r>
-              <w:rPr>
-                <w:rFonts w:hint="eastAsia"/>
-              </w:rPr>
-              <w:t>来</w:t>
-            </w:r>
-            <w:r>
-              <w:rPr>
-                <w:rFonts w:hint="eastAsia"/>
-              </w:rPr>
-              <w:t>减弱突兀感。</w:t>
-            </w:r>
-          </w:p>
-          <w:p>
-            <w:pPr>
-              <w:spacing w:after="0" w:line="276" w:lineRule="auto"/>
-            </w:pPr>
-            <w:r>
-              <w:rPr>
-                <w:rFonts w:hint="eastAsia"/>
-              </w:rPr>
-              <w:t>不要用左图的黑白明显的对比色，</w:t>
-            </w:r>
-          </w:p>
-          <w:p>
-            <w:pPr>
-              <w:spacing w:after="0" w:line="276" w:lineRule="auto"/>
-            </w:pPr>
-            <w:r>
-              <w:rPr>
-                <w:rFonts w:hint="eastAsia"/>
-              </w:rPr>
-              <w:t>要</w:t>
-            </w:r>
-            <w:r>
-              <w:rPr>
-                <w:rFonts w:hint="eastAsia"/>
-              </w:rPr>
-              <w:t>用</w:t>
-            </w:r>
-            <w:r>
-              <w:rPr>
-                <w:rFonts w:hint="eastAsia"/>
-              </w:rPr>
-              <w:t>画</w:t>
-            </w:r>
-            <w:r>
-              <w:rPr>
-                <w:rFonts w:hint="eastAsia"/>
-              </w:rPr>
-              <w:t>阶梯的相似颜色</w:t>
-            </w:r>
-            <w:r>
-              <w:rPr>
-                <w:rFonts w:hint="eastAsia"/>
-              </w:rPr>
-              <w:t>（如</w:t>
-            </w:r>
-            <w:r>
-              <w:rPr>
-                <w:rFonts w:hint="eastAsia"/>
-              </w:rPr>
-              <w:t>青色</w:t>
-            </w:r>
-            <w:r>
-              <w:rPr>
-                <w:rFonts w:hint="eastAsia"/>
-              </w:rPr>
-              <w:t>+</w:t>
-            </w:r>
-            <w:r>
-              <w:rPr>
-                <w:rFonts w:hint="eastAsia"/>
-              </w:rPr>
-              <w:t>蓝色</w:t>
-            </w:r>
-            <w:r>
-              <w:rPr>
-                <w:rFonts w:hint="eastAsia"/>
-              </w:rPr>
-              <w:t>）</w:t>
-            </w:r>
-            <w:r>
-              <w:t>，就不</w:t>
-            </w:r>
-            <w:r>
-              <w:rPr>
-                <w:rFonts w:hint="eastAsia"/>
-              </w:rPr>
-              <w:t>容易看</w:t>
-            </w:r>
-            <w:r>
-              <w:t>出来了</w:t>
-            </w:r>
-            <w:r>
-              <w:rPr>
-                <w:rFonts w:hint="eastAsia"/>
-              </w:rPr>
-              <w:t>。</w:t>
-            </w:r>
-          </w:p>
-          <w:p>
-            <w:pPr>
-              <w:spacing w:after="0" w:line="276" w:lineRule="auto"/>
-              <w:rPr>
-                <w:rFonts w:hint="eastAsia"/>
-              </w:rPr>
-            </w:pPr>
-            <w:r>
-              <w:rPr>
-                <w:rFonts w:hint="eastAsia"/>
-              </w:rPr>
-              <w:t>（这</w:t>
-            </w:r>
-            <w:r>
-              <w:rPr>
-                <w:rFonts w:hint="eastAsia"/>
-              </w:rPr>
-              <w:t>1</w:t>
-            </w:r>
-            <w:r>
-              <w:rPr>
-                <w:rFonts w:hint="eastAsia"/>
-              </w:rPr>
-              <w:t>像素的瑕疵，只要不明显，大部分玩家都注意不到的）</w:t>
-            </w:r>
-          </w:p>
-          <w:p>
-            <w:pPr>
-              <w:spacing w:after="0" w:line="276" w:lineRule="auto"/>
-            </w:pPr>
-            <w:r>
-              <w:rPr>
-                <w:noProof/>
-              </w:rPr>
-              <w:drawing>
-                <wp:inline distT="0" distB="0" distL="0" distR="0" wp14:anchorId="5C6114C9" wp14:editId="468FE2CD">
-                  <wp:extent cx="1668886" cy="1546860"/>
-                  <wp:effectExtent l="0" t="0" r="7620" b="0"/>
-                  <wp:docPr id="1569385237" name="图片 1"/>
-                  <wp:cNvGraphicFramePr>
-                    <a:graphicFrameLocks xmlns:a="http://schemas.openxmlformats.org/drawingml/2006/main" noChangeAspect="1"/>
-                  </wp:cNvGraphicFramePr>
-                  <a:graphic xmlns:a="http://schemas.openxmlformats.org/drawingml/2006/main">
-                    <a:graphicData uri="http://schemas.openxmlformats.org/drawingml/2006/picture">
-                      <pic:pic xmlns:pic="http://schemas.openxmlformats.org/drawingml/2006/picture">
-                        <pic:nvPicPr>
-                          <pic:cNvPr id="0" name="Picture 1"/>
-                          <pic:cNvPicPr>
-                            <a:picLocks noChangeAspect="1" noChangeArrowheads="1"/>
-                          </pic:cNvPicPr>
-                        </pic:nvPicPr>
-                        <pic:blipFill>
-                          <a:blip r:embed="rId110">
-                            <a:extLst>
-                              <a:ext uri="{28A0092B-C50C-407E-A947-70E740481C1C}">
-                                <a14:useLocalDpi xmlns:a14="http://schemas.microsoft.com/office/drawing/2010/main" val="0"/>
-                              </a:ext>
-                            </a:extLst>
-                          </a:blip>
-                          <a:srcRect/>
-                          <a:stretch>
-                            <a:fillRect/>
-                          </a:stretch>
-                        </pic:blipFill>
-                        <pic:spPr bwMode="auto">
-                          <a:xfrm>
-                            <a:off x="0" y="0"/>
-                            <a:ext cx="1678668" cy="1555926"/>
-                          </a:xfrm>
-                          <a:prstGeom prst="rect">
-                            <a:avLst/>
-                          </a:prstGeom>
-                          <a:noFill/>
-                          <a:ln>
-                            <a:noFill/>
-                          </a:ln>
-                        </pic:spPr>
-                      </pic:pic>
-                    </a:graphicData>
-                  </a:graphic>
-                </wp:inline>
-              </w:drawing>
-            </w:r>
-            <w:r>
-              <w:drawing>
-                <wp:inline distT="0" distB="0" distL="0" distR="0" wp14:anchorId="712CBDD2" wp14:editId="714597DC">
-                  <wp:extent cx="2598349" cy="1570000"/>
-                  <wp:effectExtent l="0" t="0" r="0" b="0"/>
-                  <wp:docPr id="1962763533" name="图片 3"/>
-                  <wp:cNvGraphicFramePr>
-                    <a:graphicFrameLocks xmlns:a="http://schemas.openxmlformats.org/drawingml/2006/main" noChangeAspect="1"/>
-                  </wp:cNvGraphicFramePr>
-                  <a:graphic xmlns:a="http://schemas.openxmlformats.org/drawingml/2006/main">
-                    <a:graphicData uri="http://schemas.openxmlformats.org/drawingml/2006/picture">
-                      <pic:pic xmlns:pic="http://schemas.openxmlformats.org/drawingml/2006/picture">
-                        <pic:nvPicPr>
-                          <pic:cNvPr id="0" name="Picture 5"/>
-                          <pic:cNvPicPr>
-                            <a:picLocks noChangeAspect="1" noChangeArrowheads="1"/>
-                          </pic:cNvPicPr>
-                        </pic:nvPicPr>
-                        <pic:blipFill>
-                          <a:blip r:embed="rId111">
-                            <a:extLst>
-                              <a:ext uri="{28A0092B-C50C-407E-A947-70E740481C1C}">
-                                <a14:useLocalDpi xmlns:a14="http://schemas.microsoft.com/office/drawing/2010/main" val="0"/>
-                              </a:ext>
-                            </a:extLst>
-                          </a:blip>
-                          <a:srcRect/>
-                          <a:stretch>
-                            <a:fillRect/>
-                          </a:stretch>
-                        </pic:blipFill>
-                        <pic:spPr bwMode="auto">
-                          <a:xfrm>
-                            <a:off x="0" y="0"/>
-                            <a:ext cx="2607016" cy="1575237"/>
-                          </a:xfrm>
-                          <a:prstGeom prst="rect">
-                            <a:avLst/>
-                          </a:prstGeom>
-                          <a:noFill/>
-                          <a:ln>
-                            <a:noFill/>
-                          </a:ln>
-                        </pic:spPr>
-                      </pic:pic>
-                    </a:graphicData>
-                  </a:graphic>
-                </wp:inline>
-              </w:drawing>
-            </w:r>
-          </w:p>
-          <w:p>
-            <w:pPr>
-              <w:spacing w:after="0" w:line="276" w:lineRule="auto"/>
-            </w:pPr>
-            <w:r>
-              <w:rPr>
-                <w:rFonts w:hint="eastAsia"/>
-              </w:rPr>
-              <w:t>其它弱化瑕疵的方法：</w:t>
-            </w:r>
-          </w:p>
-          <w:p>
-            <w:pPr>
-              <w:spacing w:after="0" w:line="276" w:lineRule="auto"/>
-              <w:rPr>
-                <w:rFonts w:hint="eastAsia"/>
-              </w:rPr>
-            </w:pPr>
-            <w:hyperlink w:anchor="_3）弱化瑕疵_-_阶梯与图块的边缘" w:history="1">
-              <w:r>
-                <w:rPr>
-                  <w:rStyle w:val="a4"/>
-                  <w:rFonts w:hint="eastAsia"/>
-                </w:rPr>
-                <w:t>3</w:t>
-              </w:r>
-              <w:r>
-                <w:rPr>
-                  <w:rStyle w:val="a4"/>
-                  <w:rFonts w:hint="eastAsia"/>
-                </w:rPr>
-                <w:t>）弱化瑕疵</w:t>
-              </w:r>
-              <w:r>
-                <w:rPr>
-                  <w:rStyle w:val="a4"/>
-                  <w:rFonts w:hint="eastAsia"/>
-                </w:rPr>
-                <w:t xml:space="preserve"> - </w:t>
-              </w:r>
-              <w:r>
-                <w:rPr>
-                  <w:rStyle w:val="a4"/>
-                  <w:rFonts w:hint="eastAsia"/>
-                </w:rPr>
-                <w:t>阶梯</w:t>
-              </w:r>
-              <w:proofErr w:type="gramStart"/>
-              <w:r>
-                <w:rPr>
-                  <w:rStyle w:val="a4"/>
-                  <w:rFonts w:hint="eastAsia"/>
-                </w:rPr>
-                <w:t>与图块的</w:t>
-              </w:r>
-              <w:proofErr w:type="gramEnd"/>
-              <w:r>
-                <w:rPr>
-                  <w:rStyle w:val="a4"/>
-                  <w:rFonts w:hint="eastAsia"/>
-                </w:rPr>
-                <w:t>边缘</w:t>
-              </w:r>
-            </w:hyperlink>
-            <w:r>
-              <w:rPr>
-                <w:rFonts w:hint="eastAsia"/>
-              </w:rPr>
-              <w:t xml:space="preserve"> </w:t>
-            </w:r>
-          </w:p>
-          <w:p>
-            <w:pPr>
-              <w:spacing w:after="0" w:line="276" w:lineRule="auto"/>
-              <w:rPr>
-                <w:rFonts w:hint="eastAsia"/>
-              </w:rPr>
-            </w:pPr>
-            <w:hyperlink w:anchor="_4）弱化瑕疵_-_斜坡的阴影" w:history="1">
-              <w:r>
-                <w:rPr>
-                  <w:rStyle w:val="a4"/>
-                  <w:rFonts w:hint="eastAsia"/>
-                </w:rPr>
-                <w:t>4</w:t>
-              </w:r>
-              <w:r>
-                <w:rPr>
-                  <w:rStyle w:val="a4"/>
-                  <w:rFonts w:hint="eastAsia"/>
-                </w:rPr>
-                <w:t>）弱化瑕疵</w:t>
-              </w:r>
-              <w:r>
-                <w:rPr>
-                  <w:rStyle w:val="a4"/>
-                  <w:rFonts w:hint="eastAsia"/>
-                </w:rPr>
-                <w:t xml:space="preserve"> - </w:t>
-              </w:r>
-              <w:r>
-                <w:rPr>
-                  <w:rStyle w:val="a4"/>
-                  <w:rFonts w:hint="eastAsia"/>
-                </w:rPr>
-                <w:t>斜坡的阴影</w:t>
-              </w:r>
-            </w:hyperlink>
-            <w:r>
-              <w:rPr>
-                <w:rFonts w:hint="eastAsia"/>
-              </w:rPr>
-              <w:t xml:space="preserve"> </w:t>
-            </w:r>
-          </w:p>
-          <w:p>
-            <w:pPr>
-              <w:spacing w:after="0" w:line="276" w:lineRule="auto"/>
-              <w:rPr>
-                <w:rFonts w:hint="eastAsia"/>
-              </w:rPr>
-            </w:pPr>
-            <w:hyperlink w:anchor="_5）弱化瑕疵_-_相反的色块" w:history="1">
-              <w:r>
-                <w:rPr>
-                  <w:rStyle w:val="a4"/>
-                  <w:rFonts w:hint="eastAsia"/>
-                </w:rPr>
-                <w:t>5</w:t>
-              </w:r>
-              <w:r>
-                <w:rPr>
-                  <w:rStyle w:val="a4"/>
-                  <w:rFonts w:hint="eastAsia"/>
-                </w:rPr>
-                <w:t>）弱化瑕疵</w:t>
-              </w:r>
-              <w:r>
-                <w:rPr>
-                  <w:rStyle w:val="a4"/>
-                  <w:rFonts w:hint="eastAsia"/>
-                </w:rPr>
-                <w:t xml:space="preserve"> - </w:t>
-              </w:r>
-              <w:r>
-                <w:rPr>
-                  <w:rStyle w:val="a4"/>
-                  <w:rFonts w:hint="eastAsia"/>
-                </w:rPr>
-                <w:t>相反的色块</w:t>
-              </w:r>
-            </w:hyperlink>
-            <w:r>
-              <w:rPr>
-                <w:rFonts w:hint="eastAsia"/>
-              </w:rPr>
-              <w:t xml:space="preserve"> </w:t>
-            </w:r>
-          </w:p>
-        </w:tc>
-      </w:tr>
-    </w:tbl>
-    <w:p>
-      <w:pPr>
-        <w:spacing w:after="0"/>
-        <w:rPr>
-          <w:rFonts w:hint="eastAsia"/>
-        </w:rPr>
       </w:pPr>
     </w:p>
     <w:sectPr>
-      <w:headerReference w:type="default" r:id="rId131"/>
+      <w:headerReference w:type="default" r:id="rId117"/>
       <w:pgSz w:w="11906" w:h="16838"/>
       <w:pgMar w:top="1440" w:right="1800" w:bottom="1440" w:left="1800" w:header="851" w:footer="992" w:gutter="0"/>
       <w:cols w:space="425"/>
@@ -19912,7 +15514,7 @@
     <w:pPr>
       <w:jc w:val="center"/>
       <w:rPr>
-        <w:rFonts w:ascii="微软雅黑" w:hAnsi="微软雅黑"/>
+        <w:rFonts w:ascii="微软雅黑" w:hAnsi="微软雅黑" w:hint="eastAsia"/>
         <w:sz w:val="20"/>
       </w:rPr>
     </w:pPr>
@@ -20005,7 +15607,6 @@
       </w:rPr>
       <w:t xml:space="preserve">   </w:t>
     </w:r>
-    <w:proofErr w:type="spellStart"/>
     <w:r>
       <w:rPr>
         <w:rFonts w:ascii="微软雅黑" w:hAnsi="微软雅黑"/>
@@ -20013,7 +15614,6 @@
       </w:rPr>
       <w:t>drill_up</w:t>
     </w:r>
-    <w:proofErr w:type="spellEnd"/>
   </w:p>
 </w:hdr>
 </file>
